--- a/文件/系統簡介.docx
+++ b/文件/系統簡介.docx
@@ -1,6 +1,6 @@
 
 <file path=word/document.xml><?xml version="1.0" encoding="utf-8"?>
-<w:document xmlns:wpc="http://schemas.microsoft.com/office/word/2010/wordprocessingCanvas" xmlns:cx="http://schemas.microsoft.com/office/drawing/2014/chartex" xmlns:cx1="http://schemas.microsoft.com/office/drawing/2015/9/8/chartex" xmlns:cx2="http://schemas.microsoft.com/office/drawing/2015/10/21/chartex" xmlns:cx3="http://schemas.microsoft.com/office/drawing/2016/5/9/chartex" xmlns:cx4="http://schemas.microsoft.com/office/drawing/2016/5/10/chartex" xmlns:cx5="http://schemas.microsoft.com/office/drawing/2016/5/11/chartex" xmlns:cx6="http://schemas.microsoft.com/office/drawing/2016/5/12/chartex" xmlns:cx7="http://schemas.microsoft.com/office/drawing/2016/5/13/chartex" xmlns:cx8="http://schemas.microsoft.com/office/drawing/2016/5/14/chartex" xmlns:mc="http://schemas.openxmlformats.org/markup-compatibility/2006" xmlns:aink="http://schemas.microsoft.com/office/drawing/2016/ink" xmlns:am3d="http://schemas.microsoft.com/office/drawing/2017/model3d" xmlns:o="urn:schemas-microsoft-com:office:office" xmlns:r="http://schemas.openxmlformats.org/officeDocument/2006/relationships" xmlns:m="http://schemas.openxmlformats.org/officeDocument/2006/math" xmlns:v="urn:schemas-microsoft-com:vml" xmlns:wp14="http://schemas.microsoft.com/office/word/2010/wordprocessingDrawing" xmlns:wp="http://schemas.openxmlformats.org/drawingml/2006/wordprocessingDrawing" xmlns:w10="urn:schemas-microsoft-com:office:word" xmlns:w="http://schemas.openxmlformats.org/wordprocessingml/2006/main" xmlns:w14="http://schemas.microsoft.com/office/word/2010/wordml" xmlns:w15="http://schemas.microsoft.com/office/word/2012/wordml" xmlns:w16cex="http://schemas.microsoft.com/office/word/2018/wordml/cex" xmlns:w16cid="http://schemas.microsoft.com/office/word/2016/wordml/cid" xmlns:w16="http://schemas.microsoft.com/office/word/2018/wordml" xmlns:w16sdtdh="http://schemas.microsoft.com/office/word/2020/wordml/sdtdatahash" xmlns:w16se="http://schemas.microsoft.com/office/word/2015/wordml/symex" xmlns:wpg="http://schemas.microsoft.com/office/word/2010/wordprocessingGroup" xmlns:wpi="http://schemas.microsoft.com/office/word/2010/wordprocessingInk" xmlns:wne="http://schemas.microsoft.com/office/word/2006/wordml" xmlns:wps="http://schemas.microsoft.com/office/word/2010/wordprocessingShape" mc:Ignorable="w14 w15 w16se w16cid w16 w16cex w16sdtdh wp14">
+<w:document xmlns:wpc="http://schemas.microsoft.com/office/word/2010/wordprocessingCanvas" xmlns:cx="http://schemas.microsoft.com/office/drawing/2014/chartex" xmlns:cx1="http://schemas.microsoft.com/office/drawing/2015/9/8/chartex" xmlns:cx2="http://schemas.microsoft.com/office/drawing/2015/10/21/chartex" xmlns:cx3="http://schemas.microsoft.com/office/drawing/2016/5/9/chartex" xmlns:cx4="http://schemas.microsoft.com/office/drawing/2016/5/10/chartex" xmlns:cx5="http://schemas.microsoft.com/office/drawing/2016/5/11/chartex" xmlns:cx6="http://schemas.microsoft.com/office/drawing/2016/5/12/chartex" xmlns:cx7="http://schemas.microsoft.com/office/drawing/2016/5/13/chartex" xmlns:cx8="http://schemas.microsoft.com/office/drawing/2016/5/14/chartex" xmlns:mc="http://schemas.openxmlformats.org/markup-compatibility/2006" xmlns:aink="http://schemas.microsoft.com/office/drawing/2016/ink" xmlns:am3d="http://schemas.microsoft.com/office/drawing/2017/model3d" xmlns:o="urn:schemas-microsoft-com:office:office" xmlns:oel="http://schemas.microsoft.com/office/2019/extlst" xmlns:r="http://schemas.openxmlformats.org/officeDocument/2006/relationships" xmlns:m="http://schemas.openxmlformats.org/officeDocument/2006/math" xmlns:v="urn:schemas-microsoft-com:vml" xmlns:wp14="http://schemas.microsoft.com/office/word/2010/wordprocessingDrawing" xmlns:wp="http://schemas.openxmlformats.org/drawingml/2006/wordprocessingDrawing" xmlns:w10="urn:schemas-microsoft-com:office:word" xmlns:w="http://schemas.openxmlformats.org/wordprocessingml/2006/main" xmlns:w14="http://schemas.microsoft.com/office/word/2010/wordml" xmlns:w15="http://schemas.microsoft.com/office/word/2012/wordml" xmlns:w16cex="http://schemas.microsoft.com/office/word/2018/wordml/cex" xmlns:w16cid="http://schemas.microsoft.com/office/word/2016/wordml/cid" xmlns:w16="http://schemas.microsoft.com/office/word/2018/wordml" xmlns:w16du="http://schemas.microsoft.com/office/word/2023/wordml/word16du" xmlns:w16sdtdh="http://schemas.microsoft.com/office/word/2020/wordml/sdtdatahash" xmlns:w16sdtfl="http://schemas.microsoft.com/office/word/2024/wordml/sdtformatlock" xmlns:w16se="http://schemas.microsoft.com/office/word/2015/wordml/symex" xmlns:wpg="http://schemas.microsoft.com/office/word/2010/wordprocessingGroup" xmlns:wpi="http://schemas.microsoft.com/office/word/2010/wordprocessingInk" xmlns:wne="http://schemas.microsoft.com/office/word/2006/wordml" xmlns:wps="http://schemas.microsoft.com/office/word/2010/wordprocessingShape" mc:Ignorable="w14 w15 w16se w16cid w16 w16cex w16sdtdh w16sdtfl w16du wp14">
   <w:body>
     <w:p>
       <w:pPr>
@@ -17,120 +17,6 @@
         </w:rPr>
         <w:t>系統簡介</w:t>
       </w:r>
-      <w:proofErr w:type="gramStart"/>
-      <w:r>
-        <w:rPr>
-          <w:rFonts w:ascii="微軟正黑體" w:eastAsia="微軟正黑體" w:hAnsi="微軟正黑體" w:hint="eastAsia"/>
-          <w:b/>
-          <w:color w:val="FF0000"/>
-          <w:sz w:val="32"/>
-          <w:szCs w:val="32"/>
-          <w:shd w:val="clear" w:color="auto" w:fill="FFF2CC"/>
-        </w:rPr>
-        <w:t>（</w:t>
-      </w:r>
-      <w:proofErr w:type="gramEnd"/>
-      <w:r>
-        <w:rPr>
-          <w:rFonts w:ascii="微軟正黑體" w:eastAsia="微軟正黑體" w:hAnsi="微軟正黑體" w:hint="eastAsia"/>
-          <w:b/>
-          <w:color w:val="FF0000"/>
-          <w:sz w:val="32"/>
-          <w:szCs w:val="32"/>
-          <w:shd w:val="clear" w:color="auto" w:fill="FFF2CC"/>
-        </w:rPr>
-        <w:t>大</w:t>
-      </w:r>
-      <w:r>
-        <w:rPr>
-          <w:rFonts w:ascii="微軟正黑體" w:eastAsia="微軟正黑體" w:hAnsi="微軟正黑體"/>
-          <w:b/>
-          <w:color w:val="FF0000"/>
-          <w:sz w:val="32"/>
-          <w:szCs w:val="32"/>
-          <w:shd w:val="clear" w:color="auto" w:fill="FFF2CC"/>
-        </w:rPr>
-        <w:t>學部、五專五</w:t>
-      </w:r>
-      <w:r>
-        <w:rPr>
-          <w:rFonts w:ascii="微軟正黑體" w:eastAsia="微軟正黑體" w:hAnsi="微軟正黑體" w:hint="eastAsia"/>
-          <w:b/>
-          <w:color w:val="FF0000"/>
-          <w:sz w:val="32"/>
-          <w:szCs w:val="32"/>
-          <w:shd w:val="clear" w:color="auto" w:fill="FFF2CC"/>
-        </w:rPr>
-        <w:t>不超過二頁；交</w:t>
-      </w:r>
-      <w:r>
-        <w:rPr>
-          <w:rFonts w:ascii="微軟正黑體" w:eastAsia="微軟正黑體" w:hAnsi="微軟正黑體"/>
-          <w:b/>
-          <w:color w:val="FF0000"/>
-          <w:sz w:val="32"/>
-          <w:szCs w:val="32"/>
-          <w:shd w:val="clear" w:color="auto" w:fill="FFF2CC"/>
-        </w:rPr>
-        <w:t>件時請</w:t>
-      </w:r>
-      <w:r>
-        <w:rPr>
-          <w:rFonts w:ascii="微軟正黑體" w:eastAsia="微軟正黑體" w:hAnsi="微軟正黑體" w:hint="eastAsia"/>
-          <w:b/>
-          <w:color w:val="FF0000"/>
-          <w:sz w:val="32"/>
-          <w:szCs w:val="32"/>
-          <w:shd w:val="clear" w:color="auto" w:fill="FFF2CC"/>
-        </w:rPr>
-        <w:t>刪</w:t>
-      </w:r>
-      <w:r>
-        <w:rPr>
-          <w:rFonts w:ascii="微軟正黑體" w:eastAsia="微軟正黑體" w:hAnsi="微軟正黑體"/>
-          <w:b/>
-          <w:color w:val="FF0000"/>
-          <w:sz w:val="32"/>
-          <w:szCs w:val="32"/>
-          <w:shd w:val="clear" w:color="auto" w:fill="FFF2CC"/>
-        </w:rPr>
-        <w:t>除該</w:t>
-      </w:r>
-      <w:r>
-        <w:rPr>
-          <w:rFonts w:ascii="微軟正黑體" w:eastAsia="微軟正黑體" w:hAnsi="微軟正黑體" w:hint="eastAsia"/>
-          <w:b/>
-          <w:color w:val="FF0000"/>
-          <w:sz w:val="32"/>
-          <w:szCs w:val="32"/>
-          <w:shd w:val="clear" w:color="auto" w:fill="FFF2CC"/>
-        </w:rPr>
-        <w:t>段</w:t>
-      </w:r>
-      <w:r>
-        <w:rPr>
-          <w:rFonts w:ascii="微軟正黑體" w:eastAsia="微軟正黑體" w:hAnsi="微軟正黑體"/>
-          <w:b/>
-          <w:color w:val="FF0000"/>
-          <w:sz w:val="32"/>
-          <w:szCs w:val="32"/>
-          <w:shd w:val="clear" w:color="auto" w:fill="FFF2CC"/>
-        </w:rPr>
-        <w:t>文字</w:t>
-      </w:r>
-      <w:proofErr w:type="gramStart"/>
-      <w:r>
-        <w:rPr>
-          <w:rFonts w:ascii="微軟正黑體" w:eastAsia="微軟正黑體" w:hAnsi="微軟正黑體" w:hint="eastAsia"/>
-          <w:b/>
-          <w:color w:val="FF0000"/>
-          <w:sz w:val="32"/>
-          <w:szCs w:val="32"/>
-          <w:shd w:val="clear" w:color="auto" w:fill="FFF2CC"/>
-        </w:rPr>
-        <w:t>）</w:t>
-      </w:r>
-      <w:proofErr w:type="gramEnd"/>
     </w:p>
     <w:p>
       <w:pPr>
@@ -176,17 +62,10 @@
       </w:r>
       <w:r>
         <w:rPr>
-          <w:rFonts w:ascii="Times New Roman" w:eastAsia="標楷體" w:hAnsi="Times New Roman" w:hint="default"/>
+          <w:rFonts w:ascii="Times New Roman" w:eastAsia="標楷體" w:hAnsi="Times New Roman"/>
           <w:sz w:val="28"/>
         </w:rPr>
-        <w:t>4</w:t>
-      </w:r>
-      <w:r>
-        <w:rPr>
-          <w:rFonts w:ascii="Times New Roman" w:eastAsia="標楷體" w:hAnsi="Times New Roman" w:hint="default"/>
-          <w:sz w:val="28"/>
-        </w:rPr>
-        <w:t>xxx</w:t>
+        <w:t>5206</w:t>
       </w:r>
       <w:r>
         <w:rPr>
@@ -206,23 +85,37 @@
         <w:snapToGrid w:val="0"/>
         <w:jc w:val="both"/>
         <w:rPr>
-          <w:rFonts w:ascii="Times New Roman" w:eastAsia="標楷體" w:hAnsi="Times New Roman" w:hint="default"/>
-          <w:sz w:val="28"/>
-        </w:rPr>
-      </w:pPr>
-      <w:r>
-        <w:rPr>
           <w:rFonts w:ascii="Times New Roman" w:eastAsia="標楷體" w:hAnsi="Times New Roman"/>
           <w:sz w:val="28"/>
         </w:rPr>
-        <w:t>專題名稱：</w:t>
-      </w:r>
+      </w:pPr>
       <w:r>
         <w:rPr>
           <w:rFonts w:ascii="Times New Roman" w:eastAsia="標楷體" w:hAnsi="Times New Roman"/>
           <w:sz w:val="28"/>
         </w:rPr>
+        <w:t>專題名稱：</w:t>
+      </w:r>
+      <w:r>
+        <w:rPr>
+          <w:rFonts w:ascii="Times New Roman" w:eastAsia="標楷體" w:hAnsi="Times New Roman"/>
+          <w:sz w:val="28"/>
+        </w:rPr>
         <w:t xml:space="preserve"> </w:t>
+      </w:r>
+      <w:r>
+        <w:rPr>
+          <w:rFonts w:ascii="Times New Roman" w:eastAsia="標楷體" w:hAnsi="Times New Roman"/>
+          <w:sz w:val="28"/>
+        </w:rPr>
+        <w:t>RiskGenie</w:t>
+      </w:r>
+      <w:r>
+        <w:rPr>
+          <w:rFonts w:ascii="Times New Roman" w:eastAsia="標楷體" w:hAnsi="Times New Roman"/>
+          <w:sz w:val="28"/>
+        </w:rPr>
+        <w:t>評評理</w:t>
       </w:r>
     </w:p>
     <w:p>
@@ -253,6 +146,13 @@
         </w:rPr>
         <w:t xml:space="preserve"> </w:t>
       </w:r>
+      <w:r>
+        <w:rPr>
+          <w:rFonts w:ascii="Times New Roman" w:eastAsia="標楷體" w:hAnsi="Times New Roman"/>
+          <w:sz w:val="28"/>
+        </w:rPr>
+        <w:t>徐國鈞老師</w:t>
+      </w:r>
     </w:p>
     <w:p>
       <w:pPr>
@@ -281,6 +181,104 @@
           <w:sz w:val="28"/>
         </w:rPr>
         <w:t xml:space="preserve"> </w:t>
+      </w:r>
+      <w:r>
+        <w:rPr>
+          <w:rFonts w:ascii="Times New Roman" w:eastAsia="標楷體" w:hAnsi="Times New Roman"/>
+          <w:sz w:val="28"/>
+        </w:rPr>
+        <w:t xml:space="preserve">11436017 </w:t>
+      </w:r>
+      <w:r>
+        <w:rPr>
+          <w:rFonts w:ascii="Times New Roman" w:eastAsia="標楷體" w:hAnsi="Times New Roman"/>
+          <w:sz w:val="28"/>
+        </w:rPr>
+        <w:t>顏珮倪</w:t>
+      </w:r>
+      <w:r>
+        <w:rPr>
+          <w:rFonts w:ascii="Times New Roman" w:eastAsia="標楷體" w:hAnsi="Times New Roman"/>
+          <w:sz w:val="28"/>
+        </w:rPr>
+        <w:t>、</w:t>
+      </w:r>
+      <w:r>
+        <w:rPr>
+          <w:rFonts w:ascii="Times New Roman" w:eastAsia="標楷體" w:hAnsi="Times New Roman"/>
+          <w:sz w:val="28"/>
+        </w:rPr>
+        <w:t>11436008</w:t>
+      </w:r>
+      <w:r>
+        <w:rPr>
+          <w:rFonts w:ascii="Times New Roman" w:eastAsia="標楷體" w:hAnsi="Times New Roman"/>
+          <w:sz w:val="28"/>
+        </w:rPr>
+        <w:t>林紀媗</w:t>
+      </w:r>
+      <w:r>
+        <w:rPr>
+          <w:rFonts w:ascii="Times New Roman" w:eastAsia="標楷體" w:hAnsi="Times New Roman"/>
+          <w:sz w:val="28"/>
+        </w:rPr>
+        <w:t>、</w:t>
+      </w:r>
+      <w:r>
+        <w:rPr>
+          <w:rFonts w:ascii="Times New Roman" w:eastAsia="標楷體" w:hAnsi="Times New Roman"/>
+          <w:sz w:val="28"/>
+        </w:rPr>
+        <w:t>11436010</w:t>
+      </w:r>
+      <w:r>
+        <w:rPr>
+          <w:rFonts w:ascii="Times New Roman" w:eastAsia="標楷體" w:hAnsi="Times New Roman"/>
+          <w:sz w:val="28"/>
+        </w:rPr>
+        <w:t>李昕縈</w:t>
+      </w:r>
+      <w:r>
+        <w:rPr>
+          <w:rFonts w:ascii="Times New Roman" w:eastAsia="標楷體" w:hAnsi="Times New Roman"/>
+          <w:sz w:val="28"/>
+        </w:rPr>
+        <w:t>、</w:t>
+      </w:r>
+      <w:r>
+        <w:rPr>
+          <w:rFonts w:ascii="Times New Roman" w:eastAsia="標楷體" w:hAnsi="Times New Roman"/>
+          <w:sz w:val="28"/>
+        </w:rPr>
+        <w:t>11436021</w:t>
+      </w:r>
+      <w:r>
+        <w:rPr>
+          <w:rFonts w:ascii="Times New Roman" w:eastAsia="標楷體" w:hAnsi="Times New Roman"/>
+          <w:sz w:val="28"/>
+        </w:rPr>
+        <w:t>黃翊甄</w:t>
+      </w:r>
+      <w:r>
+        <w:rPr>
+          <w:rFonts w:ascii="Times New Roman" w:eastAsia="標楷體" w:hAnsi="Times New Roman"/>
+          <w:sz w:val="28"/>
+        </w:rPr>
+        <w:t>、</w:t>
+      </w:r>
+      <w:r>
+        <w:rPr>
+          <w:rFonts w:ascii="Times New Roman" w:eastAsia="標楷體" w:hAnsi="Times New Roman"/>
+          <w:sz w:val="28"/>
+        </w:rPr>
+        <w:t>11436029</w:t>
+      </w:r>
+      <w:r>
+        <w:rPr>
+          <w:rFonts w:ascii="Times New Roman" w:eastAsia="標楷體" w:hAnsi="Times New Roman"/>
+          <w:sz w:val="28"/>
+        </w:rPr>
+        <w:t>林敬芬</w:t>
       </w:r>
     </w:p>
     <w:p>
@@ -324,10 +322,73 @@
       </w:pPr>
       <w:r>
         <w:rPr>
-          <w:rFonts w:eastAsia="標楷體" w:hint="eastAsia"/>
+          <w:rFonts w:eastAsia="標楷體"/>
           <w:szCs w:val="24"/>
         </w:rPr>
-        <w:t>內文</w:t>
+        <w:t>隨著全球數位化與雲端服務的普及，資訊安全已成為組織營運不可或缺的一部分。為建立具備國際公信力的資安防護體系，許多組織選擇導入</w:t>
+      </w:r>
+      <w:r>
+        <w:rPr>
+          <w:rFonts w:eastAsia="標楷體"/>
+          <w:szCs w:val="24"/>
+        </w:rPr>
+        <w:t xml:space="preserve"> ISO 27001 </w:t>
+      </w:r>
+      <w:r>
+        <w:rPr>
+          <w:rFonts w:eastAsia="標楷體"/>
+          <w:szCs w:val="24"/>
+        </w:rPr>
+        <w:t>資訊安全管理系統（</w:t>
+      </w:r>
+      <w:r>
+        <w:rPr>
+          <w:rFonts w:eastAsia="標楷體"/>
+          <w:szCs w:val="24"/>
+        </w:rPr>
+        <w:t>ISMS</w:t>
+      </w:r>
+      <w:r>
+        <w:rPr>
+          <w:rFonts w:eastAsia="標楷體"/>
+          <w:szCs w:val="24"/>
+        </w:rPr>
+        <w:t>）。在</w:t>
+      </w:r>
+      <w:r>
+        <w:rPr>
+          <w:rFonts w:eastAsia="標楷體"/>
+          <w:szCs w:val="24"/>
+        </w:rPr>
+        <w:t xml:space="preserve"> ISMS </w:t>
+      </w:r>
+      <w:r>
+        <w:rPr>
+          <w:rFonts w:eastAsia="標楷體"/>
+          <w:szCs w:val="24"/>
+        </w:rPr>
+        <w:t>的標準維運</w:t>
+      </w:r>
+      <w:r>
+        <w:rPr>
+          <w:rFonts w:eastAsia="標楷體"/>
+          <w:szCs w:val="24"/>
+        </w:rPr>
+        <w:t>PDCA</w:t>
+      </w:r>
+      <w:r>
+        <w:rPr>
+          <w:rFonts w:eastAsia="標楷體"/>
+          <w:szCs w:val="24"/>
+        </w:rPr>
+        <w:t>流程中，「資產盤點」與「風險評鑑」是決定資安政策成敗的關鍵前期作業。</w:t>
+      </w:r>
+      <w:r>
+        <w:rPr>
+          <w:rFonts w:eastAsia="標楷體"/>
+          <w:szCs w:val="24"/>
+        </w:rPr>
+        <w:t>面對日新月異的資安威脅與新興漏洞，人工方式導致風險評鑑往往淪為應付稽核的靜態文書作業，難以反映現實中動態的威脅環境。</w:t>
       </w:r>
     </w:p>
     <w:p>
@@ -358,6 +419,1494 @@
         <w:t>系統功能簡介</w:t>
       </w:r>
     </w:p>
+    <w:tbl>
+      <w:tblPr>
+        <w:tblW w:w="9297" w:type="dxa"/>
+        <w:jc w:val="center"/>
+        <w:tblLayout w:type="fixed"/>
+        <w:tblLook w:val="04A0" w:firstRow="1" w:lastRow="0" w:firstColumn="1" w:lastColumn="0" w:noHBand="0" w:noVBand="1"/>
+      </w:tblPr>
+      <w:tblGrid>
+        <w:gridCol w:w="1050"/>
+        <w:gridCol w:w="1898"/>
+        <w:gridCol w:w="4535"/>
+        <w:gridCol w:w="1814"/>
+      </w:tblGrid>
+      <w:tr>
+        <w:trPr>
+          <w:cantSplit/>
+          <w:tblHeader/>
+          <w:jc w:val="center"/>
+        </w:trPr>
+        <w:tc>
+          <w:tcPr>
+            <w:tcW w:w="1050" w:type="dxa"/>
+            <w:tcBorders>
+              <w:top w:val="single" w:sz="4" w:space="0" w:color="808080" w:themeColor="background1" w:themeShade="80"/>
+              <w:left w:val="single" w:sz="4" w:space="0" w:color="808080" w:themeColor="background1" w:themeShade="80"/>
+              <w:bottom w:val="single" w:sz="4" w:space="0" w:color="808080" w:themeColor="background1" w:themeShade="80"/>
+              <w:right w:val="single" w:sz="4" w:space="0" w:color="808080" w:themeColor="background1" w:themeShade="80"/>
+            </w:tcBorders>
+            <w:shd w:val="clear" w:color="auto" w:fill="D9E2F3"/>
+            <w:vAlign w:val="center"/>
+          </w:tcPr>
+          <w:p>
+            <w:pPr>
+              <w:jc w:val="center"/>
+              <w:rPr>
+                <w:rFonts w:eastAsia="標楷體" w:cs="標楷體"/>
+                <w:b/>
+                <w:bCs/>
+                <w:szCs w:val="28"/>
+              </w:rPr>
+            </w:pPr>
+            <w:r>
+              <w:rPr>
+                <w:rFonts w:eastAsia="標楷體" w:cs="標楷體"/>
+                <w:b/>
+                <w:bCs/>
+                <w:szCs w:val="28"/>
+              </w:rPr>
+              <w:t>編號</w:t>
+            </w:r>
+          </w:p>
+        </w:tc>
+        <w:tc>
+          <w:tcPr>
+            <w:tcW w:w="1898" w:type="dxa"/>
+            <w:tcBorders>
+              <w:top w:val="single" w:sz="4" w:space="0" w:color="808080" w:themeColor="background1" w:themeShade="80"/>
+              <w:left w:val="single" w:sz="4" w:space="0" w:color="808080" w:themeColor="background1" w:themeShade="80"/>
+              <w:bottom w:val="single" w:sz="4" w:space="0" w:color="808080" w:themeColor="background1" w:themeShade="80"/>
+              <w:right w:val="single" w:sz="4" w:space="0" w:color="808080" w:themeColor="background1" w:themeShade="80"/>
+            </w:tcBorders>
+            <w:shd w:val="clear" w:color="auto" w:fill="D9E2F3"/>
+            <w:vAlign w:val="center"/>
+          </w:tcPr>
+          <w:p>
+            <w:pPr>
+              <w:jc w:val="center"/>
+              <w:rPr>
+                <w:rFonts w:eastAsia="標楷體" w:cs="標楷體"/>
+                <w:b/>
+                <w:bCs/>
+                <w:szCs w:val="28"/>
+              </w:rPr>
+            </w:pPr>
+            <w:r>
+              <w:rPr>
+                <w:rFonts w:eastAsia="標楷體" w:cs="標楷體"/>
+                <w:b/>
+                <w:bCs/>
+                <w:szCs w:val="28"/>
+              </w:rPr>
+              <w:t>功能需求名稱</w:t>
+            </w:r>
+          </w:p>
+        </w:tc>
+        <w:tc>
+          <w:tcPr>
+            <w:tcW w:w="4535" w:type="dxa"/>
+            <w:tcBorders>
+              <w:top w:val="single" w:sz="4" w:space="0" w:color="808080" w:themeColor="background1" w:themeShade="80"/>
+              <w:left w:val="single" w:sz="4" w:space="0" w:color="808080" w:themeColor="background1" w:themeShade="80"/>
+              <w:bottom w:val="single" w:sz="4" w:space="0" w:color="808080" w:themeColor="background1" w:themeShade="80"/>
+              <w:right w:val="single" w:sz="4" w:space="0" w:color="808080" w:themeColor="background1" w:themeShade="80"/>
+            </w:tcBorders>
+            <w:shd w:val="clear" w:color="auto" w:fill="D9E2F3"/>
+            <w:vAlign w:val="center"/>
+          </w:tcPr>
+          <w:p>
+            <w:pPr>
+              <w:jc w:val="center"/>
+              <w:rPr>
+                <w:rFonts w:eastAsia="標楷體" w:cs="標楷體"/>
+                <w:b/>
+                <w:bCs/>
+                <w:szCs w:val="28"/>
+              </w:rPr>
+            </w:pPr>
+            <w:r>
+              <w:rPr>
+                <w:rFonts w:eastAsia="標楷體" w:cs="標楷體"/>
+                <w:b/>
+                <w:bCs/>
+                <w:szCs w:val="28"/>
+              </w:rPr>
+              <w:t>需求說明</w:t>
+            </w:r>
+          </w:p>
+        </w:tc>
+        <w:tc>
+          <w:tcPr>
+            <w:tcW w:w="1814" w:type="dxa"/>
+            <w:tcBorders>
+              <w:top w:val="single" w:sz="4" w:space="0" w:color="808080" w:themeColor="background1" w:themeShade="80"/>
+              <w:left w:val="single" w:sz="4" w:space="0" w:color="808080" w:themeColor="background1" w:themeShade="80"/>
+              <w:bottom w:val="single" w:sz="4" w:space="0" w:color="808080" w:themeColor="background1" w:themeShade="80"/>
+              <w:right w:val="single" w:sz="4" w:space="0" w:color="808080" w:themeColor="background1" w:themeShade="80"/>
+            </w:tcBorders>
+            <w:shd w:val="clear" w:color="auto" w:fill="D9E2F3"/>
+            <w:vAlign w:val="center"/>
+          </w:tcPr>
+          <w:p>
+            <w:pPr>
+              <w:jc w:val="center"/>
+              <w:rPr>
+                <w:rFonts w:eastAsia="標楷體" w:cs="標楷體"/>
+                <w:b/>
+                <w:bCs/>
+                <w:szCs w:val="28"/>
+              </w:rPr>
+            </w:pPr>
+            <w:r>
+              <w:rPr>
+                <w:rFonts w:eastAsia="標楷體" w:cs="標楷體"/>
+                <w:b/>
+                <w:bCs/>
+                <w:szCs w:val="28"/>
+              </w:rPr>
+              <w:t>使用者角色</w:t>
+            </w:r>
+          </w:p>
+        </w:tc>
+      </w:tr>
+      <w:tr>
+        <w:trPr>
+          <w:cantSplit/>
+          <w:jc w:val="center"/>
+        </w:trPr>
+        <w:tc>
+          <w:tcPr>
+            <w:tcW w:w="1050" w:type="dxa"/>
+            <w:tcBorders>
+              <w:top w:val="single" w:sz="4" w:space="0" w:color="808080" w:themeColor="background1" w:themeShade="80"/>
+              <w:left w:val="single" w:sz="4" w:space="0" w:color="808080" w:themeColor="background1" w:themeShade="80"/>
+              <w:bottom w:val="single" w:sz="4" w:space="0" w:color="808080" w:themeColor="background1" w:themeShade="80"/>
+              <w:right w:val="single" w:sz="4" w:space="0" w:color="808080" w:themeColor="background1" w:themeShade="80"/>
+            </w:tcBorders>
+            <w:vAlign w:val="center"/>
+          </w:tcPr>
+          <w:p>
+            <w:pPr>
+              <w:jc w:val="center"/>
+              <w:rPr>
+                <w:rFonts w:eastAsia="標楷體" w:cs="標楷體"/>
+                <w:szCs w:val="28"/>
+              </w:rPr>
+            </w:pPr>
+            <w:r>
+              <w:rPr>
+                <w:rFonts w:eastAsia="標楷體" w:cs="標楷體"/>
+                <w:szCs w:val="28"/>
+              </w:rPr>
+              <w:t>FR-01</w:t>
+            </w:r>
+          </w:p>
+        </w:tc>
+        <w:tc>
+          <w:tcPr>
+            <w:tcW w:w="1898" w:type="dxa"/>
+            <w:tcBorders>
+              <w:top w:val="single" w:sz="4" w:space="0" w:color="808080" w:themeColor="background1" w:themeShade="80"/>
+              <w:left w:val="single" w:sz="4" w:space="0" w:color="808080" w:themeColor="background1" w:themeShade="80"/>
+              <w:bottom w:val="single" w:sz="4" w:space="0" w:color="808080" w:themeColor="background1" w:themeShade="80"/>
+              <w:right w:val="single" w:sz="4" w:space="0" w:color="808080" w:themeColor="background1" w:themeShade="80"/>
+            </w:tcBorders>
+            <w:vAlign w:val="center"/>
+          </w:tcPr>
+          <w:p>
+            <w:pPr>
+              <w:rPr>
+                <w:rFonts w:eastAsia="標楷體" w:cs="標楷體"/>
+                <w:szCs w:val="28"/>
+              </w:rPr>
+            </w:pPr>
+            <w:r>
+              <w:rPr>
+                <w:rFonts w:eastAsia="標楷體" w:cs="標楷體"/>
+                <w:szCs w:val="28"/>
+              </w:rPr>
+              <w:t>登入作業</w:t>
+            </w:r>
+          </w:p>
+        </w:tc>
+        <w:tc>
+          <w:tcPr>
+            <w:tcW w:w="4535" w:type="dxa"/>
+            <w:tcBorders>
+              <w:top w:val="single" w:sz="4" w:space="0" w:color="808080" w:themeColor="background1" w:themeShade="80"/>
+              <w:left w:val="single" w:sz="4" w:space="0" w:color="808080" w:themeColor="background1" w:themeShade="80"/>
+              <w:bottom w:val="single" w:sz="4" w:space="0" w:color="808080" w:themeColor="background1" w:themeShade="80"/>
+              <w:right w:val="single" w:sz="4" w:space="0" w:color="808080" w:themeColor="background1" w:themeShade="80"/>
+            </w:tcBorders>
+            <w:vAlign w:val="center"/>
+          </w:tcPr>
+          <w:p>
+            <w:pPr>
+              <w:rPr>
+                <w:rFonts w:eastAsia="標楷體" w:cs="標楷體"/>
+                <w:szCs w:val="28"/>
+              </w:rPr>
+            </w:pPr>
+            <w:r>
+              <w:rPr>
+                <w:rFonts w:eastAsia="標楷體" w:cs="標楷體"/>
+                <w:szCs w:val="28"/>
+              </w:rPr>
+              <w:t>提供帳號密碼登入功能，並依角色導向可使用之功能。</w:t>
+            </w:r>
+          </w:p>
+        </w:tc>
+        <w:tc>
+          <w:tcPr>
+            <w:tcW w:w="1814" w:type="dxa"/>
+            <w:tcBorders>
+              <w:top w:val="single" w:sz="4" w:space="0" w:color="808080" w:themeColor="background1" w:themeShade="80"/>
+              <w:left w:val="single" w:sz="4" w:space="0" w:color="808080" w:themeColor="background1" w:themeShade="80"/>
+              <w:bottom w:val="single" w:sz="4" w:space="0" w:color="808080" w:themeColor="background1" w:themeShade="80"/>
+              <w:right w:val="single" w:sz="4" w:space="0" w:color="808080" w:themeColor="background1" w:themeShade="80"/>
+            </w:tcBorders>
+            <w:vAlign w:val="center"/>
+          </w:tcPr>
+          <w:p>
+            <w:pPr>
+              <w:rPr>
+                <w:rFonts w:eastAsia="標楷體" w:cs="標楷體"/>
+                <w:szCs w:val="28"/>
+              </w:rPr>
+            </w:pPr>
+            <w:r>
+              <w:rPr>
+                <w:rFonts w:eastAsia="標楷體" w:cs="標楷體"/>
+                <w:szCs w:val="28"/>
+              </w:rPr>
+              <w:t>所有角色</w:t>
+            </w:r>
+          </w:p>
+        </w:tc>
+      </w:tr>
+      <w:tr>
+        <w:trPr>
+          <w:cantSplit/>
+          <w:jc w:val="center"/>
+        </w:trPr>
+        <w:tc>
+          <w:tcPr>
+            <w:tcW w:w="1050" w:type="dxa"/>
+            <w:tcBorders>
+              <w:top w:val="single" w:sz="4" w:space="0" w:color="808080" w:themeColor="background1" w:themeShade="80"/>
+              <w:left w:val="single" w:sz="4" w:space="0" w:color="808080" w:themeColor="background1" w:themeShade="80"/>
+              <w:bottom w:val="single" w:sz="4" w:space="0" w:color="808080" w:themeColor="background1" w:themeShade="80"/>
+              <w:right w:val="single" w:sz="4" w:space="0" w:color="808080" w:themeColor="background1" w:themeShade="80"/>
+            </w:tcBorders>
+            <w:vAlign w:val="center"/>
+          </w:tcPr>
+          <w:p>
+            <w:pPr>
+              <w:jc w:val="center"/>
+              <w:rPr>
+                <w:rFonts w:eastAsia="標楷體" w:cs="標楷體"/>
+                <w:szCs w:val="28"/>
+              </w:rPr>
+            </w:pPr>
+            <w:r>
+              <w:rPr>
+                <w:rFonts w:eastAsia="標楷體" w:cs="標楷體"/>
+                <w:szCs w:val="28"/>
+              </w:rPr>
+              <w:t>FR-02</w:t>
+            </w:r>
+          </w:p>
+        </w:tc>
+        <w:tc>
+          <w:tcPr>
+            <w:tcW w:w="1898" w:type="dxa"/>
+            <w:tcBorders>
+              <w:top w:val="single" w:sz="4" w:space="0" w:color="808080" w:themeColor="background1" w:themeShade="80"/>
+              <w:left w:val="single" w:sz="4" w:space="0" w:color="808080" w:themeColor="background1" w:themeShade="80"/>
+              <w:bottom w:val="single" w:sz="4" w:space="0" w:color="808080" w:themeColor="background1" w:themeShade="80"/>
+              <w:right w:val="single" w:sz="4" w:space="0" w:color="808080" w:themeColor="background1" w:themeShade="80"/>
+            </w:tcBorders>
+            <w:vAlign w:val="center"/>
+          </w:tcPr>
+          <w:p>
+            <w:pPr>
+              <w:rPr>
+                <w:rFonts w:eastAsia="標楷體" w:cs="標楷體"/>
+                <w:szCs w:val="28"/>
+              </w:rPr>
+            </w:pPr>
+            <w:r>
+              <w:rPr>
+                <w:rFonts w:eastAsia="標楷體" w:cs="標楷體"/>
+                <w:szCs w:val="28"/>
+              </w:rPr>
+              <w:t>新增資訊資產作業</w:t>
+            </w:r>
+          </w:p>
+        </w:tc>
+        <w:tc>
+          <w:tcPr>
+            <w:tcW w:w="4535" w:type="dxa"/>
+            <w:tcBorders>
+              <w:top w:val="single" w:sz="4" w:space="0" w:color="808080" w:themeColor="background1" w:themeShade="80"/>
+              <w:left w:val="single" w:sz="4" w:space="0" w:color="808080" w:themeColor="background1" w:themeShade="80"/>
+              <w:bottom w:val="single" w:sz="4" w:space="0" w:color="808080" w:themeColor="background1" w:themeShade="80"/>
+              <w:right w:val="single" w:sz="4" w:space="0" w:color="808080" w:themeColor="background1" w:themeShade="80"/>
+            </w:tcBorders>
+            <w:vAlign w:val="center"/>
+          </w:tcPr>
+          <w:p>
+            <w:pPr>
+              <w:rPr>
+                <w:rFonts w:eastAsia="標楷體" w:cs="標楷體"/>
+                <w:szCs w:val="28"/>
+              </w:rPr>
+            </w:pPr>
+            <w:r>
+              <w:rPr>
+                <w:rFonts w:eastAsia="標楷體" w:cs="標楷體"/>
+                <w:szCs w:val="28"/>
+              </w:rPr>
+              <w:t>新增資產名稱、類別、負責人、用途與</w:t>
+            </w:r>
+            <w:r>
+              <w:rPr>
+                <w:rFonts w:eastAsia="標楷體" w:cs="標楷體"/>
+                <w:szCs w:val="28"/>
+              </w:rPr>
+              <w:t xml:space="preserve"> CIA </w:t>
+            </w:r>
+            <w:r>
+              <w:rPr>
+                <w:rFonts w:eastAsia="標楷體" w:cs="標楷體"/>
+                <w:szCs w:val="28"/>
+              </w:rPr>
+              <w:t>等必要資料。</w:t>
+            </w:r>
+          </w:p>
+        </w:tc>
+        <w:tc>
+          <w:tcPr>
+            <w:tcW w:w="1814" w:type="dxa"/>
+            <w:tcBorders>
+              <w:top w:val="single" w:sz="4" w:space="0" w:color="808080" w:themeColor="background1" w:themeShade="80"/>
+              <w:left w:val="single" w:sz="4" w:space="0" w:color="808080" w:themeColor="background1" w:themeShade="80"/>
+              <w:bottom w:val="single" w:sz="4" w:space="0" w:color="808080" w:themeColor="background1" w:themeShade="80"/>
+              <w:right w:val="single" w:sz="4" w:space="0" w:color="808080" w:themeColor="background1" w:themeShade="80"/>
+            </w:tcBorders>
+            <w:vAlign w:val="center"/>
+          </w:tcPr>
+          <w:p>
+            <w:pPr>
+              <w:rPr>
+                <w:rFonts w:eastAsia="標楷體" w:cs="標楷體"/>
+                <w:szCs w:val="28"/>
+              </w:rPr>
+            </w:pPr>
+            <w:r>
+              <w:rPr>
+                <w:rFonts w:eastAsia="標楷體" w:cs="標楷體"/>
+                <w:szCs w:val="28"/>
+              </w:rPr>
+              <w:t>一般使用者</w:t>
+            </w:r>
+          </w:p>
+        </w:tc>
+      </w:tr>
+      <w:tr>
+        <w:trPr>
+          <w:cantSplit/>
+          <w:jc w:val="center"/>
+        </w:trPr>
+        <w:tc>
+          <w:tcPr>
+            <w:tcW w:w="1050" w:type="dxa"/>
+            <w:tcBorders>
+              <w:top w:val="single" w:sz="4" w:space="0" w:color="808080" w:themeColor="background1" w:themeShade="80"/>
+              <w:left w:val="single" w:sz="4" w:space="0" w:color="808080" w:themeColor="background1" w:themeShade="80"/>
+              <w:bottom w:val="single" w:sz="4" w:space="0" w:color="808080" w:themeColor="background1" w:themeShade="80"/>
+              <w:right w:val="single" w:sz="4" w:space="0" w:color="808080" w:themeColor="background1" w:themeShade="80"/>
+            </w:tcBorders>
+            <w:vAlign w:val="center"/>
+          </w:tcPr>
+          <w:p>
+            <w:pPr>
+              <w:jc w:val="center"/>
+              <w:rPr>
+                <w:rFonts w:eastAsia="標楷體" w:cs="標楷體"/>
+                <w:szCs w:val="28"/>
+              </w:rPr>
+            </w:pPr>
+            <w:r>
+              <w:rPr>
+                <w:rFonts w:eastAsia="標楷體" w:cs="標楷體"/>
+                <w:szCs w:val="28"/>
+              </w:rPr>
+              <w:t>FR-03</w:t>
+            </w:r>
+          </w:p>
+        </w:tc>
+        <w:tc>
+          <w:tcPr>
+            <w:tcW w:w="1898" w:type="dxa"/>
+            <w:tcBorders>
+              <w:top w:val="single" w:sz="4" w:space="0" w:color="808080" w:themeColor="background1" w:themeShade="80"/>
+              <w:left w:val="single" w:sz="4" w:space="0" w:color="808080" w:themeColor="background1" w:themeShade="80"/>
+              <w:bottom w:val="single" w:sz="4" w:space="0" w:color="808080" w:themeColor="background1" w:themeShade="80"/>
+              <w:right w:val="single" w:sz="4" w:space="0" w:color="808080" w:themeColor="background1" w:themeShade="80"/>
+            </w:tcBorders>
+            <w:vAlign w:val="center"/>
+          </w:tcPr>
+          <w:p>
+            <w:pPr>
+              <w:rPr>
+                <w:rFonts w:eastAsia="標楷體" w:cs="標楷體"/>
+                <w:szCs w:val="28"/>
+              </w:rPr>
+            </w:pPr>
+            <w:r>
+              <w:rPr>
+                <w:rFonts w:eastAsia="標楷體" w:cs="標楷體"/>
+                <w:szCs w:val="28"/>
+              </w:rPr>
+              <w:t>刪除資訊資產作業</w:t>
+            </w:r>
+          </w:p>
+        </w:tc>
+        <w:tc>
+          <w:tcPr>
+            <w:tcW w:w="4535" w:type="dxa"/>
+            <w:tcBorders>
+              <w:top w:val="single" w:sz="4" w:space="0" w:color="808080" w:themeColor="background1" w:themeShade="80"/>
+              <w:left w:val="single" w:sz="4" w:space="0" w:color="808080" w:themeColor="background1" w:themeShade="80"/>
+              <w:bottom w:val="single" w:sz="4" w:space="0" w:color="808080" w:themeColor="background1" w:themeShade="80"/>
+              <w:right w:val="single" w:sz="4" w:space="0" w:color="808080" w:themeColor="background1" w:themeShade="80"/>
+            </w:tcBorders>
+            <w:vAlign w:val="center"/>
+          </w:tcPr>
+          <w:p>
+            <w:pPr>
+              <w:rPr>
+                <w:rFonts w:eastAsia="標楷體" w:cs="標楷體"/>
+                <w:szCs w:val="28"/>
+              </w:rPr>
+            </w:pPr>
+            <w:r>
+              <w:rPr>
+                <w:rFonts w:eastAsia="標楷體" w:cs="標楷體"/>
+                <w:szCs w:val="28"/>
+              </w:rPr>
+              <w:t>刪除不再使用或登錄錯誤之資訊資產資料。</w:t>
+            </w:r>
+          </w:p>
+        </w:tc>
+        <w:tc>
+          <w:tcPr>
+            <w:tcW w:w="1814" w:type="dxa"/>
+            <w:tcBorders>
+              <w:top w:val="single" w:sz="4" w:space="0" w:color="808080" w:themeColor="background1" w:themeShade="80"/>
+              <w:left w:val="single" w:sz="4" w:space="0" w:color="808080" w:themeColor="background1" w:themeShade="80"/>
+              <w:bottom w:val="single" w:sz="4" w:space="0" w:color="808080" w:themeColor="background1" w:themeShade="80"/>
+              <w:right w:val="single" w:sz="4" w:space="0" w:color="808080" w:themeColor="background1" w:themeShade="80"/>
+            </w:tcBorders>
+            <w:vAlign w:val="center"/>
+          </w:tcPr>
+          <w:p>
+            <w:pPr>
+              <w:rPr>
+                <w:rFonts w:eastAsia="標楷體" w:cs="標楷體"/>
+                <w:szCs w:val="28"/>
+              </w:rPr>
+            </w:pPr>
+            <w:r>
+              <w:rPr>
+                <w:rFonts w:eastAsia="標楷體" w:cs="標楷體"/>
+                <w:szCs w:val="28"/>
+              </w:rPr>
+              <w:t>一般使用者</w:t>
+            </w:r>
+          </w:p>
+        </w:tc>
+      </w:tr>
+      <w:tr>
+        <w:trPr>
+          <w:cantSplit/>
+          <w:jc w:val="center"/>
+        </w:trPr>
+        <w:tc>
+          <w:tcPr>
+            <w:tcW w:w="1050" w:type="dxa"/>
+            <w:tcBorders>
+              <w:top w:val="single" w:sz="4" w:space="0" w:color="808080" w:themeColor="background1" w:themeShade="80"/>
+              <w:left w:val="single" w:sz="4" w:space="0" w:color="808080" w:themeColor="background1" w:themeShade="80"/>
+              <w:bottom w:val="single" w:sz="4" w:space="0" w:color="808080" w:themeColor="background1" w:themeShade="80"/>
+              <w:right w:val="single" w:sz="4" w:space="0" w:color="808080" w:themeColor="background1" w:themeShade="80"/>
+            </w:tcBorders>
+            <w:vAlign w:val="center"/>
+          </w:tcPr>
+          <w:p>
+            <w:pPr>
+              <w:jc w:val="center"/>
+              <w:rPr>
+                <w:rFonts w:eastAsia="標楷體" w:cs="標楷體"/>
+                <w:szCs w:val="28"/>
+              </w:rPr>
+            </w:pPr>
+            <w:r>
+              <w:rPr>
+                <w:rFonts w:eastAsia="標楷體" w:cs="標楷體"/>
+                <w:szCs w:val="28"/>
+              </w:rPr>
+              <w:t>FR-04</w:t>
+            </w:r>
+          </w:p>
+        </w:tc>
+        <w:tc>
+          <w:tcPr>
+            <w:tcW w:w="1898" w:type="dxa"/>
+            <w:tcBorders>
+              <w:top w:val="single" w:sz="4" w:space="0" w:color="808080" w:themeColor="background1" w:themeShade="80"/>
+              <w:left w:val="single" w:sz="4" w:space="0" w:color="808080" w:themeColor="background1" w:themeShade="80"/>
+              <w:bottom w:val="single" w:sz="4" w:space="0" w:color="808080" w:themeColor="background1" w:themeShade="80"/>
+              <w:right w:val="single" w:sz="4" w:space="0" w:color="808080" w:themeColor="background1" w:themeShade="80"/>
+            </w:tcBorders>
+            <w:vAlign w:val="center"/>
+          </w:tcPr>
+          <w:p>
+            <w:pPr>
+              <w:rPr>
+                <w:rFonts w:eastAsia="標楷體" w:cs="標楷體"/>
+                <w:szCs w:val="28"/>
+              </w:rPr>
+            </w:pPr>
+            <w:r>
+              <w:rPr>
+                <w:rFonts w:eastAsia="標楷體" w:cs="標楷體"/>
+                <w:szCs w:val="28"/>
+              </w:rPr>
+              <w:t>修改資訊資產作業</w:t>
+            </w:r>
+          </w:p>
+        </w:tc>
+        <w:tc>
+          <w:tcPr>
+            <w:tcW w:w="4535" w:type="dxa"/>
+            <w:tcBorders>
+              <w:top w:val="single" w:sz="4" w:space="0" w:color="808080" w:themeColor="background1" w:themeShade="80"/>
+              <w:left w:val="single" w:sz="4" w:space="0" w:color="808080" w:themeColor="background1" w:themeShade="80"/>
+              <w:bottom w:val="single" w:sz="4" w:space="0" w:color="808080" w:themeColor="background1" w:themeShade="80"/>
+              <w:right w:val="single" w:sz="4" w:space="0" w:color="808080" w:themeColor="background1" w:themeShade="80"/>
+            </w:tcBorders>
+            <w:vAlign w:val="center"/>
+          </w:tcPr>
+          <w:p>
+            <w:pPr>
+              <w:rPr>
+                <w:rFonts w:eastAsia="標楷體" w:cs="標楷體"/>
+                <w:szCs w:val="28"/>
+              </w:rPr>
+            </w:pPr>
+            <w:r>
+              <w:rPr>
+                <w:rFonts w:eastAsia="標楷體" w:cs="標楷體"/>
+                <w:szCs w:val="28"/>
+              </w:rPr>
+              <w:t>修改既有資產資料，使盤點內容維持正確。</w:t>
+            </w:r>
+          </w:p>
+        </w:tc>
+        <w:tc>
+          <w:tcPr>
+            <w:tcW w:w="1814" w:type="dxa"/>
+            <w:tcBorders>
+              <w:top w:val="single" w:sz="4" w:space="0" w:color="808080" w:themeColor="background1" w:themeShade="80"/>
+              <w:left w:val="single" w:sz="4" w:space="0" w:color="808080" w:themeColor="background1" w:themeShade="80"/>
+              <w:bottom w:val="single" w:sz="4" w:space="0" w:color="808080" w:themeColor="background1" w:themeShade="80"/>
+              <w:right w:val="single" w:sz="4" w:space="0" w:color="808080" w:themeColor="background1" w:themeShade="80"/>
+            </w:tcBorders>
+            <w:vAlign w:val="center"/>
+          </w:tcPr>
+          <w:p>
+            <w:pPr>
+              <w:rPr>
+                <w:rFonts w:eastAsia="標楷體" w:cs="標楷體"/>
+                <w:szCs w:val="28"/>
+              </w:rPr>
+            </w:pPr>
+            <w:r>
+              <w:rPr>
+                <w:rFonts w:eastAsia="標楷體" w:cs="標楷體"/>
+                <w:szCs w:val="28"/>
+              </w:rPr>
+              <w:t>一般使用者</w:t>
+            </w:r>
+          </w:p>
+        </w:tc>
+      </w:tr>
+      <w:tr>
+        <w:trPr>
+          <w:cantSplit/>
+          <w:jc w:val="center"/>
+        </w:trPr>
+        <w:tc>
+          <w:tcPr>
+            <w:tcW w:w="1050" w:type="dxa"/>
+            <w:tcBorders>
+              <w:top w:val="single" w:sz="4" w:space="0" w:color="808080" w:themeColor="background1" w:themeShade="80"/>
+              <w:left w:val="single" w:sz="4" w:space="0" w:color="808080" w:themeColor="background1" w:themeShade="80"/>
+              <w:bottom w:val="single" w:sz="4" w:space="0" w:color="808080" w:themeColor="background1" w:themeShade="80"/>
+              <w:right w:val="single" w:sz="4" w:space="0" w:color="808080" w:themeColor="background1" w:themeShade="80"/>
+            </w:tcBorders>
+            <w:vAlign w:val="center"/>
+          </w:tcPr>
+          <w:p>
+            <w:pPr>
+              <w:jc w:val="center"/>
+              <w:rPr>
+                <w:rFonts w:eastAsia="標楷體" w:cs="標楷體"/>
+                <w:szCs w:val="28"/>
+              </w:rPr>
+            </w:pPr>
+            <w:r>
+              <w:rPr>
+                <w:rFonts w:eastAsia="標楷體" w:cs="標楷體"/>
+                <w:szCs w:val="28"/>
+              </w:rPr>
+              <w:t>FR-05</w:t>
+            </w:r>
+          </w:p>
+        </w:tc>
+        <w:tc>
+          <w:tcPr>
+            <w:tcW w:w="1898" w:type="dxa"/>
+            <w:tcBorders>
+              <w:top w:val="single" w:sz="4" w:space="0" w:color="808080" w:themeColor="background1" w:themeShade="80"/>
+              <w:left w:val="single" w:sz="4" w:space="0" w:color="808080" w:themeColor="background1" w:themeShade="80"/>
+              <w:bottom w:val="single" w:sz="4" w:space="0" w:color="808080" w:themeColor="background1" w:themeShade="80"/>
+              <w:right w:val="single" w:sz="4" w:space="0" w:color="808080" w:themeColor="background1" w:themeShade="80"/>
+            </w:tcBorders>
+            <w:vAlign w:val="center"/>
+          </w:tcPr>
+          <w:p>
+            <w:pPr>
+              <w:rPr>
+                <w:rFonts w:eastAsia="標楷體" w:cs="標楷體"/>
+                <w:szCs w:val="28"/>
+              </w:rPr>
+            </w:pPr>
+            <w:r>
+              <w:rPr>
+                <w:rFonts w:eastAsia="標楷體" w:cs="標楷體"/>
+                <w:szCs w:val="28"/>
+              </w:rPr>
+              <w:t>查詢資訊資產作業</w:t>
+            </w:r>
+          </w:p>
+        </w:tc>
+        <w:tc>
+          <w:tcPr>
+            <w:tcW w:w="4535" w:type="dxa"/>
+            <w:tcBorders>
+              <w:top w:val="single" w:sz="4" w:space="0" w:color="808080" w:themeColor="background1" w:themeShade="80"/>
+              <w:left w:val="single" w:sz="4" w:space="0" w:color="808080" w:themeColor="background1" w:themeShade="80"/>
+              <w:bottom w:val="single" w:sz="4" w:space="0" w:color="808080" w:themeColor="background1" w:themeShade="80"/>
+              <w:right w:val="single" w:sz="4" w:space="0" w:color="808080" w:themeColor="background1" w:themeShade="80"/>
+            </w:tcBorders>
+            <w:vAlign w:val="center"/>
+          </w:tcPr>
+          <w:p>
+            <w:pPr>
+              <w:rPr>
+                <w:rFonts w:eastAsia="標楷體" w:cs="標楷體"/>
+                <w:szCs w:val="28"/>
+              </w:rPr>
+            </w:pPr>
+            <w:r>
+              <w:rPr>
+                <w:rFonts w:eastAsia="標楷體" w:cs="標楷體"/>
+                <w:szCs w:val="28"/>
+              </w:rPr>
+              <w:t>依資產名稱、類別或負責人等條件查詢資產。</w:t>
+            </w:r>
+          </w:p>
+        </w:tc>
+        <w:tc>
+          <w:tcPr>
+            <w:tcW w:w="1814" w:type="dxa"/>
+            <w:tcBorders>
+              <w:top w:val="single" w:sz="4" w:space="0" w:color="808080" w:themeColor="background1" w:themeShade="80"/>
+              <w:left w:val="single" w:sz="4" w:space="0" w:color="808080" w:themeColor="background1" w:themeShade="80"/>
+              <w:bottom w:val="single" w:sz="4" w:space="0" w:color="808080" w:themeColor="background1" w:themeShade="80"/>
+              <w:right w:val="single" w:sz="4" w:space="0" w:color="808080" w:themeColor="background1" w:themeShade="80"/>
+            </w:tcBorders>
+            <w:vAlign w:val="center"/>
+          </w:tcPr>
+          <w:p>
+            <w:pPr>
+              <w:rPr>
+                <w:rFonts w:eastAsia="標楷體" w:cs="標楷體"/>
+                <w:szCs w:val="28"/>
+              </w:rPr>
+            </w:pPr>
+            <w:r>
+              <w:rPr>
+                <w:rFonts w:eastAsia="標楷體" w:cs="標楷體"/>
+                <w:szCs w:val="28"/>
+              </w:rPr>
+              <w:t>一般使用者</w:t>
+            </w:r>
+          </w:p>
+        </w:tc>
+      </w:tr>
+      <w:tr>
+        <w:trPr>
+          <w:cantSplit/>
+          <w:jc w:val="center"/>
+        </w:trPr>
+        <w:tc>
+          <w:tcPr>
+            <w:tcW w:w="1050" w:type="dxa"/>
+            <w:tcBorders>
+              <w:top w:val="single" w:sz="4" w:space="0" w:color="808080" w:themeColor="background1" w:themeShade="80"/>
+              <w:left w:val="single" w:sz="4" w:space="0" w:color="808080" w:themeColor="background1" w:themeShade="80"/>
+              <w:bottom w:val="single" w:sz="4" w:space="0" w:color="808080" w:themeColor="background1" w:themeShade="80"/>
+              <w:right w:val="single" w:sz="4" w:space="0" w:color="808080" w:themeColor="background1" w:themeShade="80"/>
+            </w:tcBorders>
+            <w:vAlign w:val="center"/>
+          </w:tcPr>
+          <w:p>
+            <w:pPr>
+              <w:jc w:val="center"/>
+              <w:rPr>
+                <w:rFonts w:eastAsia="標楷體" w:cs="標楷體"/>
+                <w:szCs w:val="28"/>
+              </w:rPr>
+            </w:pPr>
+            <w:r>
+              <w:rPr>
+                <w:rFonts w:eastAsia="標楷體" w:cs="標楷體"/>
+                <w:szCs w:val="28"/>
+              </w:rPr>
+              <w:t>FR-06</w:t>
+            </w:r>
+          </w:p>
+        </w:tc>
+        <w:tc>
+          <w:tcPr>
+            <w:tcW w:w="1898" w:type="dxa"/>
+            <w:tcBorders>
+              <w:top w:val="single" w:sz="4" w:space="0" w:color="808080" w:themeColor="background1" w:themeShade="80"/>
+              <w:left w:val="single" w:sz="4" w:space="0" w:color="808080" w:themeColor="background1" w:themeShade="80"/>
+              <w:bottom w:val="single" w:sz="4" w:space="0" w:color="808080" w:themeColor="background1" w:themeShade="80"/>
+              <w:right w:val="single" w:sz="4" w:space="0" w:color="808080" w:themeColor="background1" w:themeShade="80"/>
+            </w:tcBorders>
+            <w:vAlign w:val="center"/>
+          </w:tcPr>
+          <w:p>
+            <w:pPr>
+              <w:rPr>
+                <w:rFonts w:eastAsia="標楷體" w:cs="標楷體"/>
+                <w:szCs w:val="28"/>
+              </w:rPr>
+            </w:pPr>
+            <w:r>
+              <w:rPr>
+                <w:rFonts w:eastAsia="標楷體" w:cs="標楷體"/>
+                <w:szCs w:val="28"/>
+              </w:rPr>
+              <w:t>資產盤點與</w:t>
+            </w:r>
+            <w:r>
+              <w:rPr>
+                <w:rFonts w:eastAsia="標楷體" w:cs="標楷體"/>
+                <w:szCs w:val="28"/>
+              </w:rPr>
+              <w:t>AI</w:t>
+            </w:r>
+            <w:r>
+              <w:rPr>
+                <w:rFonts w:eastAsia="標楷體" w:cs="標楷體"/>
+                <w:szCs w:val="28"/>
+              </w:rPr>
+              <w:t>建議作業</w:t>
+            </w:r>
+          </w:p>
+        </w:tc>
+        <w:tc>
+          <w:tcPr>
+            <w:tcW w:w="4535" w:type="dxa"/>
+            <w:tcBorders>
+              <w:top w:val="single" w:sz="4" w:space="0" w:color="808080" w:themeColor="background1" w:themeShade="80"/>
+              <w:left w:val="single" w:sz="4" w:space="0" w:color="808080" w:themeColor="background1" w:themeShade="80"/>
+              <w:bottom w:val="single" w:sz="4" w:space="0" w:color="808080" w:themeColor="background1" w:themeShade="80"/>
+              <w:right w:val="single" w:sz="4" w:space="0" w:color="808080" w:themeColor="background1" w:themeShade="80"/>
+            </w:tcBorders>
+            <w:vAlign w:val="center"/>
+          </w:tcPr>
+          <w:p>
+            <w:pPr>
+              <w:rPr>
+                <w:rFonts w:eastAsia="標楷體" w:cs="標楷體"/>
+                <w:szCs w:val="28"/>
+              </w:rPr>
+            </w:pPr>
+            <w:r>
+              <w:rPr>
+                <w:rFonts w:eastAsia="標楷體" w:cs="標楷體"/>
+                <w:szCs w:val="28"/>
+              </w:rPr>
+              <w:t>檢查資產資料完整性，提示缺漏資料，並提供</w:t>
+            </w:r>
+            <w:r>
+              <w:rPr>
+                <w:rFonts w:eastAsia="標楷體" w:cs="標楷體"/>
+                <w:szCs w:val="28"/>
+              </w:rPr>
+              <w:t xml:space="preserve"> AI </w:t>
+            </w:r>
+            <w:r>
+              <w:rPr>
+                <w:rFonts w:eastAsia="標楷體" w:cs="標楷體"/>
+                <w:szCs w:val="28"/>
+              </w:rPr>
+              <w:t>資產分類及</w:t>
+            </w:r>
+            <w:r>
+              <w:rPr>
+                <w:rFonts w:eastAsia="標楷體" w:cs="標楷體"/>
+                <w:szCs w:val="28"/>
+              </w:rPr>
+              <w:t xml:space="preserve"> CIA </w:t>
+            </w:r>
+            <w:r>
+              <w:rPr>
+                <w:rFonts w:eastAsia="標楷體" w:cs="標楷體"/>
+                <w:szCs w:val="28"/>
+              </w:rPr>
+              <w:t>價值建議供確認。</w:t>
+            </w:r>
+          </w:p>
+        </w:tc>
+        <w:tc>
+          <w:tcPr>
+            <w:tcW w:w="1814" w:type="dxa"/>
+            <w:tcBorders>
+              <w:top w:val="single" w:sz="4" w:space="0" w:color="808080" w:themeColor="background1" w:themeShade="80"/>
+              <w:left w:val="single" w:sz="4" w:space="0" w:color="808080" w:themeColor="background1" w:themeShade="80"/>
+              <w:bottom w:val="single" w:sz="4" w:space="0" w:color="808080" w:themeColor="background1" w:themeShade="80"/>
+              <w:right w:val="single" w:sz="4" w:space="0" w:color="808080" w:themeColor="background1" w:themeShade="80"/>
+            </w:tcBorders>
+            <w:vAlign w:val="center"/>
+          </w:tcPr>
+          <w:p>
+            <w:pPr>
+              <w:rPr>
+                <w:rFonts w:eastAsia="標楷體" w:cs="標楷體"/>
+                <w:szCs w:val="28"/>
+              </w:rPr>
+            </w:pPr>
+            <w:r>
+              <w:rPr>
+                <w:rFonts w:eastAsia="標楷體" w:cs="標楷體"/>
+                <w:szCs w:val="28"/>
+              </w:rPr>
+              <w:t>一般使用者</w:t>
+            </w:r>
+          </w:p>
+        </w:tc>
+      </w:tr>
+      <w:tr>
+        <w:trPr>
+          <w:cantSplit/>
+          <w:jc w:val="center"/>
+        </w:trPr>
+        <w:tc>
+          <w:tcPr>
+            <w:tcW w:w="1050" w:type="dxa"/>
+            <w:tcBorders>
+              <w:top w:val="single" w:sz="4" w:space="0" w:color="808080" w:themeColor="background1" w:themeShade="80"/>
+              <w:left w:val="single" w:sz="4" w:space="0" w:color="808080" w:themeColor="background1" w:themeShade="80"/>
+              <w:bottom w:val="single" w:sz="4" w:space="0" w:color="808080" w:themeColor="background1" w:themeShade="80"/>
+              <w:right w:val="single" w:sz="4" w:space="0" w:color="808080" w:themeColor="background1" w:themeShade="80"/>
+            </w:tcBorders>
+            <w:vAlign w:val="center"/>
+          </w:tcPr>
+          <w:p>
+            <w:pPr>
+              <w:jc w:val="center"/>
+              <w:rPr>
+                <w:rFonts w:eastAsia="標楷體" w:cs="標楷體"/>
+                <w:szCs w:val="28"/>
+              </w:rPr>
+            </w:pPr>
+            <w:r>
+              <w:rPr>
+                <w:rFonts w:eastAsia="標楷體" w:cs="標楷體"/>
+                <w:szCs w:val="28"/>
+              </w:rPr>
+              <w:t>FR-07</w:t>
+            </w:r>
+          </w:p>
+        </w:tc>
+        <w:tc>
+          <w:tcPr>
+            <w:tcW w:w="1898" w:type="dxa"/>
+            <w:tcBorders>
+              <w:top w:val="single" w:sz="4" w:space="0" w:color="808080" w:themeColor="background1" w:themeShade="80"/>
+              <w:left w:val="single" w:sz="4" w:space="0" w:color="808080" w:themeColor="background1" w:themeShade="80"/>
+              <w:bottom w:val="single" w:sz="4" w:space="0" w:color="808080" w:themeColor="background1" w:themeShade="80"/>
+              <w:right w:val="single" w:sz="4" w:space="0" w:color="808080" w:themeColor="background1" w:themeShade="80"/>
+            </w:tcBorders>
+            <w:vAlign w:val="center"/>
+          </w:tcPr>
+          <w:p>
+            <w:pPr>
+              <w:rPr>
+                <w:rFonts w:eastAsia="標楷體" w:cs="標楷體"/>
+                <w:szCs w:val="28"/>
+              </w:rPr>
+            </w:pPr>
+            <w:r>
+              <w:rPr>
+                <w:rFonts w:eastAsia="標楷體" w:cs="標楷體"/>
+                <w:szCs w:val="28"/>
+              </w:rPr>
+              <w:t>風險評鑑作業</w:t>
+            </w:r>
+          </w:p>
+        </w:tc>
+        <w:tc>
+          <w:tcPr>
+            <w:tcW w:w="4535" w:type="dxa"/>
+            <w:tcBorders>
+              <w:top w:val="single" w:sz="4" w:space="0" w:color="808080" w:themeColor="background1" w:themeShade="80"/>
+              <w:left w:val="single" w:sz="4" w:space="0" w:color="808080" w:themeColor="background1" w:themeShade="80"/>
+              <w:bottom w:val="single" w:sz="4" w:space="0" w:color="808080" w:themeColor="background1" w:themeShade="80"/>
+              <w:right w:val="single" w:sz="4" w:space="0" w:color="808080" w:themeColor="background1" w:themeShade="80"/>
+            </w:tcBorders>
+            <w:vAlign w:val="center"/>
+          </w:tcPr>
+          <w:p>
+            <w:pPr>
+              <w:rPr>
+                <w:rFonts w:eastAsia="標楷體" w:cs="標楷體"/>
+                <w:szCs w:val="28"/>
+              </w:rPr>
+            </w:pPr>
+            <w:r>
+              <w:rPr>
+                <w:rFonts w:eastAsia="標楷體" w:cs="標楷體"/>
+                <w:szCs w:val="28"/>
+              </w:rPr>
+              <w:t>依資產價值、威脅與弱點等資料計算風險值，並顯示風險等級。</w:t>
+            </w:r>
+          </w:p>
+        </w:tc>
+        <w:tc>
+          <w:tcPr>
+            <w:tcW w:w="1814" w:type="dxa"/>
+            <w:tcBorders>
+              <w:top w:val="single" w:sz="4" w:space="0" w:color="808080" w:themeColor="background1" w:themeShade="80"/>
+              <w:left w:val="single" w:sz="4" w:space="0" w:color="808080" w:themeColor="background1" w:themeShade="80"/>
+              <w:bottom w:val="single" w:sz="4" w:space="0" w:color="808080" w:themeColor="background1" w:themeShade="80"/>
+              <w:right w:val="single" w:sz="4" w:space="0" w:color="808080" w:themeColor="background1" w:themeShade="80"/>
+            </w:tcBorders>
+            <w:vAlign w:val="center"/>
+          </w:tcPr>
+          <w:p>
+            <w:pPr>
+              <w:rPr>
+                <w:rFonts w:eastAsia="標楷體" w:cs="標楷體"/>
+                <w:szCs w:val="28"/>
+              </w:rPr>
+            </w:pPr>
+            <w:r>
+              <w:rPr>
+                <w:rFonts w:eastAsia="標楷體" w:cs="標楷體"/>
+                <w:szCs w:val="28"/>
+              </w:rPr>
+              <w:t>一般使用者</w:t>
+            </w:r>
+          </w:p>
+        </w:tc>
+      </w:tr>
+      <w:tr>
+        <w:trPr>
+          <w:cantSplit/>
+          <w:jc w:val="center"/>
+        </w:trPr>
+        <w:tc>
+          <w:tcPr>
+            <w:tcW w:w="1050" w:type="dxa"/>
+            <w:tcBorders>
+              <w:top w:val="single" w:sz="4" w:space="0" w:color="808080" w:themeColor="background1" w:themeShade="80"/>
+              <w:left w:val="single" w:sz="4" w:space="0" w:color="808080" w:themeColor="background1" w:themeShade="80"/>
+              <w:bottom w:val="single" w:sz="4" w:space="0" w:color="808080" w:themeColor="background1" w:themeShade="80"/>
+              <w:right w:val="single" w:sz="4" w:space="0" w:color="808080" w:themeColor="background1" w:themeShade="80"/>
+            </w:tcBorders>
+            <w:vAlign w:val="center"/>
+          </w:tcPr>
+          <w:p>
+            <w:pPr>
+              <w:jc w:val="center"/>
+              <w:rPr>
+                <w:rFonts w:eastAsia="標楷體" w:cs="標楷體"/>
+                <w:szCs w:val="28"/>
+              </w:rPr>
+            </w:pPr>
+            <w:r>
+              <w:rPr>
+                <w:rFonts w:eastAsia="標楷體" w:cs="標楷體"/>
+                <w:szCs w:val="28"/>
+              </w:rPr>
+              <w:t>FR-08</w:t>
+            </w:r>
+          </w:p>
+        </w:tc>
+        <w:tc>
+          <w:tcPr>
+            <w:tcW w:w="1898" w:type="dxa"/>
+            <w:tcBorders>
+              <w:top w:val="single" w:sz="4" w:space="0" w:color="808080" w:themeColor="background1" w:themeShade="80"/>
+              <w:left w:val="single" w:sz="4" w:space="0" w:color="808080" w:themeColor="background1" w:themeShade="80"/>
+              <w:bottom w:val="single" w:sz="4" w:space="0" w:color="808080" w:themeColor="background1" w:themeShade="80"/>
+              <w:right w:val="single" w:sz="4" w:space="0" w:color="808080" w:themeColor="background1" w:themeShade="80"/>
+            </w:tcBorders>
+            <w:vAlign w:val="center"/>
+          </w:tcPr>
+          <w:p>
+            <w:pPr>
+              <w:rPr>
+                <w:rFonts w:eastAsia="標楷體" w:cs="標楷體"/>
+                <w:szCs w:val="28"/>
+              </w:rPr>
+            </w:pPr>
+            <w:r>
+              <w:rPr>
+                <w:rFonts w:eastAsia="標楷體" w:cs="標楷體"/>
+                <w:szCs w:val="28"/>
+              </w:rPr>
+              <w:t>風險評鑑</w:t>
+            </w:r>
+            <w:r>
+              <w:rPr>
+                <w:rFonts w:eastAsia="標楷體" w:cs="標楷體"/>
+                <w:szCs w:val="28"/>
+              </w:rPr>
+              <w:t>AI</w:t>
+            </w:r>
+            <w:r>
+              <w:rPr>
+                <w:rFonts w:eastAsia="標楷體" w:cs="標楷體"/>
+                <w:szCs w:val="28"/>
+              </w:rPr>
+              <w:t>建議作業</w:t>
+            </w:r>
+          </w:p>
+        </w:tc>
+        <w:tc>
+          <w:tcPr>
+            <w:tcW w:w="4535" w:type="dxa"/>
+            <w:tcBorders>
+              <w:top w:val="single" w:sz="4" w:space="0" w:color="808080" w:themeColor="background1" w:themeShade="80"/>
+              <w:left w:val="single" w:sz="4" w:space="0" w:color="808080" w:themeColor="background1" w:themeShade="80"/>
+              <w:bottom w:val="single" w:sz="4" w:space="0" w:color="808080" w:themeColor="background1" w:themeShade="80"/>
+              <w:right w:val="single" w:sz="4" w:space="0" w:color="808080" w:themeColor="background1" w:themeShade="80"/>
+            </w:tcBorders>
+            <w:vAlign w:val="center"/>
+          </w:tcPr>
+          <w:p>
+            <w:pPr>
+              <w:rPr>
+                <w:rFonts w:eastAsia="標楷體" w:cs="標楷體"/>
+                <w:szCs w:val="28"/>
+              </w:rPr>
+            </w:pPr>
+            <w:r>
+              <w:rPr>
+                <w:rFonts w:eastAsia="標楷體" w:cs="標楷體"/>
+                <w:szCs w:val="28"/>
+              </w:rPr>
+              <w:t>依風險評鑑結果產生改善建議，供使用者查看與後續處理參考。</w:t>
+            </w:r>
+          </w:p>
+        </w:tc>
+        <w:tc>
+          <w:tcPr>
+            <w:tcW w:w="1814" w:type="dxa"/>
+            <w:tcBorders>
+              <w:top w:val="single" w:sz="4" w:space="0" w:color="808080" w:themeColor="background1" w:themeShade="80"/>
+              <w:left w:val="single" w:sz="4" w:space="0" w:color="808080" w:themeColor="background1" w:themeShade="80"/>
+              <w:bottom w:val="single" w:sz="4" w:space="0" w:color="808080" w:themeColor="background1" w:themeShade="80"/>
+              <w:right w:val="single" w:sz="4" w:space="0" w:color="808080" w:themeColor="background1" w:themeShade="80"/>
+            </w:tcBorders>
+            <w:vAlign w:val="center"/>
+          </w:tcPr>
+          <w:p>
+            <w:pPr>
+              <w:rPr>
+                <w:rFonts w:eastAsia="標楷體" w:cs="標楷體"/>
+                <w:szCs w:val="28"/>
+              </w:rPr>
+            </w:pPr>
+            <w:r>
+              <w:rPr>
+                <w:rFonts w:eastAsia="標楷體" w:cs="標楷體"/>
+                <w:szCs w:val="28"/>
+              </w:rPr>
+              <w:t>一般使用者</w:t>
+            </w:r>
+          </w:p>
+        </w:tc>
+      </w:tr>
+      <w:tr>
+        <w:trPr>
+          <w:cantSplit/>
+          <w:jc w:val="center"/>
+        </w:trPr>
+        <w:tc>
+          <w:tcPr>
+            <w:tcW w:w="1050" w:type="dxa"/>
+            <w:tcBorders>
+              <w:top w:val="single" w:sz="4" w:space="0" w:color="808080" w:themeColor="background1" w:themeShade="80"/>
+              <w:left w:val="single" w:sz="4" w:space="0" w:color="808080" w:themeColor="background1" w:themeShade="80"/>
+              <w:bottom w:val="single" w:sz="4" w:space="0" w:color="808080" w:themeColor="background1" w:themeShade="80"/>
+              <w:right w:val="single" w:sz="4" w:space="0" w:color="808080" w:themeColor="background1" w:themeShade="80"/>
+            </w:tcBorders>
+            <w:vAlign w:val="center"/>
+          </w:tcPr>
+          <w:p>
+            <w:pPr>
+              <w:jc w:val="center"/>
+              <w:rPr>
+                <w:rFonts w:eastAsia="標楷體" w:cs="標楷體"/>
+                <w:szCs w:val="28"/>
+              </w:rPr>
+            </w:pPr>
+            <w:r>
+              <w:rPr>
+                <w:rFonts w:eastAsia="標楷體" w:cs="標楷體"/>
+                <w:szCs w:val="28"/>
+              </w:rPr>
+              <w:t>FR-09</w:t>
+            </w:r>
+          </w:p>
+        </w:tc>
+        <w:tc>
+          <w:tcPr>
+            <w:tcW w:w="1898" w:type="dxa"/>
+            <w:tcBorders>
+              <w:top w:val="single" w:sz="4" w:space="0" w:color="808080" w:themeColor="background1" w:themeShade="80"/>
+              <w:left w:val="single" w:sz="4" w:space="0" w:color="808080" w:themeColor="background1" w:themeShade="80"/>
+              <w:bottom w:val="single" w:sz="4" w:space="0" w:color="808080" w:themeColor="background1" w:themeShade="80"/>
+              <w:right w:val="single" w:sz="4" w:space="0" w:color="808080" w:themeColor="background1" w:themeShade="80"/>
+            </w:tcBorders>
+            <w:vAlign w:val="center"/>
+          </w:tcPr>
+          <w:p>
+            <w:pPr>
+              <w:rPr>
+                <w:rFonts w:eastAsia="標楷體" w:cs="標楷體"/>
+                <w:szCs w:val="28"/>
+              </w:rPr>
+            </w:pPr>
+            <w:r>
+              <w:rPr>
+                <w:rFonts w:eastAsia="標楷體" w:cs="標楷體"/>
+                <w:szCs w:val="28"/>
+              </w:rPr>
+              <w:t>風險報表產生作業</w:t>
+            </w:r>
+          </w:p>
+        </w:tc>
+        <w:tc>
+          <w:tcPr>
+            <w:tcW w:w="4535" w:type="dxa"/>
+            <w:tcBorders>
+              <w:top w:val="single" w:sz="4" w:space="0" w:color="808080" w:themeColor="background1" w:themeShade="80"/>
+              <w:left w:val="single" w:sz="4" w:space="0" w:color="808080" w:themeColor="background1" w:themeShade="80"/>
+              <w:bottom w:val="single" w:sz="4" w:space="0" w:color="808080" w:themeColor="background1" w:themeShade="80"/>
+              <w:right w:val="single" w:sz="4" w:space="0" w:color="808080" w:themeColor="background1" w:themeShade="80"/>
+            </w:tcBorders>
+            <w:vAlign w:val="center"/>
+          </w:tcPr>
+          <w:p>
+            <w:pPr>
+              <w:rPr>
+                <w:rFonts w:eastAsia="標楷體" w:cs="標楷體"/>
+                <w:szCs w:val="28"/>
+              </w:rPr>
+            </w:pPr>
+            <w:r>
+              <w:rPr>
+                <w:rFonts w:eastAsia="標楷體" w:cs="標楷體"/>
+                <w:szCs w:val="28"/>
+              </w:rPr>
+              <w:t>提供整體風險報表與高風險資產資訊，協助掌握優先處理項目。</w:t>
+            </w:r>
+          </w:p>
+        </w:tc>
+        <w:tc>
+          <w:tcPr>
+            <w:tcW w:w="1814" w:type="dxa"/>
+            <w:tcBorders>
+              <w:top w:val="single" w:sz="4" w:space="0" w:color="808080" w:themeColor="background1" w:themeShade="80"/>
+              <w:left w:val="single" w:sz="4" w:space="0" w:color="808080" w:themeColor="background1" w:themeShade="80"/>
+              <w:bottom w:val="single" w:sz="4" w:space="0" w:color="808080" w:themeColor="background1" w:themeShade="80"/>
+              <w:right w:val="single" w:sz="4" w:space="0" w:color="808080" w:themeColor="background1" w:themeShade="80"/>
+            </w:tcBorders>
+            <w:vAlign w:val="center"/>
+          </w:tcPr>
+          <w:p>
+            <w:pPr>
+              <w:rPr>
+                <w:rFonts w:eastAsia="標楷體" w:cs="標楷體"/>
+                <w:szCs w:val="28"/>
+              </w:rPr>
+            </w:pPr>
+            <w:r>
+              <w:rPr>
+                <w:rFonts w:eastAsia="標楷體" w:cs="標楷體"/>
+                <w:szCs w:val="28"/>
+              </w:rPr>
+              <w:t>資安管理員／高階主管</w:t>
+            </w:r>
+          </w:p>
+        </w:tc>
+      </w:tr>
+      <w:tr>
+        <w:trPr>
+          <w:cantSplit/>
+          <w:jc w:val="center"/>
+        </w:trPr>
+        <w:tc>
+          <w:tcPr>
+            <w:tcW w:w="1050" w:type="dxa"/>
+            <w:tcBorders>
+              <w:top w:val="single" w:sz="4" w:space="0" w:color="808080" w:themeColor="background1" w:themeShade="80"/>
+              <w:left w:val="single" w:sz="4" w:space="0" w:color="808080" w:themeColor="background1" w:themeShade="80"/>
+              <w:bottom w:val="single" w:sz="4" w:space="0" w:color="808080" w:themeColor="background1" w:themeShade="80"/>
+              <w:right w:val="single" w:sz="4" w:space="0" w:color="808080" w:themeColor="background1" w:themeShade="80"/>
+            </w:tcBorders>
+            <w:vAlign w:val="center"/>
+          </w:tcPr>
+          <w:p>
+            <w:pPr>
+              <w:jc w:val="center"/>
+              <w:rPr>
+                <w:rFonts w:eastAsia="標楷體" w:cs="標楷體"/>
+                <w:szCs w:val="28"/>
+              </w:rPr>
+            </w:pPr>
+            <w:r>
+              <w:rPr>
+                <w:rFonts w:eastAsia="標楷體" w:cs="標楷體"/>
+                <w:szCs w:val="28"/>
+              </w:rPr>
+              <w:t>FR-10</w:t>
+            </w:r>
+          </w:p>
+        </w:tc>
+        <w:tc>
+          <w:tcPr>
+            <w:tcW w:w="1898" w:type="dxa"/>
+            <w:tcBorders>
+              <w:top w:val="single" w:sz="4" w:space="0" w:color="808080" w:themeColor="background1" w:themeShade="80"/>
+              <w:left w:val="single" w:sz="4" w:space="0" w:color="808080" w:themeColor="background1" w:themeShade="80"/>
+              <w:bottom w:val="single" w:sz="4" w:space="0" w:color="808080" w:themeColor="background1" w:themeShade="80"/>
+              <w:right w:val="single" w:sz="4" w:space="0" w:color="808080" w:themeColor="background1" w:themeShade="80"/>
+            </w:tcBorders>
+            <w:vAlign w:val="center"/>
+          </w:tcPr>
+          <w:p>
+            <w:pPr>
+              <w:rPr>
+                <w:rFonts w:eastAsia="標楷體" w:cs="標楷體"/>
+                <w:szCs w:val="28"/>
+              </w:rPr>
+            </w:pPr>
+            <w:r>
+              <w:rPr>
+                <w:rFonts w:eastAsia="標楷體" w:cs="標楷體"/>
+                <w:szCs w:val="28"/>
+              </w:rPr>
+              <w:t>帳號與權限管理作業</w:t>
+            </w:r>
+          </w:p>
+        </w:tc>
+        <w:tc>
+          <w:tcPr>
+            <w:tcW w:w="4535" w:type="dxa"/>
+            <w:tcBorders>
+              <w:top w:val="single" w:sz="4" w:space="0" w:color="808080" w:themeColor="background1" w:themeShade="80"/>
+              <w:left w:val="single" w:sz="4" w:space="0" w:color="808080" w:themeColor="background1" w:themeShade="80"/>
+              <w:bottom w:val="single" w:sz="4" w:space="0" w:color="808080" w:themeColor="background1" w:themeShade="80"/>
+              <w:right w:val="single" w:sz="4" w:space="0" w:color="808080" w:themeColor="background1" w:themeShade="80"/>
+            </w:tcBorders>
+            <w:vAlign w:val="center"/>
+          </w:tcPr>
+          <w:p>
+            <w:pPr>
+              <w:rPr>
+                <w:rFonts w:eastAsia="標楷體" w:cs="標楷體"/>
+                <w:szCs w:val="28"/>
+              </w:rPr>
+            </w:pPr>
+            <w:r>
+              <w:rPr>
+                <w:rFonts w:eastAsia="標楷體" w:cs="標楷體"/>
+                <w:szCs w:val="28"/>
+              </w:rPr>
+              <w:t>新增、修改或停用使用者帳號，並設定角色權限。</w:t>
+            </w:r>
+          </w:p>
+        </w:tc>
+        <w:tc>
+          <w:tcPr>
+            <w:tcW w:w="1814" w:type="dxa"/>
+            <w:tcBorders>
+              <w:top w:val="single" w:sz="4" w:space="0" w:color="808080" w:themeColor="background1" w:themeShade="80"/>
+              <w:left w:val="single" w:sz="4" w:space="0" w:color="808080" w:themeColor="background1" w:themeShade="80"/>
+              <w:bottom w:val="single" w:sz="4" w:space="0" w:color="808080" w:themeColor="background1" w:themeShade="80"/>
+              <w:right w:val="single" w:sz="4" w:space="0" w:color="808080" w:themeColor="background1" w:themeShade="80"/>
+            </w:tcBorders>
+            <w:vAlign w:val="center"/>
+          </w:tcPr>
+          <w:p>
+            <w:pPr>
+              <w:rPr>
+                <w:rFonts w:eastAsia="標楷體" w:cs="標楷體"/>
+                <w:szCs w:val="28"/>
+              </w:rPr>
+            </w:pPr>
+            <w:r>
+              <w:rPr>
+                <w:rFonts w:eastAsia="標楷體" w:cs="標楷體"/>
+                <w:szCs w:val="28"/>
+              </w:rPr>
+              <w:t>系統管理員</w:t>
+            </w:r>
+          </w:p>
+        </w:tc>
+      </w:tr>
+      <w:tr>
+        <w:trPr>
+          <w:cantSplit/>
+          <w:jc w:val="center"/>
+        </w:trPr>
+        <w:tc>
+          <w:tcPr>
+            <w:tcW w:w="1050" w:type="dxa"/>
+            <w:tcBorders>
+              <w:top w:val="single" w:sz="4" w:space="0" w:color="808080" w:themeColor="background1" w:themeShade="80"/>
+              <w:left w:val="single" w:sz="4" w:space="0" w:color="808080" w:themeColor="background1" w:themeShade="80"/>
+              <w:bottom w:val="single" w:sz="4" w:space="0" w:color="808080" w:themeColor="background1" w:themeShade="80"/>
+              <w:right w:val="single" w:sz="4" w:space="0" w:color="808080" w:themeColor="background1" w:themeShade="80"/>
+            </w:tcBorders>
+            <w:vAlign w:val="center"/>
+          </w:tcPr>
+          <w:p>
+            <w:pPr>
+              <w:jc w:val="center"/>
+              <w:rPr>
+                <w:rFonts w:eastAsia="標楷體" w:cs="標楷體"/>
+                <w:szCs w:val="28"/>
+              </w:rPr>
+            </w:pPr>
+            <w:r>
+              <w:rPr>
+                <w:rFonts w:eastAsia="標楷體" w:cs="標楷體"/>
+                <w:szCs w:val="28"/>
+              </w:rPr>
+              <w:t>FR-11</w:t>
+            </w:r>
+          </w:p>
+        </w:tc>
+        <w:tc>
+          <w:tcPr>
+            <w:tcW w:w="1898" w:type="dxa"/>
+            <w:tcBorders>
+              <w:top w:val="single" w:sz="4" w:space="0" w:color="808080" w:themeColor="background1" w:themeShade="80"/>
+              <w:left w:val="single" w:sz="4" w:space="0" w:color="808080" w:themeColor="background1" w:themeShade="80"/>
+              <w:bottom w:val="single" w:sz="4" w:space="0" w:color="808080" w:themeColor="background1" w:themeShade="80"/>
+              <w:right w:val="single" w:sz="4" w:space="0" w:color="808080" w:themeColor="background1" w:themeShade="80"/>
+            </w:tcBorders>
+            <w:vAlign w:val="center"/>
+          </w:tcPr>
+          <w:p>
+            <w:pPr>
+              <w:rPr>
+                <w:rFonts w:eastAsia="標楷體" w:cs="標楷體"/>
+                <w:szCs w:val="28"/>
+              </w:rPr>
+            </w:pPr>
+            <w:r>
+              <w:rPr>
+                <w:rFonts w:eastAsia="標楷體" w:cs="標楷體"/>
+                <w:szCs w:val="28"/>
+              </w:rPr>
+              <w:t>備份系統資料作業</w:t>
+            </w:r>
+          </w:p>
+        </w:tc>
+        <w:tc>
+          <w:tcPr>
+            <w:tcW w:w="4535" w:type="dxa"/>
+            <w:tcBorders>
+              <w:top w:val="single" w:sz="4" w:space="0" w:color="808080" w:themeColor="background1" w:themeShade="80"/>
+              <w:left w:val="single" w:sz="4" w:space="0" w:color="808080" w:themeColor="background1" w:themeShade="80"/>
+              <w:bottom w:val="single" w:sz="4" w:space="0" w:color="808080" w:themeColor="background1" w:themeShade="80"/>
+              <w:right w:val="single" w:sz="4" w:space="0" w:color="808080" w:themeColor="background1" w:themeShade="80"/>
+            </w:tcBorders>
+            <w:vAlign w:val="center"/>
+          </w:tcPr>
+          <w:p>
+            <w:pPr>
+              <w:rPr>
+                <w:rFonts w:eastAsia="標楷體" w:cs="標楷體"/>
+                <w:szCs w:val="28"/>
+              </w:rPr>
+            </w:pPr>
+            <w:r>
+              <w:rPr>
+                <w:rFonts w:eastAsia="標楷體" w:cs="標楷體"/>
+                <w:szCs w:val="28"/>
+              </w:rPr>
+              <w:t>執行或管理系統資料備份，以降低資料遺失風險。</w:t>
+            </w:r>
+          </w:p>
+        </w:tc>
+        <w:tc>
+          <w:tcPr>
+            <w:tcW w:w="1814" w:type="dxa"/>
+            <w:tcBorders>
+              <w:top w:val="single" w:sz="4" w:space="0" w:color="808080" w:themeColor="background1" w:themeShade="80"/>
+              <w:left w:val="single" w:sz="4" w:space="0" w:color="808080" w:themeColor="background1" w:themeShade="80"/>
+              <w:bottom w:val="single" w:sz="4" w:space="0" w:color="808080" w:themeColor="background1" w:themeShade="80"/>
+              <w:right w:val="single" w:sz="4" w:space="0" w:color="808080" w:themeColor="background1" w:themeShade="80"/>
+            </w:tcBorders>
+            <w:vAlign w:val="center"/>
+          </w:tcPr>
+          <w:p>
+            <w:pPr>
+              <w:rPr>
+                <w:rFonts w:eastAsia="標楷體" w:cs="標楷體"/>
+                <w:szCs w:val="28"/>
+              </w:rPr>
+            </w:pPr>
+            <w:r>
+              <w:rPr>
+                <w:rFonts w:eastAsia="標楷體" w:cs="標楷體"/>
+                <w:szCs w:val="28"/>
+              </w:rPr>
+              <w:t>系統管理員</w:t>
+            </w:r>
+          </w:p>
+        </w:tc>
+      </w:tr>
+    </w:tbl>
     <w:p>
       <w:pPr>
         <w:pStyle w:val="a9"/>
@@ -369,13 +1918,6 @@
           <w:szCs w:val="24"/>
         </w:rPr>
       </w:pPr>
-      <w:r>
-        <w:rPr>
-          <w:rFonts w:eastAsia="標楷體" w:hint="eastAsia"/>
-          <w:szCs w:val="24"/>
-        </w:rPr>
-        <w:t>內文</w:t>
-      </w:r>
     </w:p>
     <w:p>
       <w:pPr>
@@ -412,16 +1954,27 @@
         <w:spacing w:line="360" w:lineRule="auto"/>
         <w:ind w:left="482" w:firstLineChars="100" w:firstLine="240"/>
         <w:rPr>
-          <w:rFonts w:eastAsia="標楷體"/>
-          <w:szCs w:val="24"/>
-        </w:rPr>
-      </w:pPr>
-      <w:r>
-        <w:rPr>
           <w:rFonts w:eastAsia="標楷體" w:hint="eastAsia"/>
           <w:szCs w:val="24"/>
         </w:rPr>
-        <w:t>內文</w:t>
+      </w:pPr>
+      <w:r>
+        <w:rPr>
+          <w:rFonts w:eastAsia="標楷體" w:cs="標楷體"/>
+        </w:rPr>
+        <w:t>所有導入</w:t>
+      </w:r>
+      <w:r>
+        <w:rPr>
+          <w:rFonts w:eastAsia="標楷體" w:cs="標楷體"/>
+        </w:rPr>
+        <w:t>ISMS</w:t>
+      </w:r>
+      <w:r>
+        <w:rPr>
+          <w:rFonts w:eastAsia="標楷體" w:cs="標楷體"/>
+        </w:rPr>
+        <w:t>的單位之人員</w:t>
       </w:r>
     </w:p>
     <w:p>
@@ -455,6 +2008,98 @@
     <w:p>
       <w:pPr>
         <w:pStyle w:val="a9"/>
+        <w:numPr>
+          <w:ilvl w:val="0"/>
+          <w:numId w:val="5"/>
+        </w:numPr>
+        <w:snapToGrid w:val="0"/>
+        <w:spacing w:line="360" w:lineRule="auto"/>
+        <w:rPr>
+          <w:rFonts w:eastAsia="標楷體" w:cs="標楷體"/>
+        </w:rPr>
+      </w:pPr>
+      <w:r>
+        <w:rPr>
+          <w:rFonts w:eastAsia="標楷體" w:cs="標楷體" w:hint="eastAsia"/>
+        </w:rPr>
+        <w:t>建立利害關係人導向的智慧盤點功能</w:t>
+      </w:r>
+    </w:p>
+    <w:p>
+      <w:pPr>
+        <w:pStyle w:val="a9"/>
+        <w:numPr>
+          <w:ilvl w:val="0"/>
+          <w:numId w:val="5"/>
+        </w:numPr>
+        <w:snapToGrid w:val="0"/>
+        <w:spacing w:line="360" w:lineRule="auto"/>
+        <w:rPr>
+          <w:rFonts w:eastAsia="標楷體" w:cs="標楷體"/>
+        </w:rPr>
+      </w:pPr>
+      <w:r>
+        <w:rPr>
+          <w:rFonts w:eastAsia="標楷體" w:cs="標楷體" w:hint="eastAsia"/>
+        </w:rPr>
+        <w:t>實作數據驅動與彈性公式的動態風險評鑑</w:t>
+      </w:r>
+    </w:p>
+    <w:p>
+      <w:pPr>
+        <w:pStyle w:val="a9"/>
+        <w:numPr>
+          <w:ilvl w:val="0"/>
+          <w:numId w:val="5"/>
+        </w:numPr>
+        <w:snapToGrid w:val="0"/>
+        <w:spacing w:line="360" w:lineRule="auto"/>
+        <w:rPr>
+          <w:rFonts w:eastAsia="標楷體" w:cs="標楷體"/>
+        </w:rPr>
+      </w:pPr>
+      <w:r>
+        <w:rPr>
+          <w:rFonts w:eastAsia="標楷體" w:cs="標楷體" w:hint="eastAsia"/>
+        </w:rPr>
+        <w:t>建構機敏資料去識別化防護層</w:t>
+      </w:r>
+    </w:p>
+    <w:p>
+      <w:pPr>
+        <w:pStyle w:val="a9"/>
+        <w:numPr>
+          <w:ilvl w:val="0"/>
+          <w:numId w:val="5"/>
+        </w:numPr>
+        <w:snapToGrid w:val="0"/>
+        <w:spacing w:line="360" w:lineRule="auto"/>
+        <w:rPr>
+          <w:rFonts w:eastAsia="標楷體" w:cs="標楷體" w:hint="eastAsia"/>
+        </w:rPr>
+      </w:pPr>
+      <w:r>
+        <w:rPr>
+          <w:rFonts w:eastAsia="標楷體" w:cs="標楷體" w:hint="eastAsia"/>
+        </w:rPr>
+        <w:t>建置基於</w:t>
+      </w:r>
+      <w:r>
+        <w:rPr>
+          <w:rFonts w:eastAsia="標楷體" w:cs="標楷體" w:hint="eastAsia"/>
+        </w:rPr>
+        <w:t>RAG</w:t>
+      </w:r>
+      <w:r>
+        <w:rPr>
+          <w:rFonts w:eastAsia="標楷體" w:cs="標楷體" w:hint="eastAsia"/>
+        </w:rPr>
+        <w:t>技術的合規方式</w:t>
+      </w:r>
+    </w:p>
+    <w:p>
+      <w:pPr>
+        <w:pStyle w:val="a9"/>
         <w:snapToGrid w:val="0"/>
         <w:spacing w:line="360" w:lineRule="auto"/>
         <w:ind w:left="482" w:firstLineChars="100" w:firstLine="240"/>
@@ -463,13 +2108,6 @@
           <w:szCs w:val="24"/>
         </w:rPr>
       </w:pPr>
-      <w:r>
-        <w:rPr>
-          <w:rFonts w:eastAsia="標楷體" w:hint="eastAsia"/>
-          <w:szCs w:val="24"/>
-        </w:rPr>
-        <w:t>內文</w:t>
-      </w:r>
     </w:p>
     <w:p>
       <w:pPr>
@@ -499,24 +2137,972 @@
         <w:t>系統開發工具</w:t>
       </w:r>
     </w:p>
+    <w:tbl>
+      <w:tblPr>
+        <w:tblStyle w:val="ab"/>
+        <w:tblW w:w="5000" w:type="pct"/>
+        <w:tblLook w:val="04A0" w:firstRow="1" w:lastRow="0" w:firstColumn="1" w:lastColumn="0" w:noHBand="0" w:noVBand="1"/>
+      </w:tblPr>
+      <w:tblGrid>
+        <w:gridCol w:w="2890"/>
+        <w:gridCol w:w="7566"/>
+      </w:tblGrid>
+      <w:tr>
+        <w:tc>
+          <w:tcPr>
+            <w:tcW w:w="5000" w:type="pct"/>
+            <w:gridSpan w:val="2"/>
+            <w:tcBorders>
+              <w:top w:val="single" w:sz="4" w:space="0" w:color="808080" w:themeColor="background1" w:themeShade="80"/>
+              <w:left w:val="single" w:sz="4" w:space="0" w:color="808080" w:themeColor="background1" w:themeShade="80"/>
+              <w:bottom w:val="single" w:sz="4" w:space="0" w:color="808080" w:themeColor="background1" w:themeShade="80"/>
+              <w:right w:val="single" w:sz="4" w:space="0" w:color="808080" w:themeColor="background1" w:themeShade="80"/>
+            </w:tcBorders>
+            <w:shd w:val="clear" w:color="auto" w:fill="E7E6E6" w:themeFill="background2"/>
+            <w:hideMark/>
+          </w:tcPr>
+          <w:p>
+            <w:pPr>
+              <w:widowControl/>
+              <w:overflowPunct w:val="0"/>
+              <w:rPr>
+                <w:rFonts w:eastAsia="標楷體" w:cs="標楷體"/>
+              </w:rPr>
+            </w:pPr>
+            <w:r>
+              <w:rPr>
+                <w:rFonts w:eastAsia="標楷體" w:cs="標楷體"/>
+              </w:rPr>
+              <w:t>系統開發環境</w:t>
+            </w:r>
+          </w:p>
+        </w:tc>
+      </w:tr>
+      <w:tr>
+        <w:tc>
+          <w:tcPr>
+            <w:tcW w:w="1382" w:type="pct"/>
+            <w:tcBorders>
+              <w:top w:val="single" w:sz="4" w:space="0" w:color="808080" w:themeColor="background1" w:themeShade="80"/>
+              <w:left w:val="single" w:sz="4" w:space="0" w:color="808080" w:themeColor="background1" w:themeShade="80"/>
+              <w:bottom w:val="single" w:sz="4" w:space="0" w:color="808080" w:themeColor="background1" w:themeShade="80"/>
+              <w:right w:val="single" w:sz="4" w:space="0" w:color="808080" w:themeColor="background1" w:themeShade="80"/>
+            </w:tcBorders>
+            <w:hideMark/>
+          </w:tcPr>
+          <w:p>
+            <w:pPr>
+              <w:widowControl/>
+              <w:overflowPunct w:val="0"/>
+              <w:rPr>
+                <w:rFonts w:eastAsia="標楷體" w:cs="標楷體"/>
+              </w:rPr>
+            </w:pPr>
+            <w:r>
+              <w:rPr>
+                <w:rFonts w:eastAsia="標楷體" w:cs="標楷體"/>
+              </w:rPr>
+              <w:t>作業系統</w:t>
+            </w:r>
+          </w:p>
+        </w:tc>
+        <w:tc>
+          <w:tcPr>
+            <w:tcW w:w="3618" w:type="pct"/>
+            <w:tcBorders>
+              <w:top w:val="single" w:sz="4" w:space="0" w:color="808080" w:themeColor="background1" w:themeShade="80"/>
+              <w:left w:val="single" w:sz="4" w:space="0" w:color="808080" w:themeColor="background1" w:themeShade="80"/>
+              <w:bottom w:val="single" w:sz="4" w:space="0" w:color="808080" w:themeColor="background1" w:themeShade="80"/>
+              <w:right w:val="single" w:sz="4" w:space="0" w:color="808080" w:themeColor="background1" w:themeShade="80"/>
+            </w:tcBorders>
+            <w:hideMark/>
+          </w:tcPr>
+          <w:p>
+            <w:pPr>
+              <w:widowControl/>
+              <w:overflowPunct w:val="0"/>
+              <w:rPr>
+                <w:rFonts w:eastAsia="標楷體" w:cs="標楷體"/>
+              </w:rPr>
+            </w:pPr>
+            <w:r>
+              <w:rPr>
+                <w:rFonts w:eastAsia="標楷體" w:cs="標楷體"/>
+              </w:rPr>
+              <w:t>Windows 11</w:t>
+            </w:r>
+          </w:p>
+        </w:tc>
+      </w:tr>
+      <w:tr>
+        <w:tc>
+          <w:tcPr>
+            <w:tcW w:w="1382" w:type="pct"/>
+            <w:tcBorders>
+              <w:top w:val="single" w:sz="4" w:space="0" w:color="808080" w:themeColor="background1" w:themeShade="80"/>
+              <w:left w:val="single" w:sz="4" w:space="0" w:color="808080" w:themeColor="background1" w:themeShade="80"/>
+              <w:bottom w:val="single" w:sz="4" w:space="0" w:color="808080" w:themeColor="background1" w:themeShade="80"/>
+              <w:right w:val="single" w:sz="4" w:space="0" w:color="808080" w:themeColor="background1" w:themeShade="80"/>
+            </w:tcBorders>
+            <w:hideMark/>
+          </w:tcPr>
+          <w:p>
+            <w:pPr>
+              <w:widowControl/>
+              <w:overflowPunct w:val="0"/>
+              <w:rPr>
+                <w:rFonts w:eastAsia="標楷體" w:cs="標楷體"/>
+              </w:rPr>
+            </w:pPr>
+            <w:r>
+              <w:rPr>
+                <w:rFonts w:eastAsia="標楷體" w:cs="標楷體"/>
+              </w:rPr>
+              <w:t>開發平台</w:t>
+            </w:r>
+          </w:p>
+        </w:tc>
+        <w:tc>
+          <w:tcPr>
+            <w:tcW w:w="3618" w:type="pct"/>
+            <w:tcBorders>
+              <w:top w:val="single" w:sz="4" w:space="0" w:color="808080" w:themeColor="background1" w:themeShade="80"/>
+              <w:left w:val="single" w:sz="4" w:space="0" w:color="808080" w:themeColor="background1" w:themeShade="80"/>
+              <w:bottom w:val="single" w:sz="4" w:space="0" w:color="808080" w:themeColor="background1" w:themeShade="80"/>
+              <w:right w:val="single" w:sz="4" w:space="0" w:color="808080" w:themeColor="background1" w:themeShade="80"/>
+            </w:tcBorders>
+            <w:hideMark/>
+          </w:tcPr>
+          <w:p>
+            <w:pPr>
+              <w:widowControl/>
+              <w:overflowPunct w:val="0"/>
+              <w:rPr>
+                <w:rFonts w:eastAsia="標楷體" w:cs="標楷體"/>
+              </w:rPr>
+            </w:pPr>
+            <w:r>
+              <w:rPr>
+                <w:rFonts w:eastAsia="標楷體" w:cs="標楷體"/>
+              </w:rPr>
+              <w:t>HTML</w:t>
+            </w:r>
+            <w:r>
+              <w:rPr>
+                <w:rFonts w:eastAsia="標楷體" w:cs="標楷體"/>
+              </w:rPr>
+              <w:t>、</w:t>
+            </w:r>
+            <w:r>
+              <w:rPr>
+                <w:rFonts w:eastAsia="標楷體" w:cs="標楷體"/>
+              </w:rPr>
+              <w:t>JavaScript</w:t>
+            </w:r>
+            <w:r>
+              <w:rPr>
+                <w:rFonts w:eastAsia="標楷體" w:cs="標楷體"/>
+              </w:rPr>
+              <w:t>、</w:t>
+            </w:r>
+            <w:r>
+              <w:rPr>
+                <w:rFonts w:eastAsia="標楷體" w:cs="標楷體"/>
+              </w:rPr>
+              <w:t>Python</w:t>
+            </w:r>
+            <w:r>
+              <w:rPr>
+                <w:rFonts w:eastAsia="標楷體" w:cs="標楷體"/>
+              </w:rPr>
+              <w:t>、</w:t>
+            </w:r>
+            <w:r>
+              <w:rPr>
+                <w:rFonts w:eastAsia="標楷體" w:cs="標楷體"/>
+              </w:rPr>
+              <w:t>Flask</w:t>
+            </w:r>
+            <w:r>
+              <w:rPr>
+                <w:rFonts w:eastAsia="標楷體" w:cs="標楷體"/>
+              </w:rPr>
+              <w:t>、</w:t>
+            </w:r>
+            <w:r>
+              <w:rPr>
+                <w:rFonts w:eastAsia="標楷體" w:cs="標楷體"/>
+              </w:rPr>
+              <w:t>Supabase</w:t>
+            </w:r>
+          </w:p>
+        </w:tc>
+      </w:tr>
+      <w:tr>
+        <w:tc>
+          <w:tcPr>
+            <w:tcW w:w="1382" w:type="pct"/>
+            <w:tcBorders>
+              <w:top w:val="single" w:sz="4" w:space="0" w:color="808080" w:themeColor="background1" w:themeShade="80"/>
+              <w:left w:val="single" w:sz="4" w:space="0" w:color="808080" w:themeColor="background1" w:themeShade="80"/>
+              <w:bottom w:val="single" w:sz="4" w:space="0" w:color="808080" w:themeColor="background1" w:themeShade="80"/>
+              <w:right w:val="single" w:sz="4" w:space="0" w:color="808080" w:themeColor="background1" w:themeShade="80"/>
+            </w:tcBorders>
+            <w:hideMark/>
+          </w:tcPr>
+          <w:p>
+            <w:pPr>
+              <w:widowControl/>
+              <w:overflowPunct w:val="0"/>
+              <w:rPr>
+                <w:rFonts w:eastAsia="標楷體" w:cs="標楷體"/>
+              </w:rPr>
+            </w:pPr>
+            <w:r>
+              <w:rPr>
+                <w:rFonts w:eastAsia="標楷體" w:cs="標楷體"/>
+              </w:rPr>
+              <w:t>程式撰寫工具</w:t>
+            </w:r>
+          </w:p>
+        </w:tc>
+        <w:tc>
+          <w:tcPr>
+            <w:tcW w:w="3618" w:type="pct"/>
+            <w:tcBorders>
+              <w:top w:val="single" w:sz="4" w:space="0" w:color="808080" w:themeColor="background1" w:themeShade="80"/>
+              <w:left w:val="single" w:sz="4" w:space="0" w:color="808080" w:themeColor="background1" w:themeShade="80"/>
+              <w:bottom w:val="single" w:sz="4" w:space="0" w:color="808080" w:themeColor="background1" w:themeShade="80"/>
+              <w:right w:val="single" w:sz="4" w:space="0" w:color="808080" w:themeColor="background1" w:themeShade="80"/>
+            </w:tcBorders>
+            <w:hideMark/>
+          </w:tcPr>
+          <w:p>
+            <w:pPr>
+              <w:widowControl/>
+              <w:overflowPunct w:val="0"/>
+              <w:rPr>
+                <w:rFonts w:eastAsia="標楷體" w:cs="標楷體"/>
+              </w:rPr>
+            </w:pPr>
+            <w:r>
+              <w:rPr>
+                <w:rFonts w:eastAsia="標楷體" w:cs="標楷體"/>
+              </w:rPr>
+              <w:t>Visual Studio Code</w:t>
+            </w:r>
+          </w:p>
+        </w:tc>
+      </w:tr>
+      <w:tr>
+        <w:tc>
+          <w:tcPr>
+            <w:tcW w:w="5000" w:type="pct"/>
+            <w:gridSpan w:val="2"/>
+            <w:tcBorders>
+              <w:top w:val="single" w:sz="4" w:space="0" w:color="808080" w:themeColor="background1" w:themeShade="80"/>
+              <w:left w:val="single" w:sz="4" w:space="0" w:color="808080" w:themeColor="background1" w:themeShade="80"/>
+              <w:bottom w:val="single" w:sz="4" w:space="0" w:color="808080" w:themeColor="background1" w:themeShade="80"/>
+              <w:right w:val="single" w:sz="4" w:space="0" w:color="808080" w:themeColor="background1" w:themeShade="80"/>
+            </w:tcBorders>
+            <w:shd w:val="clear" w:color="auto" w:fill="E7E6E6" w:themeFill="background2"/>
+            <w:hideMark/>
+          </w:tcPr>
+          <w:p>
+            <w:pPr>
+              <w:widowControl/>
+              <w:overflowPunct w:val="0"/>
+              <w:rPr>
+                <w:rFonts w:eastAsia="標楷體" w:cs="標楷體"/>
+              </w:rPr>
+            </w:pPr>
+            <w:r>
+              <w:rPr>
+                <w:rFonts w:eastAsia="標楷體" w:cs="標楷體"/>
+              </w:rPr>
+              <w:t>程式開發工具</w:t>
+            </w:r>
+          </w:p>
+        </w:tc>
+      </w:tr>
+      <w:tr>
+        <w:tc>
+          <w:tcPr>
+            <w:tcW w:w="1382" w:type="pct"/>
+            <w:tcBorders>
+              <w:top w:val="single" w:sz="4" w:space="0" w:color="808080" w:themeColor="background1" w:themeShade="80"/>
+              <w:left w:val="single" w:sz="4" w:space="0" w:color="808080" w:themeColor="background1" w:themeShade="80"/>
+              <w:bottom w:val="single" w:sz="4" w:space="0" w:color="808080" w:themeColor="background1" w:themeShade="80"/>
+              <w:right w:val="single" w:sz="4" w:space="0" w:color="808080" w:themeColor="background1" w:themeShade="80"/>
+            </w:tcBorders>
+            <w:hideMark/>
+          </w:tcPr>
+          <w:p>
+            <w:pPr>
+              <w:widowControl/>
+              <w:overflowPunct w:val="0"/>
+              <w:rPr>
+                <w:rFonts w:eastAsia="標楷體" w:cs="標楷體"/>
+              </w:rPr>
+            </w:pPr>
+            <w:r>
+              <w:rPr>
+                <w:rFonts w:eastAsia="標楷體" w:cs="標楷體"/>
+              </w:rPr>
+              <w:t>前端技術</w:t>
+            </w:r>
+          </w:p>
+        </w:tc>
+        <w:tc>
+          <w:tcPr>
+            <w:tcW w:w="3618" w:type="pct"/>
+            <w:tcBorders>
+              <w:top w:val="single" w:sz="4" w:space="0" w:color="808080" w:themeColor="background1" w:themeShade="80"/>
+              <w:left w:val="single" w:sz="4" w:space="0" w:color="808080" w:themeColor="background1" w:themeShade="80"/>
+              <w:bottom w:val="single" w:sz="4" w:space="0" w:color="808080" w:themeColor="background1" w:themeShade="80"/>
+              <w:right w:val="single" w:sz="4" w:space="0" w:color="808080" w:themeColor="background1" w:themeShade="80"/>
+            </w:tcBorders>
+            <w:hideMark/>
+          </w:tcPr>
+          <w:p>
+            <w:pPr>
+              <w:widowControl/>
+              <w:overflowPunct w:val="0"/>
+              <w:rPr>
+                <w:rFonts w:eastAsia="標楷體" w:cs="標楷體"/>
+              </w:rPr>
+            </w:pPr>
+            <w:r>
+              <w:rPr>
+                <w:rFonts w:eastAsia="標楷體" w:cs="標楷體"/>
+              </w:rPr>
+              <w:t>HTML</w:t>
+            </w:r>
+            <w:r>
+              <w:rPr>
+                <w:rFonts w:eastAsia="標楷體" w:cs="標楷體"/>
+              </w:rPr>
+              <w:t>、</w:t>
+            </w:r>
+            <w:r>
+              <w:rPr>
+                <w:rFonts w:eastAsia="標楷體" w:cs="標楷體"/>
+              </w:rPr>
+              <w:t>CSS</w:t>
+            </w:r>
+            <w:r>
+              <w:rPr>
+                <w:rFonts w:eastAsia="標楷體" w:cs="標楷體"/>
+              </w:rPr>
+              <w:t>、</w:t>
+            </w:r>
+            <w:r>
+              <w:rPr>
+                <w:rFonts w:eastAsia="標楷體" w:cs="標楷體"/>
+              </w:rPr>
+              <w:t>JavaScript</w:t>
+            </w:r>
+          </w:p>
+        </w:tc>
+      </w:tr>
+      <w:tr>
+        <w:tc>
+          <w:tcPr>
+            <w:tcW w:w="1382" w:type="pct"/>
+            <w:tcBorders>
+              <w:top w:val="single" w:sz="4" w:space="0" w:color="808080" w:themeColor="background1" w:themeShade="80"/>
+              <w:left w:val="single" w:sz="4" w:space="0" w:color="808080" w:themeColor="background1" w:themeShade="80"/>
+              <w:bottom w:val="single" w:sz="4" w:space="0" w:color="808080" w:themeColor="background1" w:themeShade="80"/>
+              <w:right w:val="single" w:sz="4" w:space="0" w:color="808080" w:themeColor="background1" w:themeShade="80"/>
+            </w:tcBorders>
+            <w:hideMark/>
+          </w:tcPr>
+          <w:p>
+            <w:pPr>
+              <w:widowControl/>
+              <w:overflowPunct w:val="0"/>
+              <w:rPr>
+                <w:rFonts w:eastAsia="標楷體" w:cs="標楷體"/>
+              </w:rPr>
+            </w:pPr>
+            <w:r>
+              <w:rPr>
+                <w:rFonts w:eastAsia="標楷體" w:cs="標楷體"/>
+              </w:rPr>
+              <w:t>後端技術</w:t>
+            </w:r>
+          </w:p>
+        </w:tc>
+        <w:tc>
+          <w:tcPr>
+            <w:tcW w:w="3618" w:type="pct"/>
+            <w:tcBorders>
+              <w:top w:val="single" w:sz="4" w:space="0" w:color="808080" w:themeColor="background1" w:themeShade="80"/>
+              <w:left w:val="single" w:sz="4" w:space="0" w:color="808080" w:themeColor="background1" w:themeShade="80"/>
+              <w:bottom w:val="single" w:sz="4" w:space="0" w:color="808080" w:themeColor="background1" w:themeShade="80"/>
+              <w:right w:val="single" w:sz="4" w:space="0" w:color="808080" w:themeColor="background1" w:themeShade="80"/>
+            </w:tcBorders>
+            <w:hideMark/>
+          </w:tcPr>
+          <w:p>
+            <w:pPr>
+              <w:widowControl/>
+              <w:overflowPunct w:val="0"/>
+              <w:rPr>
+                <w:rFonts w:eastAsia="標楷體" w:cs="標楷體"/>
+              </w:rPr>
+            </w:pPr>
+            <w:r>
+              <w:rPr>
+                <w:rFonts w:eastAsia="標楷體" w:cs="標楷體"/>
+              </w:rPr>
+              <w:t>Python</w:t>
+            </w:r>
+            <w:r>
+              <w:rPr>
+                <w:rFonts w:eastAsia="標楷體" w:cs="標楷體"/>
+              </w:rPr>
+              <w:t>、</w:t>
+            </w:r>
+            <w:r>
+              <w:rPr>
+                <w:rFonts w:eastAsia="標楷體" w:cs="標楷體"/>
+              </w:rPr>
+              <w:t>Flask</w:t>
+            </w:r>
+            <w:r>
+              <w:rPr>
+                <w:rFonts w:eastAsia="標楷體" w:cs="標楷體"/>
+              </w:rPr>
+              <w:t>、</w:t>
+            </w:r>
+            <w:r>
+              <w:rPr>
+                <w:rFonts w:eastAsia="標楷體" w:cs="標楷體"/>
+              </w:rPr>
+              <w:t>Supabase</w:t>
+            </w:r>
+            <w:r>
+              <w:rPr>
+                <w:rFonts w:eastAsia="標楷體" w:cs="標楷體"/>
+              </w:rPr>
+              <w:t>（</w:t>
+            </w:r>
+            <w:r>
+              <w:rPr>
+                <w:rFonts w:eastAsia="標楷體" w:cs="標楷體"/>
+              </w:rPr>
+              <w:t>PostgreSQL</w:t>
+            </w:r>
+            <w:r>
+              <w:rPr>
+                <w:rFonts w:eastAsia="標楷體" w:cs="標楷體"/>
+              </w:rPr>
+              <w:t>）</w:t>
+            </w:r>
+          </w:p>
+        </w:tc>
+      </w:tr>
+      <w:tr>
+        <w:tc>
+          <w:tcPr>
+            <w:tcW w:w="1382" w:type="pct"/>
+            <w:tcBorders>
+              <w:top w:val="single" w:sz="4" w:space="0" w:color="808080" w:themeColor="background1" w:themeShade="80"/>
+              <w:left w:val="single" w:sz="4" w:space="0" w:color="808080" w:themeColor="background1" w:themeShade="80"/>
+              <w:bottom w:val="single" w:sz="4" w:space="0" w:color="808080" w:themeColor="background1" w:themeShade="80"/>
+              <w:right w:val="single" w:sz="4" w:space="0" w:color="808080" w:themeColor="background1" w:themeShade="80"/>
+            </w:tcBorders>
+          </w:tcPr>
+          <w:p>
+            <w:pPr>
+              <w:widowControl/>
+              <w:overflowPunct w:val="0"/>
+              <w:rPr>
+                <w:rFonts w:eastAsia="標楷體" w:cs="標楷體"/>
+              </w:rPr>
+            </w:pPr>
+            <w:r>
+              <w:rPr>
+                <w:rFonts w:eastAsia="標楷體" w:cs="標楷體"/>
+              </w:rPr>
+              <w:t>API</w:t>
+            </w:r>
+            <w:r>
+              <w:rPr>
+                <w:rFonts w:eastAsia="標楷體" w:cs="標楷體"/>
+              </w:rPr>
+              <w:t>設計</w:t>
+            </w:r>
+          </w:p>
+        </w:tc>
+        <w:tc>
+          <w:tcPr>
+            <w:tcW w:w="3618" w:type="pct"/>
+            <w:tcBorders>
+              <w:top w:val="single" w:sz="4" w:space="0" w:color="808080" w:themeColor="background1" w:themeShade="80"/>
+              <w:left w:val="single" w:sz="4" w:space="0" w:color="808080" w:themeColor="background1" w:themeShade="80"/>
+              <w:bottom w:val="single" w:sz="4" w:space="0" w:color="808080" w:themeColor="background1" w:themeShade="80"/>
+              <w:right w:val="single" w:sz="4" w:space="0" w:color="808080" w:themeColor="background1" w:themeShade="80"/>
+            </w:tcBorders>
+          </w:tcPr>
+          <w:p>
+            <w:pPr>
+              <w:widowControl/>
+              <w:overflowPunct w:val="0"/>
+              <w:rPr>
+                <w:rFonts w:eastAsia="標楷體" w:cs="標楷體"/>
+              </w:rPr>
+            </w:pPr>
+            <w:r>
+              <w:rPr>
+                <w:rFonts w:eastAsia="標楷體" w:cs="標楷體"/>
+              </w:rPr>
+              <w:t>RESTful API</w:t>
+            </w:r>
+          </w:p>
+        </w:tc>
+      </w:tr>
+      <w:tr>
+        <w:tc>
+          <w:tcPr>
+            <w:tcW w:w="1382" w:type="pct"/>
+            <w:tcBorders>
+              <w:top w:val="single" w:sz="4" w:space="0" w:color="808080" w:themeColor="background1" w:themeShade="80"/>
+              <w:left w:val="single" w:sz="4" w:space="0" w:color="808080" w:themeColor="background1" w:themeShade="80"/>
+              <w:bottom w:val="single" w:sz="4" w:space="0" w:color="808080" w:themeColor="background1" w:themeShade="80"/>
+              <w:right w:val="single" w:sz="4" w:space="0" w:color="808080" w:themeColor="background1" w:themeShade="80"/>
+            </w:tcBorders>
+          </w:tcPr>
+          <w:p>
+            <w:pPr>
+              <w:widowControl/>
+              <w:overflowPunct w:val="0"/>
+              <w:rPr>
+                <w:rFonts w:eastAsia="標楷體" w:cs="標楷體"/>
+              </w:rPr>
+            </w:pPr>
+            <w:r>
+              <w:rPr>
+                <w:rFonts w:eastAsia="標楷體" w:cs="標楷體"/>
+              </w:rPr>
+              <w:t>AI</w:t>
+            </w:r>
+            <w:r>
+              <w:rPr>
+                <w:rFonts w:eastAsia="標楷體" w:cs="標楷體"/>
+              </w:rPr>
+              <w:t>模型</w:t>
+            </w:r>
+          </w:p>
+        </w:tc>
+        <w:tc>
+          <w:tcPr>
+            <w:tcW w:w="3618" w:type="pct"/>
+            <w:tcBorders>
+              <w:top w:val="single" w:sz="4" w:space="0" w:color="808080" w:themeColor="background1" w:themeShade="80"/>
+              <w:left w:val="single" w:sz="4" w:space="0" w:color="808080" w:themeColor="background1" w:themeShade="80"/>
+              <w:bottom w:val="single" w:sz="4" w:space="0" w:color="808080" w:themeColor="background1" w:themeShade="80"/>
+              <w:right w:val="single" w:sz="4" w:space="0" w:color="808080" w:themeColor="background1" w:themeShade="80"/>
+            </w:tcBorders>
+          </w:tcPr>
+          <w:p>
+            <w:pPr>
+              <w:widowControl/>
+              <w:overflowPunct w:val="0"/>
+              <w:rPr>
+                <w:rFonts w:eastAsia="標楷體" w:cs="標楷體"/>
+              </w:rPr>
+            </w:pPr>
+            <w:r>
+              <w:rPr>
+                <w:rFonts w:eastAsia="標楷體" w:cs="標楷體"/>
+              </w:rPr>
+              <w:t>Gemini</w:t>
+            </w:r>
+          </w:p>
+        </w:tc>
+      </w:tr>
+      <w:tr>
+        <w:tc>
+          <w:tcPr>
+            <w:tcW w:w="5000" w:type="pct"/>
+            <w:gridSpan w:val="2"/>
+            <w:tcBorders>
+              <w:top w:val="single" w:sz="4" w:space="0" w:color="808080" w:themeColor="background1" w:themeShade="80"/>
+              <w:left w:val="single" w:sz="4" w:space="0" w:color="808080" w:themeColor="background1" w:themeShade="80"/>
+              <w:bottom w:val="single" w:sz="4" w:space="0" w:color="808080" w:themeColor="background1" w:themeShade="80"/>
+              <w:right w:val="single" w:sz="4" w:space="0" w:color="808080" w:themeColor="background1" w:themeShade="80"/>
+            </w:tcBorders>
+            <w:shd w:val="clear" w:color="auto" w:fill="E7E6E6" w:themeFill="background2"/>
+            <w:hideMark/>
+          </w:tcPr>
+          <w:p>
+            <w:pPr>
+              <w:widowControl/>
+              <w:overflowPunct w:val="0"/>
+              <w:rPr>
+                <w:rFonts w:eastAsia="標楷體" w:cs="標楷體"/>
+              </w:rPr>
+            </w:pPr>
+            <w:r>
+              <w:rPr>
+                <w:rFonts w:eastAsia="標楷體" w:cs="標楷體"/>
+              </w:rPr>
+              <w:t>文件美工工具</w:t>
+            </w:r>
+          </w:p>
+        </w:tc>
+      </w:tr>
+      <w:tr>
+        <w:tc>
+          <w:tcPr>
+            <w:tcW w:w="1382" w:type="pct"/>
+            <w:tcBorders>
+              <w:top w:val="single" w:sz="4" w:space="0" w:color="808080" w:themeColor="background1" w:themeShade="80"/>
+              <w:left w:val="single" w:sz="4" w:space="0" w:color="808080" w:themeColor="background1" w:themeShade="80"/>
+              <w:bottom w:val="single" w:sz="4" w:space="0" w:color="808080" w:themeColor="background1" w:themeShade="80"/>
+              <w:right w:val="single" w:sz="4" w:space="0" w:color="808080" w:themeColor="background1" w:themeShade="80"/>
+            </w:tcBorders>
+            <w:hideMark/>
+          </w:tcPr>
+          <w:p>
+            <w:pPr>
+              <w:widowControl/>
+              <w:overflowPunct w:val="0"/>
+              <w:rPr>
+                <w:rFonts w:eastAsia="標楷體" w:cs="標楷體"/>
+              </w:rPr>
+            </w:pPr>
+            <w:r>
+              <w:rPr>
+                <w:rFonts w:eastAsia="標楷體" w:cs="標楷體"/>
+              </w:rPr>
+              <w:t>圖表設計</w:t>
+            </w:r>
+          </w:p>
+        </w:tc>
+        <w:tc>
+          <w:tcPr>
+            <w:tcW w:w="3618" w:type="pct"/>
+            <w:tcBorders>
+              <w:top w:val="single" w:sz="4" w:space="0" w:color="808080" w:themeColor="background1" w:themeShade="80"/>
+              <w:left w:val="single" w:sz="4" w:space="0" w:color="808080" w:themeColor="background1" w:themeShade="80"/>
+              <w:bottom w:val="single" w:sz="4" w:space="0" w:color="808080" w:themeColor="background1" w:themeShade="80"/>
+              <w:right w:val="single" w:sz="4" w:space="0" w:color="808080" w:themeColor="background1" w:themeShade="80"/>
+            </w:tcBorders>
+            <w:hideMark/>
+          </w:tcPr>
+          <w:p>
+            <w:pPr>
+              <w:widowControl/>
+              <w:overflowPunct w:val="0"/>
+              <w:rPr>
+                <w:rFonts w:eastAsia="標楷體" w:cs="標楷體"/>
+              </w:rPr>
+            </w:pPr>
+            <w:r>
+              <w:rPr>
+                <w:rFonts w:eastAsia="標楷體" w:cs="標楷體"/>
+              </w:rPr>
+              <w:t>Visual Paradigm Online</w:t>
+            </w:r>
+          </w:p>
+        </w:tc>
+      </w:tr>
+      <w:tr>
+        <w:tc>
+          <w:tcPr>
+            <w:tcW w:w="1382" w:type="pct"/>
+            <w:tcBorders>
+              <w:top w:val="single" w:sz="4" w:space="0" w:color="808080" w:themeColor="background1" w:themeShade="80"/>
+              <w:left w:val="single" w:sz="4" w:space="0" w:color="808080" w:themeColor="background1" w:themeShade="80"/>
+              <w:bottom w:val="single" w:sz="4" w:space="0" w:color="808080" w:themeColor="background1" w:themeShade="80"/>
+              <w:right w:val="single" w:sz="4" w:space="0" w:color="808080" w:themeColor="background1" w:themeShade="80"/>
+            </w:tcBorders>
+            <w:hideMark/>
+          </w:tcPr>
+          <w:p>
+            <w:pPr>
+              <w:widowControl/>
+              <w:overflowPunct w:val="0"/>
+              <w:rPr>
+                <w:rFonts w:eastAsia="標楷體" w:cs="標楷體"/>
+              </w:rPr>
+            </w:pPr>
+            <w:r>
+              <w:rPr>
+                <w:rFonts w:eastAsia="標楷體" w:cs="標楷體"/>
+              </w:rPr>
+              <w:t>文件</w:t>
+            </w:r>
+          </w:p>
+        </w:tc>
+        <w:tc>
+          <w:tcPr>
+            <w:tcW w:w="3618" w:type="pct"/>
+            <w:tcBorders>
+              <w:top w:val="single" w:sz="4" w:space="0" w:color="808080" w:themeColor="background1" w:themeShade="80"/>
+              <w:left w:val="single" w:sz="4" w:space="0" w:color="808080" w:themeColor="background1" w:themeShade="80"/>
+              <w:bottom w:val="single" w:sz="4" w:space="0" w:color="808080" w:themeColor="background1" w:themeShade="80"/>
+              <w:right w:val="single" w:sz="4" w:space="0" w:color="808080" w:themeColor="background1" w:themeShade="80"/>
+            </w:tcBorders>
+            <w:hideMark/>
+          </w:tcPr>
+          <w:p>
+            <w:pPr>
+              <w:widowControl/>
+              <w:overflowPunct w:val="0"/>
+              <w:rPr>
+                <w:rFonts w:eastAsia="標楷體" w:cs="標楷體"/>
+              </w:rPr>
+            </w:pPr>
+            <w:r>
+              <w:rPr>
+                <w:rFonts w:eastAsia="標楷體" w:cs="標楷體"/>
+              </w:rPr>
+              <w:t>Microsoft Word</w:t>
+            </w:r>
+          </w:p>
+        </w:tc>
+      </w:tr>
+      <w:tr>
+        <w:tc>
+          <w:tcPr>
+            <w:tcW w:w="1382" w:type="pct"/>
+            <w:tcBorders>
+              <w:top w:val="single" w:sz="4" w:space="0" w:color="808080" w:themeColor="background1" w:themeShade="80"/>
+              <w:left w:val="single" w:sz="4" w:space="0" w:color="808080" w:themeColor="background1" w:themeShade="80"/>
+              <w:bottom w:val="single" w:sz="4" w:space="0" w:color="808080" w:themeColor="background1" w:themeShade="80"/>
+              <w:right w:val="single" w:sz="4" w:space="0" w:color="808080" w:themeColor="background1" w:themeShade="80"/>
+            </w:tcBorders>
+            <w:hideMark/>
+          </w:tcPr>
+          <w:p>
+            <w:pPr>
+              <w:widowControl/>
+              <w:overflowPunct w:val="0"/>
+              <w:rPr>
+                <w:rFonts w:eastAsia="標楷體" w:cs="標楷體"/>
+              </w:rPr>
+            </w:pPr>
+            <w:r>
+              <w:rPr>
+                <w:rFonts w:eastAsia="標楷體" w:cs="標楷體"/>
+              </w:rPr>
+              <w:t>簡報</w:t>
+            </w:r>
+          </w:p>
+        </w:tc>
+        <w:tc>
+          <w:tcPr>
+            <w:tcW w:w="3618" w:type="pct"/>
+            <w:tcBorders>
+              <w:top w:val="single" w:sz="4" w:space="0" w:color="808080" w:themeColor="background1" w:themeShade="80"/>
+              <w:left w:val="single" w:sz="4" w:space="0" w:color="808080" w:themeColor="background1" w:themeShade="80"/>
+              <w:bottom w:val="single" w:sz="4" w:space="0" w:color="808080" w:themeColor="background1" w:themeShade="80"/>
+              <w:right w:val="single" w:sz="4" w:space="0" w:color="808080" w:themeColor="background1" w:themeShade="80"/>
+            </w:tcBorders>
+            <w:hideMark/>
+          </w:tcPr>
+          <w:p>
+            <w:pPr>
+              <w:widowControl/>
+              <w:overflowPunct w:val="0"/>
+              <w:rPr>
+                <w:rFonts w:eastAsia="標楷體" w:cs="標楷體"/>
+              </w:rPr>
+            </w:pPr>
+            <w:r>
+              <w:rPr>
+                <w:rFonts w:eastAsia="標楷體" w:cs="標楷體"/>
+              </w:rPr>
+              <w:t>Microsoft PowerPoint</w:t>
+            </w:r>
+            <w:r>
+              <w:rPr>
+                <w:rFonts w:eastAsia="標楷體" w:cs="標楷體"/>
+              </w:rPr>
+              <w:t>、</w:t>
+            </w:r>
+            <w:r>
+              <w:rPr>
+                <w:rFonts w:eastAsia="標楷體" w:cs="標楷體"/>
+              </w:rPr>
+              <w:t>Canva</w:t>
+            </w:r>
+          </w:p>
+        </w:tc>
+      </w:tr>
+      <w:tr>
+        <w:tc>
+          <w:tcPr>
+            <w:tcW w:w="5000" w:type="pct"/>
+            <w:gridSpan w:val="2"/>
+            <w:tcBorders>
+              <w:top w:val="single" w:sz="4" w:space="0" w:color="808080" w:themeColor="background1" w:themeShade="80"/>
+              <w:left w:val="single" w:sz="4" w:space="0" w:color="808080" w:themeColor="background1" w:themeShade="80"/>
+              <w:bottom w:val="single" w:sz="4" w:space="0" w:color="808080" w:themeColor="background1" w:themeShade="80"/>
+              <w:right w:val="single" w:sz="4" w:space="0" w:color="808080" w:themeColor="background1" w:themeShade="80"/>
+            </w:tcBorders>
+            <w:shd w:val="clear" w:color="auto" w:fill="E7E6E6" w:themeFill="background2"/>
+            <w:hideMark/>
+          </w:tcPr>
+          <w:p>
+            <w:pPr>
+              <w:widowControl/>
+              <w:overflowPunct w:val="0"/>
+              <w:rPr>
+                <w:rFonts w:eastAsia="標楷體" w:cs="標楷體"/>
+              </w:rPr>
+            </w:pPr>
+            <w:r>
+              <w:rPr>
+                <w:rFonts w:eastAsia="標楷體" w:cs="標楷體"/>
+              </w:rPr>
+              <w:t>專案管理平台</w:t>
+            </w:r>
+          </w:p>
+        </w:tc>
+      </w:tr>
+      <w:tr>
+        <w:tc>
+          <w:tcPr>
+            <w:tcW w:w="1382" w:type="pct"/>
+            <w:tcBorders>
+              <w:top w:val="single" w:sz="4" w:space="0" w:color="808080" w:themeColor="background1" w:themeShade="80"/>
+              <w:left w:val="single" w:sz="4" w:space="0" w:color="808080" w:themeColor="background1" w:themeShade="80"/>
+              <w:bottom w:val="single" w:sz="4" w:space="0" w:color="808080" w:themeColor="background1" w:themeShade="80"/>
+              <w:right w:val="single" w:sz="4" w:space="0" w:color="808080" w:themeColor="background1" w:themeShade="80"/>
+            </w:tcBorders>
+            <w:hideMark/>
+          </w:tcPr>
+          <w:p>
+            <w:pPr>
+              <w:widowControl/>
+              <w:overflowPunct w:val="0"/>
+              <w:rPr>
+                <w:rFonts w:eastAsia="標楷體" w:cs="標楷體"/>
+              </w:rPr>
+            </w:pPr>
+            <w:r>
+              <w:rPr>
+                <w:rFonts w:eastAsia="標楷體" w:cs="標楷體"/>
+              </w:rPr>
+              <w:t>版本與專案管理</w:t>
+            </w:r>
+          </w:p>
+        </w:tc>
+        <w:tc>
+          <w:tcPr>
+            <w:tcW w:w="3618" w:type="pct"/>
+            <w:tcBorders>
+              <w:top w:val="single" w:sz="4" w:space="0" w:color="808080" w:themeColor="background1" w:themeShade="80"/>
+              <w:left w:val="single" w:sz="4" w:space="0" w:color="808080" w:themeColor="background1" w:themeShade="80"/>
+              <w:bottom w:val="single" w:sz="4" w:space="0" w:color="808080" w:themeColor="background1" w:themeShade="80"/>
+              <w:right w:val="single" w:sz="4" w:space="0" w:color="808080" w:themeColor="background1" w:themeShade="80"/>
+            </w:tcBorders>
+            <w:hideMark/>
+          </w:tcPr>
+          <w:p>
+            <w:pPr>
+              <w:widowControl/>
+              <w:overflowPunct w:val="0"/>
+              <w:rPr>
+                <w:rFonts w:eastAsia="標楷體" w:cs="標楷體"/>
+              </w:rPr>
+            </w:pPr>
+            <w:r>
+              <w:rPr>
+                <w:rFonts w:eastAsia="標楷體" w:cs="標楷體"/>
+              </w:rPr>
+              <w:t>GitHub</w:t>
+            </w:r>
+          </w:p>
+        </w:tc>
+      </w:tr>
+      <w:tr>
+        <w:tc>
+          <w:tcPr>
+            <w:tcW w:w="1382" w:type="pct"/>
+            <w:tcBorders>
+              <w:top w:val="single" w:sz="4" w:space="0" w:color="808080" w:themeColor="background1" w:themeShade="80"/>
+              <w:left w:val="single" w:sz="4" w:space="0" w:color="808080" w:themeColor="background1" w:themeShade="80"/>
+              <w:bottom w:val="single" w:sz="4" w:space="0" w:color="808080" w:themeColor="background1" w:themeShade="80"/>
+              <w:right w:val="single" w:sz="4" w:space="0" w:color="808080" w:themeColor="background1" w:themeShade="80"/>
+            </w:tcBorders>
+            <w:hideMark/>
+          </w:tcPr>
+          <w:p>
+            <w:pPr>
+              <w:widowControl/>
+              <w:overflowPunct w:val="0"/>
+              <w:rPr>
+                <w:rFonts w:eastAsia="標楷體" w:cs="標楷體"/>
+              </w:rPr>
+            </w:pPr>
+            <w:r>
+              <w:rPr>
+                <w:rFonts w:eastAsia="標楷體" w:cs="標楷體"/>
+              </w:rPr>
+              <w:t>檔案儲存</w:t>
+            </w:r>
+          </w:p>
+        </w:tc>
+        <w:tc>
+          <w:tcPr>
+            <w:tcW w:w="3618" w:type="pct"/>
+            <w:tcBorders>
+              <w:top w:val="single" w:sz="4" w:space="0" w:color="808080" w:themeColor="background1" w:themeShade="80"/>
+              <w:left w:val="single" w:sz="4" w:space="0" w:color="808080" w:themeColor="background1" w:themeShade="80"/>
+              <w:bottom w:val="single" w:sz="4" w:space="0" w:color="808080" w:themeColor="background1" w:themeShade="80"/>
+              <w:right w:val="single" w:sz="4" w:space="0" w:color="808080" w:themeColor="background1" w:themeShade="80"/>
+            </w:tcBorders>
+            <w:hideMark/>
+          </w:tcPr>
+          <w:p>
+            <w:pPr>
+              <w:widowControl/>
+              <w:overflowPunct w:val="0"/>
+              <w:rPr>
+                <w:rFonts w:eastAsia="標楷體" w:cs="標楷體"/>
+              </w:rPr>
+            </w:pPr>
+            <w:r>
+              <w:rPr>
+                <w:rFonts w:eastAsia="標楷體" w:cs="標楷體"/>
+              </w:rPr>
+              <w:t>GitHub</w:t>
+            </w:r>
+            <w:r>
+              <w:rPr>
+                <w:rFonts w:eastAsia="標楷體" w:cs="標楷體"/>
+              </w:rPr>
+              <w:t>、</w:t>
+            </w:r>
+            <w:r>
+              <w:rPr>
+                <w:rFonts w:eastAsia="標楷體" w:cs="標楷體"/>
+              </w:rPr>
+              <w:t>OneDrive</w:t>
+            </w:r>
+          </w:p>
+        </w:tc>
+      </w:tr>
+    </w:tbl>
     <w:p>
       <w:pPr>
-        <w:pStyle w:val="a9"/>
+        <w:tabs>
+          <w:tab w:val="left" w:pos="658"/>
+        </w:tabs>
         <w:snapToGrid w:val="0"/>
         <w:spacing w:line="360" w:lineRule="auto"/>
-        <w:ind w:left="482" w:firstLineChars="100" w:firstLine="240"/>
-        <w:rPr>
-          <w:rFonts w:eastAsia="標楷體"/>
-          <w:szCs w:val="24"/>
-        </w:rPr>
-      </w:pPr>
-      <w:r>
         <w:rPr>
           <w:rFonts w:eastAsia="標楷體" w:hint="eastAsia"/>
-          <w:szCs w:val="24"/>
-        </w:rPr>
-        <w:t>內文</w:t>
-      </w:r>
+          <w:b/>
+          <w:sz w:val="28"/>
+        </w:rPr>
+      </w:pPr>
     </w:p>
     <w:p>
       <w:pPr>
@@ -561,7 +3147,7 @@
           <w:rFonts w:eastAsia="標楷體" w:hint="eastAsia"/>
           <w:szCs w:val="24"/>
         </w:rPr>
-        <w:t>內文</w:t>
+        <w:t>支援瀏覽器之電腦、手機或平板</w:t>
       </w:r>
     </w:p>
     <w:p>
@@ -595,16 +3181,93 @@
     <w:p>
       <w:pPr>
         <w:pStyle w:val="a9"/>
+        <w:numPr>
+          <w:ilvl w:val="0"/>
+          <w:numId w:val="3"/>
+        </w:numPr>
         <w:snapToGrid w:val="0"/>
         <w:spacing w:line="360" w:lineRule="auto"/>
-        <w:ind w:left="482" w:firstLineChars="100" w:firstLine="240"/>
+        <w:rPr>
+          <w:rFonts w:eastAsia="標楷體"/>
+        </w:rPr>
       </w:pPr>
       <w:r>
         <w:rPr>
           <w:rFonts w:eastAsia="標楷體" w:hint="eastAsia"/>
-          <w:szCs w:val="24"/>
-        </w:rPr>
-        <w:t>內文</w:t>
+        </w:rPr>
+        <w:t>提升資安行政效率</w:t>
+      </w:r>
+    </w:p>
+    <w:p>
+      <w:pPr>
+        <w:pStyle w:val="a9"/>
+        <w:numPr>
+          <w:ilvl w:val="0"/>
+          <w:numId w:val="3"/>
+        </w:numPr>
+        <w:snapToGrid w:val="0"/>
+        <w:spacing w:line="360" w:lineRule="auto"/>
+        <w:rPr>
+          <w:rFonts w:eastAsia="標楷體"/>
+        </w:rPr>
+      </w:pPr>
+      <w:r>
+        <w:rPr>
+          <w:rFonts w:eastAsia="標楷體" w:hint="eastAsia"/>
+        </w:rPr>
+        <w:t>落實人機協同與差異分析透明化</w:t>
+      </w:r>
+    </w:p>
+    <w:p>
+      <w:pPr>
+        <w:pStyle w:val="a9"/>
+        <w:numPr>
+          <w:ilvl w:val="0"/>
+          <w:numId w:val="3"/>
+        </w:numPr>
+        <w:snapToGrid w:val="0"/>
+        <w:spacing w:line="360" w:lineRule="auto"/>
+        <w:rPr>
+          <w:rFonts w:eastAsia="標楷體"/>
+        </w:rPr>
+      </w:pPr>
+      <w:r>
+        <w:rPr>
+          <w:rFonts w:eastAsia="標楷體" w:hint="eastAsia"/>
+        </w:rPr>
+        <w:t>優化組織資安資源分配</w:t>
+      </w:r>
+    </w:p>
+    <w:p>
+      <w:pPr>
+        <w:pStyle w:val="a9"/>
+        <w:numPr>
+          <w:ilvl w:val="0"/>
+          <w:numId w:val="3"/>
+        </w:numPr>
+        <w:snapToGrid w:val="0"/>
+        <w:spacing w:line="360" w:lineRule="auto"/>
+        <w:rPr>
+          <w:rFonts w:eastAsia="標楷體"/>
+        </w:rPr>
+      </w:pPr>
+      <w:r>
+        <w:rPr>
+          <w:rFonts w:eastAsia="標楷體" w:hint="eastAsia"/>
+        </w:rPr>
+        <w:t>提供安</w:t>
+      </w:r>
+      <w:r>
+        <w:rPr>
+          <w:rFonts w:eastAsia="標楷體" w:hint="eastAsia"/>
+        </w:rPr>
+        <w:t>全</w:t>
+      </w:r>
+      <w:r>
+        <w:rPr>
+          <w:rFonts w:eastAsia="標楷體" w:hint="eastAsia"/>
+        </w:rPr>
+        <w:t>、合規且具公信力的資安文件</w:t>
       </w:r>
     </w:p>
     <w:p/>
@@ -620,7 +3283,7 @@
 </file>
 
 <file path=word/endnotes.xml><?xml version="1.0" encoding="utf-8"?>
-<w:endnotes xmlns:wpc="http://schemas.microsoft.com/office/word/2010/wordprocessingCanvas" xmlns:cx="http://schemas.microsoft.com/office/drawing/2014/chartex" xmlns:cx1="http://schemas.microsoft.com/office/drawing/2015/9/8/chartex" xmlns:cx2="http://schemas.microsoft.com/office/drawing/2015/10/21/chartex" xmlns:cx3="http://schemas.microsoft.com/office/drawing/2016/5/9/chartex" xmlns:cx4="http://schemas.microsoft.com/office/drawing/2016/5/10/chartex" xmlns:cx5="http://schemas.microsoft.com/office/drawing/2016/5/11/chartex" xmlns:cx6="http://schemas.microsoft.com/office/drawing/2016/5/12/chartex" xmlns:cx7="http://schemas.microsoft.com/office/drawing/2016/5/13/chartex" xmlns:cx8="http://schemas.microsoft.com/office/drawing/2016/5/14/chartex" xmlns:mc="http://schemas.openxmlformats.org/markup-compatibility/2006" xmlns:aink="http://schemas.microsoft.com/office/drawing/2016/ink" xmlns:am3d="http://schemas.microsoft.com/office/drawing/2017/model3d" xmlns:o="urn:schemas-microsoft-com:office:office" xmlns:r="http://schemas.openxmlformats.org/officeDocument/2006/relationships" xmlns:m="http://schemas.openxmlformats.org/officeDocument/2006/math" xmlns:v="urn:schemas-microsoft-com:vml" xmlns:wp14="http://schemas.microsoft.com/office/word/2010/wordprocessingDrawing" xmlns:wp="http://schemas.openxmlformats.org/drawingml/2006/wordprocessingDrawing" xmlns:w10="urn:schemas-microsoft-com:office:word" xmlns:w="http://schemas.openxmlformats.org/wordprocessingml/2006/main" xmlns:w14="http://schemas.microsoft.com/office/word/2010/wordml" xmlns:w15="http://schemas.microsoft.com/office/word/2012/wordml" xmlns:w16cex="http://schemas.microsoft.com/office/word/2018/wordml/cex" xmlns:w16cid="http://schemas.microsoft.com/office/word/2016/wordml/cid" xmlns:w16="http://schemas.microsoft.com/office/word/2018/wordml" xmlns:w16sdtdh="http://schemas.microsoft.com/office/word/2020/wordml/sdtdatahash" xmlns:w16se="http://schemas.microsoft.com/office/word/2015/wordml/symex" xmlns:wpg="http://schemas.microsoft.com/office/word/2010/wordprocessingGroup" xmlns:wpi="http://schemas.microsoft.com/office/word/2010/wordprocessingInk" xmlns:wne="http://schemas.microsoft.com/office/word/2006/wordml" xmlns:wps="http://schemas.microsoft.com/office/word/2010/wordprocessingShape" mc:Ignorable="w14 w15 w16se w16cid w16 w16cex w16sdtdh wp14">
+<w:endnotes xmlns:wpc="http://schemas.microsoft.com/office/word/2010/wordprocessingCanvas" xmlns:cx="http://schemas.microsoft.com/office/drawing/2014/chartex" xmlns:cx1="http://schemas.microsoft.com/office/drawing/2015/9/8/chartex" xmlns:cx2="http://schemas.microsoft.com/office/drawing/2015/10/21/chartex" xmlns:cx3="http://schemas.microsoft.com/office/drawing/2016/5/9/chartex" xmlns:cx4="http://schemas.microsoft.com/office/drawing/2016/5/10/chartex" xmlns:cx5="http://schemas.microsoft.com/office/drawing/2016/5/11/chartex" xmlns:cx6="http://schemas.microsoft.com/office/drawing/2016/5/12/chartex" xmlns:cx7="http://schemas.microsoft.com/office/drawing/2016/5/13/chartex" xmlns:cx8="http://schemas.microsoft.com/office/drawing/2016/5/14/chartex" xmlns:mc="http://schemas.openxmlformats.org/markup-compatibility/2006" xmlns:aink="http://schemas.microsoft.com/office/drawing/2016/ink" xmlns:am3d="http://schemas.microsoft.com/office/drawing/2017/model3d" xmlns:o="urn:schemas-microsoft-com:office:office" xmlns:oel="http://schemas.microsoft.com/office/2019/extlst" xmlns:r="http://schemas.openxmlformats.org/officeDocument/2006/relationships" xmlns:m="http://schemas.openxmlformats.org/officeDocument/2006/math" xmlns:v="urn:schemas-microsoft-com:vml" xmlns:wp14="http://schemas.microsoft.com/office/word/2010/wordprocessingDrawing" xmlns:wp="http://schemas.openxmlformats.org/drawingml/2006/wordprocessingDrawing" xmlns:w10="urn:schemas-microsoft-com:office:word" xmlns:w="http://schemas.openxmlformats.org/wordprocessingml/2006/main" xmlns:w14="http://schemas.microsoft.com/office/word/2010/wordml" xmlns:w15="http://schemas.microsoft.com/office/word/2012/wordml" xmlns:w16cex="http://schemas.microsoft.com/office/word/2018/wordml/cex" xmlns:w16cid="http://schemas.microsoft.com/office/word/2016/wordml/cid" xmlns:w16="http://schemas.microsoft.com/office/word/2018/wordml" xmlns:w16du="http://schemas.microsoft.com/office/word/2023/wordml/word16du" xmlns:w16sdtdh="http://schemas.microsoft.com/office/word/2020/wordml/sdtdatahash" xmlns:w16sdtfl="http://schemas.microsoft.com/office/word/2024/wordml/sdtformatlock" xmlns:w16se="http://schemas.microsoft.com/office/word/2015/wordml/symex" xmlns:wpg="http://schemas.microsoft.com/office/word/2010/wordprocessingGroup" xmlns:wpi="http://schemas.microsoft.com/office/word/2010/wordprocessingInk" xmlns:wne="http://schemas.microsoft.com/office/word/2006/wordml" xmlns:wps="http://schemas.microsoft.com/office/word/2010/wordprocessingShape" mc:Ignorable="w14 w15 w16se w16cid w16 w16cex w16sdtdh w16sdtfl w16du wp14">
   <w:endnote w:type="separator" w:id="-1">
     <w:p>
       <w:r>
@@ -639,7 +3302,7 @@
 </file>
 
 <file path=word/footer1.xml><?xml version="1.0" encoding="utf-8"?>
-<w:ftr xmlns:wpc="http://schemas.microsoft.com/office/word/2010/wordprocessingCanvas" xmlns:cx="http://schemas.microsoft.com/office/drawing/2014/chartex" xmlns:cx1="http://schemas.microsoft.com/office/drawing/2015/9/8/chartex" xmlns:cx2="http://schemas.microsoft.com/office/drawing/2015/10/21/chartex" xmlns:cx3="http://schemas.microsoft.com/office/drawing/2016/5/9/chartex" xmlns:cx4="http://schemas.microsoft.com/office/drawing/2016/5/10/chartex" xmlns:cx5="http://schemas.microsoft.com/office/drawing/2016/5/11/chartex" xmlns:cx6="http://schemas.microsoft.com/office/drawing/2016/5/12/chartex" xmlns:cx7="http://schemas.microsoft.com/office/drawing/2016/5/13/chartex" xmlns:cx8="http://schemas.microsoft.com/office/drawing/2016/5/14/chartex" xmlns:mc="http://schemas.openxmlformats.org/markup-compatibility/2006" xmlns:aink="http://schemas.microsoft.com/office/drawing/2016/ink" xmlns:am3d="http://schemas.microsoft.com/office/drawing/2017/model3d" xmlns:o="urn:schemas-microsoft-com:office:office" xmlns:r="http://schemas.openxmlformats.org/officeDocument/2006/relationships" xmlns:m="http://schemas.openxmlformats.org/officeDocument/2006/math" xmlns:v="urn:schemas-microsoft-com:vml" xmlns:wp14="http://schemas.microsoft.com/office/word/2010/wordprocessingDrawing" xmlns:wp="http://schemas.openxmlformats.org/drawingml/2006/wordprocessingDrawing" xmlns:w10="urn:schemas-microsoft-com:office:word" xmlns:w="http://schemas.openxmlformats.org/wordprocessingml/2006/main" xmlns:w14="http://schemas.microsoft.com/office/word/2010/wordml" xmlns:w15="http://schemas.microsoft.com/office/word/2012/wordml" xmlns:w16cex="http://schemas.microsoft.com/office/word/2018/wordml/cex" xmlns:w16cid="http://schemas.microsoft.com/office/word/2016/wordml/cid" xmlns:w16="http://schemas.microsoft.com/office/word/2018/wordml" xmlns:w16sdtdh="http://schemas.microsoft.com/office/word/2020/wordml/sdtdatahash" xmlns:w16se="http://schemas.microsoft.com/office/word/2015/wordml/symex" xmlns:wpg="http://schemas.microsoft.com/office/word/2010/wordprocessingGroup" xmlns:wpi="http://schemas.microsoft.com/office/word/2010/wordprocessingInk" xmlns:wne="http://schemas.microsoft.com/office/word/2006/wordml" xmlns:wps="http://schemas.microsoft.com/office/word/2010/wordprocessingShape" mc:Ignorable="w14 w15 w16se w16cid w16 w16cex w16sdtdh wp14">
+<w:ftr xmlns:wpc="http://schemas.microsoft.com/office/word/2010/wordprocessingCanvas" xmlns:cx="http://schemas.microsoft.com/office/drawing/2014/chartex" xmlns:cx1="http://schemas.microsoft.com/office/drawing/2015/9/8/chartex" xmlns:cx2="http://schemas.microsoft.com/office/drawing/2015/10/21/chartex" xmlns:cx3="http://schemas.microsoft.com/office/drawing/2016/5/9/chartex" xmlns:cx4="http://schemas.microsoft.com/office/drawing/2016/5/10/chartex" xmlns:cx5="http://schemas.microsoft.com/office/drawing/2016/5/11/chartex" xmlns:cx6="http://schemas.microsoft.com/office/drawing/2016/5/12/chartex" xmlns:cx7="http://schemas.microsoft.com/office/drawing/2016/5/13/chartex" xmlns:cx8="http://schemas.microsoft.com/office/drawing/2016/5/14/chartex" xmlns:mc="http://schemas.openxmlformats.org/markup-compatibility/2006" xmlns:aink="http://schemas.microsoft.com/office/drawing/2016/ink" xmlns:am3d="http://schemas.microsoft.com/office/drawing/2017/model3d" xmlns:o="urn:schemas-microsoft-com:office:office" xmlns:oel="http://schemas.microsoft.com/office/2019/extlst" xmlns:r="http://schemas.openxmlformats.org/officeDocument/2006/relationships" xmlns:m="http://schemas.openxmlformats.org/officeDocument/2006/math" xmlns:v="urn:schemas-microsoft-com:vml" xmlns:wp14="http://schemas.microsoft.com/office/word/2010/wordprocessingDrawing" xmlns:wp="http://schemas.openxmlformats.org/drawingml/2006/wordprocessingDrawing" xmlns:w10="urn:schemas-microsoft-com:office:word" xmlns:w="http://schemas.openxmlformats.org/wordprocessingml/2006/main" xmlns:w14="http://schemas.microsoft.com/office/word/2010/wordml" xmlns:w15="http://schemas.microsoft.com/office/word/2012/wordml" xmlns:w16cex="http://schemas.microsoft.com/office/word/2018/wordml/cex" xmlns:w16cid="http://schemas.microsoft.com/office/word/2016/wordml/cid" xmlns:w16="http://schemas.microsoft.com/office/word/2018/wordml" xmlns:w16du="http://schemas.microsoft.com/office/word/2023/wordml/word16du" xmlns:w16sdtdh="http://schemas.microsoft.com/office/word/2020/wordml/sdtdatahash" xmlns:w16sdtfl="http://schemas.microsoft.com/office/word/2024/wordml/sdtformatlock" xmlns:w16se="http://schemas.microsoft.com/office/word/2015/wordml/symex" xmlns:wpg="http://schemas.microsoft.com/office/word/2010/wordprocessingGroup" xmlns:wpi="http://schemas.microsoft.com/office/word/2010/wordprocessingInk" xmlns:wne="http://schemas.microsoft.com/office/word/2006/wordml" xmlns:wps="http://schemas.microsoft.com/office/word/2010/wordprocessingShape" mc:Ignorable="w14 w15 w16se w16cid w16 w16cex w16sdtdh w16sdtfl w16du wp14">
   <w:p>
     <w:pPr>
       <w:pStyle w:val="a5"/>
@@ -698,7 +3361,7 @@
 </file>
 
 <file path=word/footnotes.xml><?xml version="1.0" encoding="utf-8"?>
-<w:footnotes xmlns:wpc="http://schemas.microsoft.com/office/word/2010/wordprocessingCanvas" xmlns:cx="http://schemas.microsoft.com/office/drawing/2014/chartex" xmlns:cx1="http://schemas.microsoft.com/office/drawing/2015/9/8/chartex" xmlns:cx2="http://schemas.microsoft.com/office/drawing/2015/10/21/chartex" xmlns:cx3="http://schemas.microsoft.com/office/drawing/2016/5/9/chartex" xmlns:cx4="http://schemas.microsoft.com/office/drawing/2016/5/10/chartex" xmlns:cx5="http://schemas.microsoft.com/office/drawing/2016/5/11/chartex" xmlns:cx6="http://schemas.microsoft.com/office/drawing/2016/5/12/chartex" xmlns:cx7="http://schemas.microsoft.com/office/drawing/2016/5/13/chartex" xmlns:cx8="http://schemas.microsoft.com/office/drawing/2016/5/14/chartex" xmlns:mc="http://schemas.openxmlformats.org/markup-compatibility/2006" xmlns:aink="http://schemas.microsoft.com/office/drawing/2016/ink" xmlns:am3d="http://schemas.microsoft.com/office/drawing/2017/model3d" xmlns:o="urn:schemas-microsoft-com:office:office" xmlns:r="http://schemas.openxmlformats.org/officeDocument/2006/relationships" xmlns:m="http://schemas.openxmlformats.org/officeDocument/2006/math" xmlns:v="urn:schemas-microsoft-com:vml" xmlns:wp14="http://schemas.microsoft.com/office/word/2010/wordprocessingDrawing" xmlns:wp="http://schemas.openxmlformats.org/drawingml/2006/wordprocessingDrawing" xmlns:w10="urn:schemas-microsoft-com:office:word" xmlns:w="http://schemas.openxmlformats.org/wordprocessingml/2006/main" xmlns:w14="http://schemas.microsoft.com/office/word/2010/wordml" xmlns:w15="http://schemas.microsoft.com/office/word/2012/wordml" xmlns:w16cex="http://schemas.microsoft.com/office/word/2018/wordml/cex" xmlns:w16cid="http://schemas.microsoft.com/office/word/2016/wordml/cid" xmlns:w16="http://schemas.microsoft.com/office/word/2018/wordml" xmlns:w16sdtdh="http://schemas.microsoft.com/office/word/2020/wordml/sdtdatahash" xmlns:w16se="http://schemas.microsoft.com/office/word/2015/wordml/symex" xmlns:wpg="http://schemas.microsoft.com/office/word/2010/wordprocessingGroup" xmlns:wpi="http://schemas.microsoft.com/office/word/2010/wordprocessingInk" xmlns:wne="http://schemas.microsoft.com/office/word/2006/wordml" xmlns:wps="http://schemas.microsoft.com/office/word/2010/wordprocessingShape" mc:Ignorable="w14 w15 w16se w16cid w16 w16cex w16sdtdh wp14">
+<w:footnotes xmlns:wpc="http://schemas.microsoft.com/office/word/2010/wordprocessingCanvas" xmlns:cx="http://schemas.microsoft.com/office/drawing/2014/chartex" xmlns:cx1="http://schemas.microsoft.com/office/drawing/2015/9/8/chartex" xmlns:cx2="http://schemas.microsoft.com/office/drawing/2015/10/21/chartex" xmlns:cx3="http://schemas.microsoft.com/office/drawing/2016/5/9/chartex" xmlns:cx4="http://schemas.microsoft.com/office/drawing/2016/5/10/chartex" xmlns:cx5="http://schemas.microsoft.com/office/drawing/2016/5/11/chartex" xmlns:cx6="http://schemas.microsoft.com/office/drawing/2016/5/12/chartex" xmlns:cx7="http://schemas.microsoft.com/office/drawing/2016/5/13/chartex" xmlns:cx8="http://schemas.microsoft.com/office/drawing/2016/5/14/chartex" xmlns:mc="http://schemas.openxmlformats.org/markup-compatibility/2006" xmlns:aink="http://schemas.microsoft.com/office/drawing/2016/ink" xmlns:am3d="http://schemas.microsoft.com/office/drawing/2017/model3d" xmlns:o="urn:schemas-microsoft-com:office:office" xmlns:oel="http://schemas.microsoft.com/office/2019/extlst" xmlns:r="http://schemas.openxmlformats.org/officeDocument/2006/relationships" xmlns:m="http://schemas.openxmlformats.org/officeDocument/2006/math" xmlns:v="urn:schemas-microsoft-com:vml" xmlns:wp14="http://schemas.microsoft.com/office/word/2010/wordprocessingDrawing" xmlns:wp="http://schemas.openxmlformats.org/drawingml/2006/wordprocessingDrawing" xmlns:w10="urn:schemas-microsoft-com:office:word" xmlns:w="http://schemas.openxmlformats.org/wordprocessingml/2006/main" xmlns:w14="http://schemas.microsoft.com/office/word/2010/wordml" xmlns:w15="http://schemas.microsoft.com/office/word/2012/wordml" xmlns:w16cex="http://schemas.microsoft.com/office/word/2018/wordml/cex" xmlns:w16cid="http://schemas.microsoft.com/office/word/2016/wordml/cid" xmlns:w16="http://schemas.microsoft.com/office/word/2018/wordml" xmlns:w16du="http://schemas.microsoft.com/office/word/2023/wordml/word16du" xmlns:w16sdtdh="http://schemas.microsoft.com/office/word/2020/wordml/sdtdatahash" xmlns:w16sdtfl="http://schemas.microsoft.com/office/word/2024/wordml/sdtformatlock" xmlns:w16se="http://schemas.microsoft.com/office/word/2015/wordml/symex" xmlns:wpg="http://schemas.microsoft.com/office/word/2010/wordprocessingGroup" xmlns:wpi="http://schemas.microsoft.com/office/word/2010/wordprocessingInk" xmlns:wne="http://schemas.microsoft.com/office/word/2006/wordml" xmlns:wps="http://schemas.microsoft.com/office/word/2010/wordprocessingShape" mc:Ignorable="w14 w15 w16se w16cid w16 w16cex w16sdtdh w16sdtfl w16du wp14">
   <w:footnote w:type="separator" w:id="-1">
     <w:p>
       <w:r>
@@ -717,8 +3380,186 @@
 </file>
 
 <file path=word/numbering.xml><?xml version="1.0" encoding="utf-8"?>
-<w:numbering xmlns:wpc="http://schemas.microsoft.com/office/word/2010/wordprocessingCanvas" xmlns:cx="http://schemas.microsoft.com/office/drawing/2014/chartex" xmlns:cx1="http://schemas.microsoft.com/office/drawing/2015/9/8/chartex" xmlns:cx2="http://schemas.microsoft.com/office/drawing/2015/10/21/chartex" xmlns:cx3="http://schemas.microsoft.com/office/drawing/2016/5/9/chartex" xmlns:cx4="http://schemas.microsoft.com/office/drawing/2016/5/10/chartex" xmlns:cx5="http://schemas.microsoft.com/office/drawing/2016/5/11/chartex" xmlns:cx6="http://schemas.microsoft.com/office/drawing/2016/5/12/chartex" xmlns:cx7="http://schemas.microsoft.com/office/drawing/2016/5/13/chartex" xmlns:cx8="http://schemas.microsoft.com/office/drawing/2016/5/14/chartex" xmlns:mc="http://schemas.openxmlformats.org/markup-compatibility/2006" xmlns:aink="http://schemas.microsoft.com/office/drawing/2016/ink" xmlns:am3d="http://schemas.microsoft.com/office/drawing/2017/model3d" xmlns:o="urn:schemas-microsoft-com:office:office" xmlns:r="http://schemas.openxmlformats.org/officeDocument/2006/relationships" xmlns:m="http://schemas.openxmlformats.org/officeDocument/2006/math" xmlns:v="urn:schemas-microsoft-com:vml" xmlns:wp14="http://schemas.microsoft.com/office/word/2010/wordprocessingDrawing" xmlns:wp="http://schemas.openxmlformats.org/drawingml/2006/wordprocessingDrawing" xmlns:w10="urn:schemas-microsoft-com:office:word" xmlns:w="http://schemas.openxmlformats.org/wordprocessingml/2006/main" xmlns:w14="http://schemas.microsoft.com/office/word/2010/wordml" xmlns:w15="http://schemas.microsoft.com/office/word/2012/wordml" xmlns:w16cex="http://schemas.microsoft.com/office/word/2018/wordml/cex" xmlns:w16cid="http://schemas.microsoft.com/office/word/2016/wordml/cid" xmlns:w16="http://schemas.microsoft.com/office/word/2018/wordml" xmlns:w16sdtdh="http://schemas.microsoft.com/office/word/2020/wordml/sdtdatahash" xmlns:w16se="http://schemas.microsoft.com/office/word/2015/wordml/symex" xmlns:wpg="http://schemas.microsoft.com/office/word/2010/wordprocessingGroup" xmlns:wpi="http://schemas.microsoft.com/office/word/2010/wordprocessingInk" xmlns:wne="http://schemas.microsoft.com/office/word/2006/wordml" xmlns:wps="http://schemas.microsoft.com/office/word/2010/wordprocessingShape" mc:Ignorable="w14 w15 w16se w16cid w16 w16cex w16sdtdh wp14">
+<w:numbering xmlns:wpc="http://schemas.microsoft.com/office/word/2010/wordprocessingCanvas" xmlns:cx="http://schemas.microsoft.com/office/drawing/2014/chartex" xmlns:cx1="http://schemas.microsoft.com/office/drawing/2015/9/8/chartex" xmlns:cx2="http://schemas.microsoft.com/office/drawing/2015/10/21/chartex" xmlns:cx3="http://schemas.microsoft.com/office/drawing/2016/5/9/chartex" xmlns:cx4="http://schemas.microsoft.com/office/drawing/2016/5/10/chartex" xmlns:cx5="http://schemas.microsoft.com/office/drawing/2016/5/11/chartex" xmlns:cx6="http://schemas.microsoft.com/office/drawing/2016/5/12/chartex" xmlns:cx7="http://schemas.microsoft.com/office/drawing/2016/5/13/chartex" xmlns:cx8="http://schemas.microsoft.com/office/drawing/2016/5/14/chartex" xmlns:mc="http://schemas.openxmlformats.org/markup-compatibility/2006" xmlns:aink="http://schemas.microsoft.com/office/drawing/2016/ink" xmlns:am3d="http://schemas.microsoft.com/office/drawing/2017/model3d" xmlns:o="urn:schemas-microsoft-com:office:office" xmlns:oel="http://schemas.microsoft.com/office/2019/extlst" xmlns:r="http://schemas.openxmlformats.org/officeDocument/2006/relationships" xmlns:m="http://schemas.openxmlformats.org/officeDocument/2006/math" xmlns:v="urn:schemas-microsoft-com:vml" xmlns:wp14="http://schemas.microsoft.com/office/word/2010/wordprocessingDrawing" xmlns:wp="http://schemas.openxmlformats.org/drawingml/2006/wordprocessingDrawing" xmlns:w10="urn:schemas-microsoft-com:office:word" xmlns:w="http://schemas.openxmlformats.org/wordprocessingml/2006/main" xmlns:w14="http://schemas.microsoft.com/office/word/2010/wordml" xmlns:w15="http://schemas.microsoft.com/office/word/2012/wordml" xmlns:w16cex="http://schemas.microsoft.com/office/word/2018/wordml/cex" xmlns:w16cid="http://schemas.microsoft.com/office/word/2016/wordml/cid" xmlns:w16="http://schemas.microsoft.com/office/word/2018/wordml" xmlns:w16du="http://schemas.microsoft.com/office/word/2023/wordml/word16du" xmlns:w16sdtdh="http://schemas.microsoft.com/office/word/2020/wordml/sdtdatahash" xmlns:w16sdtfl="http://schemas.microsoft.com/office/word/2024/wordml/sdtformatlock" xmlns:w16se="http://schemas.microsoft.com/office/word/2015/wordml/symex" xmlns:wpg="http://schemas.microsoft.com/office/word/2010/wordprocessingGroup" xmlns:wpi="http://schemas.microsoft.com/office/word/2010/wordprocessingInk" xmlns:wne="http://schemas.microsoft.com/office/word/2006/wordml" xmlns:wps="http://schemas.microsoft.com/office/word/2010/wordprocessingShape" mc:Ignorable="w14 w15 w16se w16cid w16 w16cex w16sdtdh w16sdtfl w16du wp14">
   <w:abstractNum w:abstractNumId="0" w15:restartNumberingAfterBreak="0">
+    <w:nsid w:val="06A87B8C"/>
+    <w:multiLevelType w:val="hybridMultilevel"/>
+    <w:tmpl w:val="1E028E5C"/>
+    <w:lvl w:ilvl="0" w:tplc="1DEAF226">
+      <w:start w:val="1"/>
+      <w:numFmt w:val="decimal"/>
+      <w:lvlText w:val="%1."/>
+      <w:lvlJc w:val="left"/>
+      <w:pPr>
+        <w:ind w:left="840" w:hanging="360"/>
+      </w:pPr>
+      <w:rPr>
+        <w:rFonts w:hint="default"/>
+      </w:rPr>
+    </w:lvl>
+    <w:lvl w:ilvl="1" w:tplc="04090019" w:tentative="1">
+      <w:start w:val="1"/>
+      <w:numFmt w:val="ideographTraditional"/>
+      <w:lvlText w:val="%2、"/>
+      <w:lvlJc w:val="left"/>
+      <w:pPr>
+        <w:ind w:left="1440" w:hanging="480"/>
+      </w:pPr>
+    </w:lvl>
+    <w:lvl w:ilvl="2" w:tplc="0409001B" w:tentative="1">
+      <w:start w:val="1"/>
+      <w:numFmt w:val="lowerRoman"/>
+      <w:lvlText w:val="%3."/>
+      <w:lvlJc w:val="right"/>
+      <w:pPr>
+        <w:ind w:left="1920" w:hanging="480"/>
+      </w:pPr>
+    </w:lvl>
+    <w:lvl w:ilvl="3" w:tplc="0409000F" w:tentative="1">
+      <w:start w:val="1"/>
+      <w:numFmt w:val="decimal"/>
+      <w:lvlText w:val="%4."/>
+      <w:lvlJc w:val="left"/>
+      <w:pPr>
+        <w:ind w:left="2400" w:hanging="480"/>
+      </w:pPr>
+    </w:lvl>
+    <w:lvl w:ilvl="4" w:tplc="04090019" w:tentative="1">
+      <w:start w:val="1"/>
+      <w:numFmt w:val="ideographTraditional"/>
+      <w:lvlText w:val="%5、"/>
+      <w:lvlJc w:val="left"/>
+      <w:pPr>
+        <w:ind w:left="2880" w:hanging="480"/>
+      </w:pPr>
+    </w:lvl>
+    <w:lvl w:ilvl="5" w:tplc="0409001B" w:tentative="1">
+      <w:start w:val="1"/>
+      <w:numFmt w:val="lowerRoman"/>
+      <w:lvlText w:val="%6."/>
+      <w:lvlJc w:val="right"/>
+      <w:pPr>
+        <w:ind w:left="3360" w:hanging="480"/>
+      </w:pPr>
+    </w:lvl>
+    <w:lvl w:ilvl="6" w:tplc="0409000F" w:tentative="1">
+      <w:start w:val="1"/>
+      <w:numFmt w:val="decimal"/>
+      <w:lvlText w:val="%7."/>
+      <w:lvlJc w:val="left"/>
+      <w:pPr>
+        <w:ind w:left="3840" w:hanging="480"/>
+      </w:pPr>
+    </w:lvl>
+    <w:lvl w:ilvl="7" w:tplc="04090019" w:tentative="1">
+      <w:start w:val="1"/>
+      <w:numFmt w:val="ideographTraditional"/>
+      <w:lvlText w:val="%8、"/>
+      <w:lvlJc w:val="left"/>
+      <w:pPr>
+        <w:ind w:left="4320" w:hanging="480"/>
+      </w:pPr>
+    </w:lvl>
+    <w:lvl w:ilvl="8" w:tplc="0409001B" w:tentative="1">
+      <w:start w:val="1"/>
+      <w:numFmt w:val="lowerRoman"/>
+      <w:lvlText w:val="%9."/>
+      <w:lvlJc w:val="right"/>
+      <w:pPr>
+        <w:ind w:left="4800" w:hanging="480"/>
+      </w:pPr>
+    </w:lvl>
+  </w:abstractNum>
+  <w:abstractNum w:abstractNumId="1" w15:restartNumberingAfterBreak="0">
+    <w:nsid w:val="19A74D40"/>
+    <w:multiLevelType w:val="hybridMultilevel"/>
+    <w:tmpl w:val="C1461CD2"/>
+    <w:lvl w:ilvl="0" w:tplc="4B1CFF96">
+      <w:start w:val="1"/>
+      <w:numFmt w:val="decimal"/>
+      <w:lvlText w:val="%1."/>
+      <w:lvlJc w:val="left"/>
+      <w:pPr>
+        <w:ind w:left="1082" w:hanging="360"/>
+      </w:pPr>
+      <w:rPr>
+        <w:rFonts w:hint="default"/>
+      </w:rPr>
+    </w:lvl>
+    <w:lvl w:ilvl="1" w:tplc="04090019" w:tentative="1">
+      <w:start w:val="1"/>
+      <w:numFmt w:val="ideographTraditional"/>
+      <w:lvlText w:val="%2、"/>
+      <w:lvlJc w:val="left"/>
+      <w:pPr>
+        <w:ind w:left="1682" w:hanging="480"/>
+      </w:pPr>
+    </w:lvl>
+    <w:lvl w:ilvl="2" w:tplc="0409001B" w:tentative="1">
+      <w:start w:val="1"/>
+      <w:numFmt w:val="lowerRoman"/>
+      <w:lvlText w:val="%3."/>
+      <w:lvlJc w:val="right"/>
+      <w:pPr>
+        <w:ind w:left="2162" w:hanging="480"/>
+      </w:pPr>
+    </w:lvl>
+    <w:lvl w:ilvl="3" w:tplc="0409000F" w:tentative="1">
+      <w:start w:val="1"/>
+      <w:numFmt w:val="decimal"/>
+      <w:lvlText w:val="%4."/>
+      <w:lvlJc w:val="left"/>
+      <w:pPr>
+        <w:ind w:left="2642" w:hanging="480"/>
+      </w:pPr>
+    </w:lvl>
+    <w:lvl w:ilvl="4" w:tplc="04090019" w:tentative="1">
+      <w:start w:val="1"/>
+      <w:numFmt w:val="ideographTraditional"/>
+      <w:lvlText w:val="%5、"/>
+      <w:lvlJc w:val="left"/>
+      <w:pPr>
+        <w:ind w:left="3122" w:hanging="480"/>
+      </w:pPr>
+    </w:lvl>
+    <w:lvl w:ilvl="5" w:tplc="0409001B" w:tentative="1">
+      <w:start w:val="1"/>
+      <w:numFmt w:val="lowerRoman"/>
+      <w:lvlText w:val="%6."/>
+      <w:lvlJc w:val="right"/>
+      <w:pPr>
+        <w:ind w:left="3602" w:hanging="480"/>
+      </w:pPr>
+    </w:lvl>
+    <w:lvl w:ilvl="6" w:tplc="0409000F" w:tentative="1">
+      <w:start w:val="1"/>
+      <w:numFmt w:val="decimal"/>
+      <w:lvlText w:val="%7."/>
+      <w:lvlJc w:val="left"/>
+      <w:pPr>
+        <w:ind w:left="4082" w:hanging="480"/>
+      </w:pPr>
+    </w:lvl>
+    <w:lvl w:ilvl="7" w:tplc="04090019" w:tentative="1">
+      <w:start w:val="1"/>
+      <w:numFmt w:val="ideographTraditional"/>
+      <w:lvlText w:val="%8、"/>
+      <w:lvlJc w:val="left"/>
+      <w:pPr>
+        <w:ind w:left="4562" w:hanging="480"/>
+      </w:pPr>
+    </w:lvl>
+    <w:lvl w:ilvl="8" w:tplc="0409001B" w:tentative="1">
+      <w:start w:val="1"/>
+      <w:numFmt w:val="lowerRoman"/>
+      <w:lvlText w:val="%9."/>
+      <w:lvlJc w:val="right"/>
+      <w:pPr>
+        <w:ind w:left="5042" w:hanging="480"/>
+      </w:pPr>
+    </w:lvl>
+  </w:abstractNum>
+  <w:abstractNum w:abstractNumId="2" w15:restartNumberingAfterBreak="0">
     <w:nsid w:val="38CE6309"/>
     <w:multiLevelType w:val="singleLevel"/>
     <w:tmpl w:val="025E2D7A"/>
@@ -739,14 +3580,204 @@
       </w:rPr>
     </w:lvl>
   </w:abstractNum>
-  <w:num w:numId="1">
+  <w:abstractNum w:abstractNumId="3" w15:restartNumberingAfterBreak="0">
+    <w:nsid w:val="3A383DD5"/>
+    <w:multiLevelType w:val="hybridMultilevel"/>
+    <w:tmpl w:val="90A4837C"/>
+    <w:lvl w:ilvl="0" w:tplc="B4F6F7BC">
+      <w:start w:val="1"/>
+      <w:numFmt w:val="decimal"/>
+      <w:lvlText w:val="%1."/>
+      <w:lvlJc w:val="left"/>
+      <w:pPr>
+        <w:ind w:left="1082" w:hanging="360"/>
+      </w:pPr>
+      <w:rPr>
+        <w:rFonts w:cs="標楷體" w:hint="default"/>
+      </w:rPr>
+    </w:lvl>
+    <w:lvl w:ilvl="1" w:tplc="04090019" w:tentative="1">
+      <w:start w:val="1"/>
+      <w:numFmt w:val="ideographTraditional"/>
+      <w:lvlText w:val="%2、"/>
+      <w:lvlJc w:val="left"/>
+      <w:pPr>
+        <w:ind w:left="1682" w:hanging="480"/>
+      </w:pPr>
+    </w:lvl>
+    <w:lvl w:ilvl="2" w:tplc="0409001B" w:tentative="1">
+      <w:start w:val="1"/>
+      <w:numFmt w:val="lowerRoman"/>
+      <w:lvlText w:val="%3."/>
+      <w:lvlJc w:val="right"/>
+      <w:pPr>
+        <w:ind w:left="2162" w:hanging="480"/>
+      </w:pPr>
+    </w:lvl>
+    <w:lvl w:ilvl="3" w:tplc="0409000F" w:tentative="1">
+      <w:start w:val="1"/>
+      <w:numFmt w:val="decimal"/>
+      <w:lvlText w:val="%4."/>
+      <w:lvlJc w:val="left"/>
+      <w:pPr>
+        <w:ind w:left="2642" w:hanging="480"/>
+      </w:pPr>
+    </w:lvl>
+    <w:lvl w:ilvl="4" w:tplc="04090019" w:tentative="1">
+      <w:start w:val="1"/>
+      <w:numFmt w:val="ideographTraditional"/>
+      <w:lvlText w:val="%5、"/>
+      <w:lvlJc w:val="left"/>
+      <w:pPr>
+        <w:ind w:left="3122" w:hanging="480"/>
+      </w:pPr>
+    </w:lvl>
+    <w:lvl w:ilvl="5" w:tplc="0409001B" w:tentative="1">
+      <w:start w:val="1"/>
+      <w:numFmt w:val="lowerRoman"/>
+      <w:lvlText w:val="%6."/>
+      <w:lvlJc w:val="right"/>
+      <w:pPr>
+        <w:ind w:left="3602" w:hanging="480"/>
+      </w:pPr>
+    </w:lvl>
+    <w:lvl w:ilvl="6" w:tplc="0409000F" w:tentative="1">
+      <w:start w:val="1"/>
+      <w:numFmt w:val="decimal"/>
+      <w:lvlText w:val="%7."/>
+      <w:lvlJc w:val="left"/>
+      <w:pPr>
+        <w:ind w:left="4082" w:hanging="480"/>
+      </w:pPr>
+    </w:lvl>
+    <w:lvl w:ilvl="7" w:tplc="04090019" w:tentative="1">
+      <w:start w:val="1"/>
+      <w:numFmt w:val="ideographTraditional"/>
+      <w:lvlText w:val="%8、"/>
+      <w:lvlJc w:val="left"/>
+      <w:pPr>
+        <w:ind w:left="4562" w:hanging="480"/>
+      </w:pPr>
+    </w:lvl>
+    <w:lvl w:ilvl="8" w:tplc="0409001B" w:tentative="1">
+      <w:start w:val="1"/>
+      <w:numFmt w:val="lowerRoman"/>
+      <w:lvlText w:val="%9."/>
+      <w:lvlJc w:val="right"/>
+      <w:pPr>
+        <w:ind w:left="5042" w:hanging="480"/>
+      </w:pPr>
+    </w:lvl>
+  </w:abstractNum>
+  <w:abstractNum w:abstractNumId="4" w15:restartNumberingAfterBreak="0">
+    <w:nsid w:val="60723548"/>
+    <w:multiLevelType w:val="hybridMultilevel"/>
+    <w:tmpl w:val="3CFE3CDC"/>
+    <w:lvl w:ilvl="0" w:tplc="F48AE224">
+      <w:start w:val="1"/>
+      <w:numFmt w:val="decimal"/>
+      <w:lvlText w:val="%1."/>
+      <w:lvlJc w:val="left"/>
+      <w:pPr>
+        <w:ind w:left="840" w:hanging="360"/>
+      </w:pPr>
+      <w:rPr>
+        <w:rFonts w:hint="default"/>
+      </w:rPr>
+    </w:lvl>
+    <w:lvl w:ilvl="1" w:tplc="04090019" w:tentative="1">
+      <w:start w:val="1"/>
+      <w:numFmt w:val="ideographTraditional"/>
+      <w:lvlText w:val="%2、"/>
+      <w:lvlJc w:val="left"/>
+      <w:pPr>
+        <w:ind w:left="1440" w:hanging="480"/>
+      </w:pPr>
+    </w:lvl>
+    <w:lvl w:ilvl="2" w:tplc="0409001B" w:tentative="1">
+      <w:start w:val="1"/>
+      <w:numFmt w:val="lowerRoman"/>
+      <w:lvlText w:val="%3."/>
+      <w:lvlJc w:val="right"/>
+      <w:pPr>
+        <w:ind w:left="1920" w:hanging="480"/>
+      </w:pPr>
+    </w:lvl>
+    <w:lvl w:ilvl="3" w:tplc="0409000F" w:tentative="1">
+      <w:start w:val="1"/>
+      <w:numFmt w:val="decimal"/>
+      <w:lvlText w:val="%4."/>
+      <w:lvlJc w:val="left"/>
+      <w:pPr>
+        <w:ind w:left="2400" w:hanging="480"/>
+      </w:pPr>
+    </w:lvl>
+    <w:lvl w:ilvl="4" w:tplc="04090019" w:tentative="1">
+      <w:start w:val="1"/>
+      <w:numFmt w:val="ideographTraditional"/>
+      <w:lvlText w:val="%5、"/>
+      <w:lvlJc w:val="left"/>
+      <w:pPr>
+        <w:ind w:left="2880" w:hanging="480"/>
+      </w:pPr>
+    </w:lvl>
+    <w:lvl w:ilvl="5" w:tplc="0409001B" w:tentative="1">
+      <w:start w:val="1"/>
+      <w:numFmt w:val="lowerRoman"/>
+      <w:lvlText w:val="%6."/>
+      <w:lvlJc w:val="right"/>
+      <w:pPr>
+        <w:ind w:left="3360" w:hanging="480"/>
+      </w:pPr>
+    </w:lvl>
+    <w:lvl w:ilvl="6" w:tplc="0409000F" w:tentative="1">
+      <w:start w:val="1"/>
+      <w:numFmt w:val="decimal"/>
+      <w:lvlText w:val="%7."/>
+      <w:lvlJc w:val="left"/>
+      <w:pPr>
+        <w:ind w:left="3840" w:hanging="480"/>
+      </w:pPr>
+    </w:lvl>
+    <w:lvl w:ilvl="7" w:tplc="04090019" w:tentative="1">
+      <w:start w:val="1"/>
+      <w:numFmt w:val="ideographTraditional"/>
+      <w:lvlText w:val="%8、"/>
+      <w:lvlJc w:val="left"/>
+      <w:pPr>
+        <w:ind w:left="4320" w:hanging="480"/>
+      </w:pPr>
+    </w:lvl>
+    <w:lvl w:ilvl="8" w:tplc="0409001B" w:tentative="1">
+      <w:start w:val="1"/>
+      <w:numFmt w:val="lowerRoman"/>
+      <w:lvlText w:val="%9."/>
+      <w:lvlJc w:val="right"/>
+      <w:pPr>
+        <w:ind w:left="4800" w:hanging="480"/>
+      </w:pPr>
+    </w:lvl>
+  </w:abstractNum>
+  <w:num w:numId="1" w16cid:durableId="314457323">
+    <w:abstractNumId w:val="2"/>
+  </w:num>
+  <w:num w:numId="2" w16cid:durableId="168525506">
+    <w:abstractNumId w:val="1"/>
+  </w:num>
+  <w:num w:numId="3" w16cid:durableId="1759908284">
     <w:abstractNumId w:val="0"/>
+  </w:num>
+  <w:num w:numId="4" w16cid:durableId="1263993784">
+    <w:abstractNumId w:val="3"/>
+  </w:num>
+  <w:num w:numId="5" w16cid:durableId="268390644">
+    <w:abstractNumId w:val="4"/>
   </w:num>
 </w:numbering>
 </file>
 
 <file path=word/styles.xml><?xml version="1.0" encoding="utf-8"?>
-<w:styles xmlns:mc="http://schemas.openxmlformats.org/markup-compatibility/2006" xmlns:r="http://schemas.openxmlformats.org/officeDocument/2006/relationships" xmlns:w="http://schemas.openxmlformats.org/wordprocessingml/2006/main" xmlns:w14="http://schemas.microsoft.com/office/word/2010/wordml" xmlns:w15="http://schemas.microsoft.com/office/word/2012/wordml" xmlns:w16cex="http://schemas.microsoft.com/office/word/2018/wordml/cex" xmlns:w16cid="http://schemas.microsoft.com/office/word/2016/wordml/cid" xmlns:w16="http://schemas.microsoft.com/office/word/2018/wordml" xmlns:w16sdtdh="http://schemas.microsoft.com/office/word/2020/wordml/sdtdatahash" xmlns:w16se="http://schemas.microsoft.com/office/word/2015/wordml/symex" mc:Ignorable="w14 w15 w16se w16cid w16 w16cex w16sdtdh">
+<w:styles xmlns:mc="http://schemas.openxmlformats.org/markup-compatibility/2006" xmlns:r="http://schemas.openxmlformats.org/officeDocument/2006/relationships" xmlns:w="http://schemas.openxmlformats.org/wordprocessingml/2006/main" xmlns:w14="http://schemas.microsoft.com/office/word/2010/wordml" xmlns:w15="http://schemas.microsoft.com/office/word/2012/wordml" xmlns:w16cex="http://schemas.microsoft.com/office/word/2018/wordml/cex" xmlns:w16cid="http://schemas.microsoft.com/office/word/2016/wordml/cid" xmlns:w16="http://schemas.microsoft.com/office/word/2018/wordml" xmlns:w16du="http://schemas.microsoft.com/office/word/2023/wordml/word16du" xmlns:w16sdtdh="http://schemas.microsoft.com/office/word/2020/wordml/sdtdatahash" xmlns:w16sdtfl="http://schemas.microsoft.com/office/word/2024/wordml/sdtformatlock" xmlns:w16se="http://schemas.microsoft.com/office/word/2015/wordml/symex" mc:Ignorable="w14 w15 w16se w16cid w16 w16cex w16sdtdh w16sdtfl w16du">
   <w:docDefaults>
     <w:rPrDefault>
       <w:rPr>
@@ -865,6 +3896,7 @@
     <w:lsdException w:name="HTML Sample" w:semiHidden="1" w:unhideWhenUsed="1"/>
     <w:lsdException w:name="HTML Typewriter" w:semiHidden="1" w:unhideWhenUsed="1"/>
     <w:lsdException w:name="HTML Variable" w:semiHidden="1" w:unhideWhenUsed="1"/>
+    <w:lsdException w:name="Normal Table" w:semiHidden="1" w:unhideWhenUsed="1"/>
     <w:lsdException w:name="annotation subject" w:semiHidden="1" w:unhideWhenUsed="1"/>
     <w:lsdException w:name="No List" w:semiHidden="1" w:unhideWhenUsed="1"/>
     <w:lsdException w:name="Outline List 1" w:semiHidden="1" w:unhideWhenUsed="1"/>
@@ -911,8 +3943,10 @@
     <w:lsdException w:name="Table Subtle 2" w:semiHidden="1" w:unhideWhenUsed="1"/>
     <w:lsdException w:name="Table Web 1" w:semiHidden="1" w:unhideWhenUsed="1"/>
     <w:lsdException w:name="Table Web 2" w:semiHidden="1" w:unhideWhenUsed="1"/>
+    <w:lsdException w:name="Table Web 3" w:semiHidden="1" w:unhideWhenUsed="1"/>
     <w:lsdException w:name="Balloon Text" w:semiHidden="1" w:unhideWhenUsed="1"/>
     <w:lsdException w:name="Table Grid" w:uiPriority="39"/>
+    <w:lsdException w:name="Table Theme" w:semiHidden="1" w:unhideWhenUsed="1"/>
     <w:lsdException w:name="Placeholder Text" w:semiHidden="1"/>
     <w:lsdException w:name="No Spacing" w:uiPriority="1" w:qFormat="1"/>
     <w:lsdException w:name="Light Shading" w:uiPriority="60"/>
@@ -1149,7 +4183,6 @@
   <w:style w:type="character" w:default="1" w:styleId="a0">
     <w:name w:val="Default Paragraph Font"/>
     <w:uiPriority w:val="1"/>
-    <w:semiHidden/>
     <w:unhideWhenUsed/>
   </w:style>
   <w:style w:type="table" w:default="1" w:styleId="a1">
@@ -1262,6 +4295,36 @@
     <w:rPr>
       <w:szCs w:val="20"/>
     </w:rPr>
+  </w:style>
+  <w:style w:type="paragraph" w:styleId="aa">
+    <w:name w:val="List Paragraph"/>
+    <w:basedOn w:val="a"/>
+    <w:uiPriority w:val="34"/>
+    <w:qFormat/>
+    <w:rsid w:val="00BE6017"/>
+    <w:pPr>
+      <w:ind w:leftChars="200" w:left="480"/>
+    </w:pPr>
+  </w:style>
+  <w:style w:type="table" w:styleId="ab">
+    <w:name w:val="Table Grid"/>
+    <w:basedOn w:val="a1"/>
+    <w:uiPriority w:val="39"/>
+    <w:rsid w:val="00C224AA"/>
+    <w:rPr>
+      <w:szCs w:val="24"/>
+      <w14:ligatures w14:val="standardContextual"/>
+    </w:rPr>
+    <w:tblPr>
+      <w:tblBorders>
+        <w:top w:val="single" w:sz="4" w:space="0" w:color="auto"/>
+        <w:left w:val="single" w:sz="4" w:space="0" w:color="auto"/>
+        <w:bottom w:val="single" w:sz="4" w:space="0" w:color="auto"/>
+        <w:right w:val="single" w:sz="4" w:space="0" w:color="auto"/>
+        <w:insideH w:val="single" w:sz="4" w:space="0" w:color="auto"/>
+        <w:insideV w:val="single" w:sz="4" w:space="0" w:color="auto"/>
+      </w:tblBorders>
+    </w:tblPr>
   </w:style>
 </w:styles>
 </file>

--- a/文件/系統簡介.docx
+++ b/文件/系統簡介.docx
@@ -85,31 +85,33 @@
         <w:snapToGrid w:val="0"/>
         <w:jc w:val="both"/>
         <w:rPr>
+          <w:rFonts w:ascii="Times New Roman" w:eastAsia="標楷體" w:hAnsi="Times New Roman" w:hint="default"/>
+          <w:sz w:val="28"/>
+        </w:rPr>
+      </w:pPr>
+      <w:r>
+        <w:rPr>
           <w:rFonts w:ascii="Times New Roman" w:eastAsia="標楷體" w:hAnsi="Times New Roman"/>
           <w:sz w:val="28"/>
         </w:rPr>
-      </w:pPr>
+        <w:t>專題名稱：</w:t>
+      </w:r>
       <w:r>
         <w:rPr>
           <w:rFonts w:ascii="Times New Roman" w:eastAsia="標楷體" w:hAnsi="Times New Roman"/>
           <w:sz w:val="28"/>
         </w:rPr>
-        <w:t>專題名稱：</w:t>
-      </w:r>
+        <w:t xml:space="preserve"> </w:t>
+      </w:r>
+      <w:proofErr w:type="spellStart"/>
       <w:r>
         <w:rPr>
           <w:rFonts w:ascii="Times New Roman" w:eastAsia="標楷體" w:hAnsi="Times New Roman"/>
           <w:sz w:val="28"/>
         </w:rPr>
-        <w:t xml:space="preserve"> </w:t>
-      </w:r>
-      <w:r>
-        <w:rPr>
-          <w:rFonts w:ascii="Times New Roman" w:eastAsia="標楷體" w:hAnsi="Times New Roman"/>
-          <w:sz w:val="28"/>
-        </w:rPr>
         <w:t>RiskGenie</w:t>
       </w:r>
+      <w:proofErr w:type="spellEnd"/>
       <w:r>
         <w:rPr>
           <w:rFonts w:ascii="Times New Roman" w:eastAsia="標楷體" w:hAnsi="Times New Roman"/>
@@ -194,13 +196,22 @@
           <w:rFonts w:ascii="Times New Roman" w:eastAsia="標楷體" w:hAnsi="Times New Roman"/>
           <w:sz w:val="28"/>
         </w:rPr>
-        <w:t>顏珮倪</w:t>
-      </w:r>
+        <w:t>顏</w:t>
+      </w:r>
+      <w:proofErr w:type="gramStart"/>
       <w:r>
         <w:rPr>
           <w:rFonts w:ascii="Times New Roman" w:eastAsia="標楷體" w:hAnsi="Times New Roman"/>
           <w:sz w:val="28"/>
         </w:rPr>
+        <w:t>珮倪</w:t>
+      </w:r>
+      <w:proofErr w:type="gramEnd"/>
+      <w:r>
+        <w:rPr>
+          <w:rFonts w:ascii="Times New Roman" w:eastAsia="標楷體" w:hAnsi="Times New Roman"/>
+          <w:sz w:val="28"/>
+        </w:rPr>
         <w:t>、</w:t>
       </w:r>
       <w:r>
@@ -215,13 +226,22 @@
           <w:rFonts w:ascii="Times New Roman" w:eastAsia="標楷體" w:hAnsi="Times New Roman"/>
           <w:sz w:val="28"/>
         </w:rPr>
-        <w:t>林紀媗</w:t>
-      </w:r>
+        <w:t>林紀</w:t>
+      </w:r>
+      <w:proofErr w:type="gramStart"/>
       <w:r>
         <w:rPr>
           <w:rFonts w:ascii="Times New Roman" w:eastAsia="標楷體" w:hAnsi="Times New Roman"/>
           <w:sz w:val="28"/>
         </w:rPr>
+        <w:t>媗</w:t>
+      </w:r>
+      <w:proofErr w:type="gramEnd"/>
+      <w:r>
+        <w:rPr>
+          <w:rFonts w:ascii="Times New Roman" w:eastAsia="標楷體" w:hAnsi="Times New Roman"/>
+          <w:sz w:val="28"/>
+        </w:rPr>
         <w:t>、</w:t>
       </w:r>
       <w:r>
@@ -236,13 +256,22 @@
           <w:rFonts w:ascii="Times New Roman" w:eastAsia="標楷體" w:hAnsi="Times New Roman"/>
           <w:sz w:val="28"/>
         </w:rPr>
-        <w:t>李昕縈</w:t>
-      </w:r>
+        <w:t>李昕</w:t>
+      </w:r>
+      <w:proofErr w:type="gramStart"/>
       <w:r>
         <w:rPr>
           <w:rFonts w:ascii="Times New Roman" w:eastAsia="標楷體" w:hAnsi="Times New Roman"/>
           <w:sz w:val="28"/>
         </w:rPr>
+        <w:t>縈</w:t>
+      </w:r>
+      <w:proofErr w:type="gramEnd"/>
+      <w:r>
+        <w:rPr>
+          <w:rFonts w:ascii="Times New Roman" w:eastAsia="標楷體" w:hAnsi="Times New Roman"/>
+          <w:sz w:val="28"/>
+        </w:rPr>
         <w:t>、</w:t>
       </w:r>
       <w:r>
@@ -257,8 +286,17 @@
           <w:rFonts w:ascii="Times New Roman" w:eastAsia="標楷體" w:hAnsi="Times New Roman"/>
           <w:sz w:val="28"/>
         </w:rPr>
-        <w:t>黃翊甄</w:t>
-      </w:r>
+        <w:t>黃翊</w:t>
+      </w:r>
+      <w:proofErr w:type="gramStart"/>
+      <w:r>
+        <w:rPr>
+          <w:rFonts w:ascii="Times New Roman" w:eastAsia="標楷體" w:hAnsi="Times New Roman"/>
+          <w:sz w:val="28"/>
+        </w:rPr>
+        <w:t>甄</w:t>
+      </w:r>
+      <w:proofErr w:type="gramEnd"/>
       <w:r>
         <w:rPr>
           <w:rFonts w:ascii="Times New Roman" w:eastAsia="標楷體" w:hAnsi="Times New Roman"/>
@@ -314,7 +352,8 @@
         <w:pStyle w:val="a9"/>
         <w:snapToGrid w:val="0"/>
         <w:spacing w:line="360" w:lineRule="auto"/>
-        <w:ind w:left="482" w:firstLineChars="100" w:firstLine="240"/>
+        <w:ind w:left="0" w:firstLineChars="200" w:firstLine="480"/>
+        <w:jc w:val="both"/>
         <w:rPr>
           <w:rFonts w:eastAsia="標楷體"/>
           <w:szCs w:val="24"/>
@@ -325,70 +364,134 @@
           <w:rFonts w:eastAsia="標楷體"/>
           <w:szCs w:val="24"/>
         </w:rPr>
-        <w:t>隨著全球數位化與雲端服務的普及，資訊安全已成為組織營運不可或缺的一部分。為建立具備國際公信力的資安防護體系，許多組織選擇導入</w:t>
-      </w:r>
+        <w:t>隨著全球數位化與雲端服務的</w:t>
+      </w:r>
+      <w:proofErr w:type="gramStart"/>
       <w:r>
         <w:rPr>
           <w:rFonts w:eastAsia="標楷體"/>
           <w:szCs w:val="24"/>
         </w:rPr>
-        <w:t xml:space="preserve"> ISO 27001 </w:t>
-      </w:r>
+        <w:t>普及，</w:t>
+      </w:r>
+      <w:proofErr w:type="gramEnd"/>
       <w:r>
         <w:rPr>
           <w:rFonts w:eastAsia="標楷體"/>
           <w:szCs w:val="24"/>
         </w:rPr>
-        <w:t>資訊安全管理系統（</w:t>
-      </w:r>
+        <w:t>資訊安全已成為組織營運不可或缺的一部分。為建立具備國際公信力</w:t>
+      </w:r>
+      <w:proofErr w:type="gramStart"/>
       <w:r>
         <w:rPr>
           <w:rFonts w:eastAsia="標楷體"/>
           <w:szCs w:val="24"/>
         </w:rPr>
-        <w:t>ISMS</w:t>
-      </w:r>
+        <w:t>的資安防護</w:t>
+      </w:r>
+      <w:proofErr w:type="gramEnd"/>
       <w:r>
         <w:rPr>
           <w:rFonts w:eastAsia="標楷體"/>
           <w:szCs w:val="24"/>
         </w:rPr>
-        <w:t>）。在</w:t>
+        <w:t>體系，許多組織選擇導入</w:t>
       </w:r>
       <w:r>
         <w:rPr>
           <w:rFonts w:eastAsia="標楷體"/>
           <w:szCs w:val="24"/>
         </w:rPr>
-        <w:t xml:space="preserve"> ISMS </w:t>
+        <w:t xml:space="preserve"> ISO 27001 </w:t>
       </w:r>
       <w:r>
         <w:rPr>
           <w:rFonts w:eastAsia="標楷體"/>
           <w:szCs w:val="24"/>
         </w:rPr>
-        <w:t>的標準維運</w:t>
+        <w:t>資訊安全管理系統（</w:t>
       </w:r>
       <w:r>
         <w:rPr>
           <w:rFonts w:eastAsia="標楷體"/>
           <w:szCs w:val="24"/>
         </w:rPr>
-        <w:t>PDCA</w:t>
+        <w:t>ISMS</w:t>
       </w:r>
       <w:r>
         <w:rPr>
           <w:rFonts w:eastAsia="標楷體"/>
           <w:szCs w:val="24"/>
         </w:rPr>
-        <w:t>流程中，「資產盤點」與「風險評鑑」是決定資安政策成敗的關鍵前期作業。</w:t>
+        <w:t>）。在</w:t>
       </w:r>
       <w:r>
         <w:rPr>
           <w:rFonts w:eastAsia="標楷體"/>
           <w:szCs w:val="24"/>
         </w:rPr>
-        <w:t>面對日新月異的資安威脅與新興漏洞，人工方式導致風險評鑑往往淪為應付稽核的靜態文書作業，難以反映現實中動態的威脅環境。</w:t>
+        <w:t xml:space="preserve"> ISMS </w:t>
+      </w:r>
+      <w:r>
+        <w:rPr>
+          <w:rFonts w:eastAsia="標楷體"/>
+          <w:szCs w:val="24"/>
+        </w:rPr>
+        <w:t>的標準維運</w:t>
+      </w:r>
+      <w:r>
+        <w:rPr>
+          <w:rFonts w:eastAsia="標楷體"/>
+          <w:szCs w:val="24"/>
+        </w:rPr>
+        <w:t>PDCA</w:t>
+      </w:r>
+      <w:r>
+        <w:rPr>
+          <w:rFonts w:eastAsia="標楷體"/>
+          <w:szCs w:val="24"/>
+        </w:rPr>
+        <w:t>流程中，「資產盤點」與「風險評鑑」是</w:t>
+      </w:r>
+      <w:proofErr w:type="gramStart"/>
+      <w:r>
+        <w:rPr>
+          <w:rFonts w:eastAsia="標楷體"/>
+          <w:szCs w:val="24"/>
+        </w:rPr>
+        <w:t>決定資安政策</w:t>
+      </w:r>
+      <w:proofErr w:type="gramEnd"/>
+      <w:r>
+        <w:rPr>
+          <w:rFonts w:eastAsia="標楷體"/>
+          <w:szCs w:val="24"/>
+        </w:rPr>
+        <w:t>成敗的關鍵前期作業。</w:t>
+      </w:r>
+      <w:r>
+        <w:rPr>
+          <w:rFonts w:eastAsia="標楷體"/>
+          <w:szCs w:val="24"/>
+        </w:rPr>
+        <w:t>面對日新月異</w:t>
+      </w:r>
+      <w:proofErr w:type="gramStart"/>
+      <w:r>
+        <w:rPr>
+          <w:rFonts w:eastAsia="標楷體"/>
+          <w:szCs w:val="24"/>
+        </w:rPr>
+        <w:t>的資安威脅</w:t>
+      </w:r>
+      <w:proofErr w:type="gramEnd"/>
+      <w:r>
+        <w:rPr>
+          <w:rFonts w:eastAsia="標楷體"/>
+          <w:szCs w:val="24"/>
+        </w:rPr>
+        <w:t>與新興漏洞，人工方式導致風險評鑑往往淪為應付稽核的靜態文書作業，難以反映現實中動態的威脅環境。</w:t>
       </w:r>
     </w:p>
     <w:p>
@@ -421,16 +524,15 @@
     </w:p>
     <w:tbl>
       <w:tblPr>
-        <w:tblW w:w="9297" w:type="dxa"/>
+        <w:tblW w:w="5000" w:type="pct"/>
         <w:jc w:val="center"/>
-        <w:tblLayout w:type="fixed"/>
         <w:tblLook w:val="04A0" w:firstRow="1" w:lastRow="0" w:firstColumn="1" w:lastColumn="0" w:noHBand="0" w:noVBand="1"/>
       </w:tblPr>
       <w:tblGrid>
-        <w:gridCol w:w="1050"/>
-        <w:gridCol w:w="1898"/>
-        <w:gridCol w:w="4535"/>
-        <w:gridCol w:w="1814"/>
+        <w:gridCol w:w="987"/>
+        <w:gridCol w:w="2978"/>
+        <w:gridCol w:w="4960"/>
+        <w:gridCol w:w="1531"/>
       </w:tblGrid>
       <w:tr>
         <w:trPr>
@@ -440,7 +542,7 @@
         </w:trPr>
         <w:tc>
           <w:tcPr>
-            <w:tcW w:w="1050" w:type="dxa"/>
+            <w:tcW w:w="472" w:type="pct"/>
             <w:tcBorders>
               <w:top w:val="single" w:sz="4" w:space="0" w:color="808080" w:themeColor="background1" w:themeShade="80"/>
               <w:left w:val="single" w:sz="4" w:space="0" w:color="808080" w:themeColor="background1" w:themeShade="80"/>
@@ -455,16 +557,12 @@
               <w:jc w:val="center"/>
               <w:rPr>
                 <w:rFonts w:eastAsia="標楷體" w:cs="標楷體"/>
-                <w:b/>
-                <w:bCs/>
-                <w:szCs w:val="28"/>
-              </w:rPr>
-            </w:pPr>
-            <w:r>
-              <w:rPr>
-                <w:rFonts w:eastAsia="標楷體" w:cs="標楷體"/>
-                <w:b/>
-                <w:bCs/>
+                <w:szCs w:val="28"/>
+              </w:rPr>
+            </w:pPr>
+            <w:r>
+              <w:rPr>
+                <w:rFonts w:eastAsia="標楷體" w:cs="標楷體"/>
                 <w:szCs w:val="28"/>
               </w:rPr>
               <w:t>編號</w:t>
@@ -473,7 +571,7 @@
         </w:tc>
         <w:tc>
           <w:tcPr>
-            <w:tcW w:w="1898" w:type="dxa"/>
+            <w:tcW w:w="1424" w:type="pct"/>
             <w:tcBorders>
               <w:top w:val="single" w:sz="4" w:space="0" w:color="808080" w:themeColor="background1" w:themeShade="80"/>
               <w:left w:val="single" w:sz="4" w:space="0" w:color="808080" w:themeColor="background1" w:themeShade="80"/>
@@ -488,16 +586,12 @@
               <w:jc w:val="center"/>
               <w:rPr>
                 <w:rFonts w:eastAsia="標楷體" w:cs="標楷體"/>
-                <w:b/>
-                <w:bCs/>
-                <w:szCs w:val="28"/>
-              </w:rPr>
-            </w:pPr>
-            <w:r>
-              <w:rPr>
-                <w:rFonts w:eastAsia="標楷體" w:cs="標楷體"/>
-                <w:b/>
-                <w:bCs/>
+                <w:szCs w:val="28"/>
+              </w:rPr>
+            </w:pPr>
+            <w:r>
+              <w:rPr>
+                <w:rFonts w:eastAsia="標楷體" w:cs="標楷體"/>
                 <w:szCs w:val="28"/>
               </w:rPr>
               <w:t>功能需求名稱</w:t>
@@ -506,7 +600,7 @@
         </w:tc>
         <w:tc>
           <w:tcPr>
-            <w:tcW w:w="4535" w:type="dxa"/>
+            <w:tcW w:w="2372" w:type="pct"/>
             <w:tcBorders>
               <w:top w:val="single" w:sz="4" w:space="0" w:color="808080" w:themeColor="background1" w:themeShade="80"/>
               <w:left w:val="single" w:sz="4" w:space="0" w:color="808080" w:themeColor="background1" w:themeShade="80"/>
@@ -521,16 +615,12 @@
               <w:jc w:val="center"/>
               <w:rPr>
                 <w:rFonts w:eastAsia="標楷體" w:cs="標楷體"/>
-                <w:b/>
-                <w:bCs/>
-                <w:szCs w:val="28"/>
-              </w:rPr>
-            </w:pPr>
-            <w:r>
-              <w:rPr>
-                <w:rFonts w:eastAsia="標楷體" w:cs="標楷體"/>
-                <w:b/>
-                <w:bCs/>
+                <w:szCs w:val="28"/>
+              </w:rPr>
+            </w:pPr>
+            <w:r>
+              <w:rPr>
+                <w:rFonts w:eastAsia="標楷體" w:cs="標楷體"/>
                 <w:szCs w:val="28"/>
               </w:rPr>
               <w:t>需求說明</w:t>
@@ -539,7 +629,7 @@
         </w:tc>
         <w:tc>
           <w:tcPr>
-            <w:tcW w:w="1814" w:type="dxa"/>
+            <w:tcW w:w="732" w:type="pct"/>
             <w:tcBorders>
               <w:top w:val="single" w:sz="4" w:space="0" w:color="808080" w:themeColor="background1" w:themeShade="80"/>
               <w:left w:val="single" w:sz="4" w:space="0" w:color="808080" w:themeColor="background1" w:themeShade="80"/>
@@ -554,16 +644,12 @@
               <w:jc w:val="center"/>
               <w:rPr>
                 <w:rFonts w:eastAsia="標楷體" w:cs="標楷體"/>
-                <w:b/>
-                <w:bCs/>
-                <w:szCs w:val="28"/>
-              </w:rPr>
-            </w:pPr>
-            <w:r>
-              <w:rPr>
-                <w:rFonts w:eastAsia="標楷體" w:cs="標楷體"/>
-                <w:b/>
-                <w:bCs/>
+                <w:szCs w:val="28"/>
+              </w:rPr>
+            </w:pPr>
+            <w:r>
+              <w:rPr>
+                <w:rFonts w:eastAsia="標楷體" w:cs="標楷體"/>
                 <w:szCs w:val="28"/>
               </w:rPr>
               <w:t>使用者角色</w:t>
@@ -578,7 +664,7 @@
         </w:trPr>
         <w:tc>
           <w:tcPr>
-            <w:tcW w:w="1050" w:type="dxa"/>
+            <w:tcW w:w="472" w:type="pct"/>
             <w:tcBorders>
               <w:top w:val="single" w:sz="4" w:space="0" w:color="808080" w:themeColor="background1" w:themeShade="80"/>
               <w:left w:val="single" w:sz="4" w:space="0" w:color="808080" w:themeColor="background1" w:themeShade="80"/>
@@ -606,7 +692,7 @@
         </w:tc>
         <w:tc>
           <w:tcPr>
-            <w:tcW w:w="1898" w:type="dxa"/>
+            <w:tcW w:w="1424" w:type="pct"/>
             <w:tcBorders>
               <w:top w:val="single" w:sz="4" w:space="0" w:color="808080" w:themeColor="background1" w:themeShade="80"/>
               <w:left w:val="single" w:sz="4" w:space="0" w:color="808080" w:themeColor="background1" w:themeShade="80"/>
@@ -633,7 +719,7 @@
         </w:tc>
         <w:tc>
           <w:tcPr>
-            <w:tcW w:w="4535" w:type="dxa"/>
+            <w:tcW w:w="2372" w:type="pct"/>
             <w:tcBorders>
               <w:top w:val="single" w:sz="4" w:space="0" w:color="808080" w:themeColor="background1" w:themeShade="80"/>
               <w:left w:val="single" w:sz="4" w:space="0" w:color="808080" w:themeColor="background1" w:themeShade="80"/>
@@ -660,7 +746,7 @@
         </w:tc>
         <w:tc>
           <w:tcPr>
-            <w:tcW w:w="1814" w:type="dxa"/>
+            <w:tcW w:w="732" w:type="pct"/>
             <w:tcBorders>
               <w:top w:val="single" w:sz="4" w:space="0" w:color="808080" w:themeColor="background1" w:themeShade="80"/>
               <w:left w:val="single" w:sz="4" w:space="0" w:color="808080" w:themeColor="background1" w:themeShade="80"/>
@@ -693,7 +779,7 @@
         </w:trPr>
         <w:tc>
           <w:tcPr>
-            <w:tcW w:w="1050" w:type="dxa"/>
+            <w:tcW w:w="472" w:type="pct"/>
             <w:tcBorders>
               <w:top w:val="single" w:sz="4" w:space="0" w:color="808080" w:themeColor="background1" w:themeShade="80"/>
               <w:left w:val="single" w:sz="4" w:space="0" w:color="808080" w:themeColor="background1" w:themeShade="80"/>
@@ -721,7 +807,7 @@
         </w:tc>
         <w:tc>
           <w:tcPr>
-            <w:tcW w:w="1898" w:type="dxa"/>
+            <w:tcW w:w="1424" w:type="pct"/>
             <w:tcBorders>
               <w:top w:val="single" w:sz="4" w:space="0" w:color="808080" w:themeColor="background1" w:themeShade="80"/>
               <w:left w:val="single" w:sz="4" w:space="0" w:color="808080" w:themeColor="background1" w:themeShade="80"/>
@@ -748,7 +834,7 @@
         </w:tc>
         <w:tc>
           <w:tcPr>
-            <w:tcW w:w="4535" w:type="dxa"/>
+            <w:tcW w:w="2372" w:type="pct"/>
             <w:tcBorders>
               <w:top w:val="single" w:sz="4" w:space="0" w:color="808080" w:themeColor="background1" w:themeShade="80"/>
               <w:left w:val="single" w:sz="4" w:space="0" w:color="808080" w:themeColor="background1" w:themeShade="80"/>
@@ -789,7 +875,7 @@
         </w:tc>
         <w:tc>
           <w:tcPr>
-            <w:tcW w:w="1814" w:type="dxa"/>
+            <w:tcW w:w="732" w:type="pct"/>
             <w:tcBorders>
               <w:top w:val="single" w:sz="4" w:space="0" w:color="808080" w:themeColor="background1" w:themeShade="80"/>
               <w:left w:val="single" w:sz="4" w:space="0" w:color="808080" w:themeColor="background1" w:themeShade="80"/>
@@ -822,7 +908,7 @@
         </w:trPr>
         <w:tc>
           <w:tcPr>
-            <w:tcW w:w="1050" w:type="dxa"/>
+            <w:tcW w:w="472" w:type="pct"/>
             <w:tcBorders>
               <w:top w:val="single" w:sz="4" w:space="0" w:color="808080" w:themeColor="background1" w:themeShade="80"/>
               <w:left w:val="single" w:sz="4" w:space="0" w:color="808080" w:themeColor="background1" w:themeShade="80"/>
@@ -850,7 +936,7 @@
         </w:tc>
         <w:tc>
           <w:tcPr>
-            <w:tcW w:w="1898" w:type="dxa"/>
+            <w:tcW w:w="1424" w:type="pct"/>
             <w:tcBorders>
               <w:top w:val="single" w:sz="4" w:space="0" w:color="808080" w:themeColor="background1" w:themeShade="80"/>
               <w:left w:val="single" w:sz="4" w:space="0" w:color="808080" w:themeColor="background1" w:themeShade="80"/>
@@ -877,7 +963,7 @@
         </w:tc>
         <w:tc>
           <w:tcPr>
-            <w:tcW w:w="4535" w:type="dxa"/>
+            <w:tcW w:w="2372" w:type="pct"/>
             <w:tcBorders>
               <w:top w:val="single" w:sz="4" w:space="0" w:color="808080" w:themeColor="background1" w:themeShade="80"/>
               <w:left w:val="single" w:sz="4" w:space="0" w:color="808080" w:themeColor="background1" w:themeShade="80"/>
@@ -904,7 +990,7 @@
         </w:tc>
         <w:tc>
           <w:tcPr>
-            <w:tcW w:w="1814" w:type="dxa"/>
+            <w:tcW w:w="732" w:type="pct"/>
             <w:tcBorders>
               <w:top w:val="single" w:sz="4" w:space="0" w:color="808080" w:themeColor="background1" w:themeShade="80"/>
               <w:left w:val="single" w:sz="4" w:space="0" w:color="808080" w:themeColor="background1" w:themeShade="80"/>
@@ -937,7 +1023,7 @@
         </w:trPr>
         <w:tc>
           <w:tcPr>
-            <w:tcW w:w="1050" w:type="dxa"/>
+            <w:tcW w:w="472" w:type="pct"/>
             <w:tcBorders>
               <w:top w:val="single" w:sz="4" w:space="0" w:color="808080" w:themeColor="background1" w:themeShade="80"/>
               <w:left w:val="single" w:sz="4" w:space="0" w:color="808080" w:themeColor="background1" w:themeShade="80"/>
@@ -965,7 +1051,7 @@
         </w:tc>
         <w:tc>
           <w:tcPr>
-            <w:tcW w:w="1898" w:type="dxa"/>
+            <w:tcW w:w="1424" w:type="pct"/>
             <w:tcBorders>
               <w:top w:val="single" w:sz="4" w:space="0" w:color="808080" w:themeColor="background1" w:themeShade="80"/>
               <w:left w:val="single" w:sz="4" w:space="0" w:color="808080" w:themeColor="background1" w:themeShade="80"/>
@@ -992,7 +1078,7 @@
         </w:tc>
         <w:tc>
           <w:tcPr>
-            <w:tcW w:w="4535" w:type="dxa"/>
+            <w:tcW w:w="2372" w:type="pct"/>
             <w:tcBorders>
               <w:top w:val="single" w:sz="4" w:space="0" w:color="808080" w:themeColor="background1" w:themeShade="80"/>
               <w:left w:val="single" w:sz="4" w:space="0" w:color="808080" w:themeColor="background1" w:themeShade="80"/>
@@ -1019,7 +1105,7 @@
         </w:tc>
         <w:tc>
           <w:tcPr>
-            <w:tcW w:w="1814" w:type="dxa"/>
+            <w:tcW w:w="732" w:type="pct"/>
             <w:tcBorders>
               <w:top w:val="single" w:sz="4" w:space="0" w:color="808080" w:themeColor="background1" w:themeShade="80"/>
               <w:left w:val="single" w:sz="4" w:space="0" w:color="808080" w:themeColor="background1" w:themeShade="80"/>
@@ -1052,7 +1138,7 @@
         </w:trPr>
         <w:tc>
           <w:tcPr>
-            <w:tcW w:w="1050" w:type="dxa"/>
+            <w:tcW w:w="472" w:type="pct"/>
             <w:tcBorders>
               <w:top w:val="single" w:sz="4" w:space="0" w:color="808080" w:themeColor="background1" w:themeShade="80"/>
               <w:left w:val="single" w:sz="4" w:space="0" w:color="808080" w:themeColor="background1" w:themeShade="80"/>
@@ -1080,7 +1166,7 @@
         </w:tc>
         <w:tc>
           <w:tcPr>
-            <w:tcW w:w="1898" w:type="dxa"/>
+            <w:tcW w:w="1424" w:type="pct"/>
             <w:tcBorders>
               <w:top w:val="single" w:sz="4" w:space="0" w:color="808080" w:themeColor="background1" w:themeShade="80"/>
               <w:left w:val="single" w:sz="4" w:space="0" w:color="808080" w:themeColor="background1" w:themeShade="80"/>
@@ -1107,7 +1193,7 @@
         </w:tc>
         <w:tc>
           <w:tcPr>
-            <w:tcW w:w="4535" w:type="dxa"/>
+            <w:tcW w:w="2372" w:type="pct"/>
             <w:tcBorders>
               <w:top w:val="single" w:sz="4" w:space="0" w:color="808080" w:themeColor="background1" w:themeShade="80"/>
               <w:left w:val="single" w:sz="4" w:space="0" w:color="808080" w:themeColor="background1" w:themeShade="80"/>
@@ -1134,7 +1220,7 @@
         </w:tc>
         <w:tc>
           <w:tcPr>
-            <w:tcW w:w="1814" w:type="dxa"/>
+            <w:tcW w:w="732" w:type="pct"/>
             <w:tcBorders>
               <w:top w:val="single" w:sz="4" w:space="0" w:color="808080" w:themeColor="background1" w:themeShade="80"/>
               <w:left w:val="single" w:sz="4" w:space="0" w:color="808080" w:themeColor="background1" w:themeShade="80"/>
@@ -1167,7 +1253,7 @@
         </w:trPr>
         <w:tc>
           <w:tcPr>
-            <w:tcW w:w="1050" w:type="dxa"/>
+            <w:tcW w:w="472" w:type="pct"/>
             <w:tcBorders>
               <w:top w:val="single" w:sz="4" w:space="0" w:color="808080" w:themeColor="background1" w:themeShade="80"/>
               <w:left w:val="single" w:sz="4" w:space="0" w:color="808080" w:themeColor="background1" w:themeShade="80"/>
@@ -1195,7 +1281,7 @@
         </w:tc>
         <w:tc>
           <w:tcPr>
-            <w:tcW w:w="1898" w:type="dxa"/>
+            <w:tcW w:w="1424" w:type="pct"/>
             <w:tcBorders>
               <w:top w:val="single" w:sz="4" w:space="0" w:color="808080" w:themeColor="background1" w:themeShade="80"/>
               <w:left w:val="single" w:sz="4" w:space="0" w:color="808080" w:themeColor="background1" w:themeShade="80"/>
@@ -1236,7 +1322,7 @@
         </w:tc>
         <w:tc>
           <w:tcPr>
-            <w:tcW w:w="4535" w:type="dxa"/>
+            <w:tcW w:w="2372" w:type="pct"/>
             <w:tcBorders>
               <w:top w:val="single" w:sz="4" w:space="0" w:color="808080" w:themeColor="background1" w:themeShade="80"/>
               <w:left w:val="single" w:sz="4" w:space="0" w:color="808080" w:themeColor="background1" w:themeShade="80"/>
@@ -1291,7 +1377,7 @@
         </w:tc>
         <w:tc>
           <w:tcPr>
-            <w:tcW w:w="1814" w:type="dxa"/>
+            <w:tcW w:w="732" w:type="pct"/>
             <w:tcBorders>
               <w:top w:val="single" w:sz="4" w:space="0" w:color="808080" w:themeColor="background1" w:themeShade="80"/>
               <w:left w:val="single" w:sz="4" w:space="0" w:color="808080" w:themeColor="background1" w:themeShade="80"/>
@@ -1324,7 +1410,7 @@
         </w:trPr>
         <w:tc>
           <w:tcPr>
-            <w:tcW w:w="1050" w:type="dxa"/>
+            <w:tcW w:w="472" w:type="pct"/>
             <w:tcBorders>
               <w:top w:val="single" w:sz="4" w:space="0" w:color="808080" w:themeColor="background1" w:themeShade="80"/>
               <w:left w:val="single" w:sz="4" w:space="0" w:color="808080" w:themeColor="background1" w:themeShade="80"/>
@@ -1352,7 +1438,7 @@
         </w:tc>
         <w:tc>
           <w:tcPr>
-            <w:tcW w:w="1898" w:type="dxa"/>
+            <w:tcW w:w="1424" w:type="pct"/>
             <w:tcBorders>
               <w:top w:val="single" w:sz="4" w:space="0" w:color="808080" w:themeColor="background1" w:themeShade="80"/>
               <w:left w:val="single" w:sz="4" w:space="0" w:color="808080" w:themeColor="background1" w:themeShade="80"/>
@@ -1379,7 +1465,7 @@
         </w:tc>
         <w:tc>
           <w:tcPr>
-            <w:tcW w:w="4535" w:type="dxa"/>
+            <w:tcW w:w="2372" w:type="pct"/>
             <w:tcBorders>
               <w:top w:val="single" w:sz="4" w:space="0" w:color="808080" w:themeColor="background1" w:themeShade="80"/>
               <w:left w:val="single" w:sz="4" w:space="0" w:color="808080" w:themeColor="background1" w:themeShade="80"/>
@@ -1406,7 +1492,7 @@
         </w:tc>
         <w:tc>
           <w:tcPr>
-            <w:tcW w:w="1814" w:type="dxa"/>
+            <w:tcW w:w="732" w:type="pct"/>
             <w:tcBorders>
               <w:top w:val="single" w:sz="4" w:space="0" w:color="808080" w:themeColor="background1" w:themeShade="80"/>
               <w:left w:val="single" w:sz="4" w:space="0" w:color="808080" w:themeColor="background1" w:themeShade="80"/>
@@ -1439,7 +1525,7 @@
         </w:trPr>
         <w:tc>
           <w:tcPr>
-            <w:tcW w:w="1050" w:type="dxa"/>
+            <w:tcW w:w="472" w:type="pct"/>
             <w:tcBorders>
               <w:top w:val="single" w:sz="4" w:space="0" w:color="808080" w:themeColor="background1" w:themeShade="80"/>
               <w:left w:val="single" w:sz="4" w:space="0" w:color="808080" w:themeColor="background1" w:themeShade="80"/>
@@ -1467,7 +1553,7 @@
         </w:tc>
         <w:tc>
           <w:tcPr>
-            <w:tcW w:w="1898" w:type="dxa"/>
+            <w:tcW w:w="1424" w:type="pct"/>
             <w:tcBorders>
               <w:top w:val="single" w:sz="4" w:space="0" w:color="808080" w:themeColor="background1" w:themeShade="80"/>
               <w:left w:val="single" w:sz="4" w:space="0" w:color="808080" w:themeColor="background1" w:themeShade="80"/>
@@ -1508,7 +1594,7 @@
         </w:tc>
         <w:tc>
           <w:tcPr>
-            <w:tcW w:w="4535" w:type="dxa"/>
+            <w:tcW w:w="2372" w:type="pct"/>
             <w:tcBorders>
               <w:top w:val="single" w:sz="4" w:space="0" w:color="808080" w:themeColor="background1" w:themeShade="80"/>
               <w:left w:val="single" w:sz="4" w:space="0" w:color="808080" w:themeColor="background1" w:themeShade="80"/>
@@ -1535,7 +1621,7 @@
         </w:tc>
         <w:tc>
           <w:tcPr>
-            <w:tcW w:w="1814" w:type="dxa"/>
+            <w:tcW w:w="732" w:type="pct"/>
             <w:tcBorders>
               <w:top w:val="single" w:sz="4" w:space="0" w:color="808080" w:themeColor="background1" w:themeShade="80"/>
               <w:left w:val="single" w:sz="4" w:space="0" w:color="808080" w:themeColor="background1" w:themeShade="80"/>
@@ -1568,7 +1654,7 @@
         </w:trPr>
         <w:tc>
           <w:tcPr>
-            <w:tcW w:w="1050" w:type="dxa"/>
+            <w:tcW w:w="472" w:type="pct"/>
             <w:tcBorders>
               <w:top w:val="single" w:sz="4" w:space="0" w:color="808080" w:themeColor="background1" w:themeShade="80"/>
               <w:left w:val="single" w:sz="4" w:space="0" w:color="808080" w:themeColor="background1" w:themeShade="80"/>
@@ -1596,7 +1682,7 @@
         </w:tc>
         <w:tc>
           <w:tcPr>
-            <w:tcW w:w="1898" w:type="dxa"/>
+            <w:tcW w:w="1424" w:type="pct"/>
             <w:tcBorders>
               <w:top w:val="single" w:sz="4" w:space="0" w:color="808080" w:themeColor="background1" w:themeShade="80"/>
               <w:left w:val="single" w:sz="4" w:space="0" w:color="808080" w:themeColor="background1" w:themeShade="80"/>
@@ -1623,7 +1709,7 @@
         </w:tc>
         <w:tc>
           <w:tcPr>
-            <w:tcW w:w="4535" w:type="dxa"/>
+            <w:tcW w:w="2372" w:type="pct"/>
             <w:tcBorders>
               <w:top w:val="single" w:sz="4" w:space="0" w:color="808080" w:themeColor="background1" w:themeShade="80"/>
               <w:left w:val="single" w:sz="4" w:space="0" w:color="808080" w:themeColor="background1" w:themeShade="80"/>
@@ -1650,7 +1736,7 @@
         </w:tc>
         <w:tc>
           <w:tcPr>
-            <w:tcW w:w="1814" w:type="dxa"/>
+            <w:tcW w:w="732" w:type="pct"/>
             <w:tcBorders>
               <w:top w:val="single" w:sz="4" w:space="0" w:color="808080" w:themeColor="background1" w:themeShade="80"/>
               <w:left w:val="single" w:sz="4" w:space="0" w:color="808080" w:themeColor="background1" w:themeShade="80"/>
@@ -1666,12 +1752,28 @@
                 <w:szCs w:val="28"/>
               </w:rPr>
             </w:pPr>
-            <w:r>
-              <w:rPr>
-                <w:rFonts w:eastAsia="標楷體" w:cs="標楷體"/>
-                <w:szCs w:val="28"/>
-              </w:rPr>
-              <w:t>資安管理員／高階主管</w:t>
+            <w:proofErr w:type="gramStart"/>
+            <w:r>
+              <w:rPr>
+                <w:rFonts w:eastAsia="標楷體" w:cs="標楷體"/>
+                <w:szCs w:val="28"/>
+              </w:rPr>
+              <w:t>資安管理員</w:t>
+            </w:r>
+            <w:proofErr w:type="gramEnd"/>
+            <w:r>
+              <w:rPr>
+                <w:rFonts w:eastAsia="標楷體" w:cs="標楷體" w:hint="eastAsia"/>
+                <w:szCs w:val="28"/>
+              </w:rPr>
+              <w:t>/</w:t>
+            </w:r>
+            <w:r>
+              <w:rPr>
+                <w:rFonts w:eastAsia="標楷體" w:cs="標楷體"/>
+                <w:szCs w:val="28"/>
+              </w:rPr>
+              <w:t>高階主管</w:t>
             </w:r>
           </w:p>
         </w:tc>
@@ -1683,7 +1785,7 @@
         </w:trPr>
         <w:tc>
           <w:tcPr>
-            <w:tcW w:w="1050" w:type="dxa"/>
+            <w:tcW w:w="472" w:type="pct"/>
             <w:tcBorders>
               <w:top w:val="single" w:sz="4" w:space="0" w:color="808080" w:themeColor="background1" w:themeShade="80"/>
               <w:left w:val="single" w:sz="4" w:space="0" w:color="808080" w:themeColor="background1" w:themeShade="80"/>
@@ -1711,7 +1813,7 @@
         </w:tc>
         <w:tc>
           <w:tcPr>
-            <w:tcW w:w="1898" w:type="dxa"/>
+            <w:tcW w:w="1424" w:type="pct"/>
             <w:tcBorders>
               <w:top w:val="single" w:sz="4" w:space="0" w:color="808080" w:themeColor="background1" w:themeShade="80"/>
               <w:left w:val="single" w:sz="4" w:space="0" w:color="808080" w:themeColor="background1" w:themeShade="80"/>
@@ -1738,7 +1840,7 @@
         </w:tc>
         <w:tc>
           <w:tcPr>
-            <w:tcW w:w="4535" w:type="dxa"/>
+            <w:tcW w:w="2372" w:type="pct"/>
             <w:tcBorders>
               <w:top w:val="single" w:sz="4" w:space="0" w:color="808080" w:themeColor="background1" w:themeShade="80"/>
               <w:left w:val="single" w:sz="4" w:space="0" w:color="808080" w:themeColor="background1" w:themeShade="80"/>
@@ -1765,7 +1867,7 @@
         </w:tc>
         <w:tc>
           <w:tcPr>
-            <w:tcW w:w="1814" w:type="dxa"/>
+            <w:tcW w:w="732" w:type="pct"/>
             <w:tcBorders>
               <w:top w:val="single" w:sz="4" w:space="0" w:color="808080" w:themeColor="background1" w:themeShade="80"/>
               <w:left w:val="single" w:sz="4" w:space="0" w:color="808080" w:themeColor="background1" w:themeShade="80"/>
@@ -1798,7 +1900,7 @@
         </w:trPr>
         <w:tc>
           <w:tcPr>
-            <w:tcW w:w="1050" w:type="dxa"/>
+            <w:tcW w:w="472" w:type="pct"/>
             <w:tcBorders>
               <w:top w:val="single" w:sz="4" w:space="0" w:color="808080" w:themeColor="background1" w:themeShade="80"/>
               <w:left w:val="single" w:sz="4" w:space="0" w:color="808080" w:themeColor="background1" w:themeShade="80"/>
@@ -1826,7 +1928,7 @@
         </w:tc>
         <w:tc>
           <w:tcPr>
-            <w:tcW w:w="1898" w:type="dxa"/>
+            <w:tcW w:w="1424" w:type="pct"/>
             <w:tcBorders>
               <w:top w:val="single" w:sz="4" w:space="0" w:color="808080" w:themeColor="background1" w:themeShade="80"/>
               <w:left w:val="single" w:sz="4" w:space="0" w:color="808080" w:themeColor="background1" w:themeShade="80"/>
@@ -1853,7 +1955,7 @@
         </w:tc>
         <w:tc>
           <w:tcPr>
-            <w:tcW w:w="4535" w:type="dxa"/>
+            <w:tcW w:w="2372" w:type="pct"/>
             <w:tcBorders>
               <w:top w:val="single" w:sz="4" w:space="0" w:color="808080" w:themeColor="background1" w:themeShade="80"/>
               <w:left w:val="single" w:sz="4" w:space="0" w:color="808080" w:themeColor="background1" w:themeShade="80"/>
@@ -1880,7 +1982,7 @@
         </w:tc>
         <w:tc>
           <w:tcPr>
-            <w:tcW w:w="1814" w:type="dxa"/>
+            <w:tcW w:w="732" w:type="pct"/>
             <w:tcBorders>
               <w:top w:val="single" w:sz="4" w:space="0" w:color="808080" w:themeColor="background1" w:themeShade="80"/>
               <w:left w:val="single" w:sz="4" w:space="0" w:color="808080" w:themeColor="background1" w:themeShade="80"/>
@@ -1918,6 +2020,20 @@
           <w:szCs w:val="24"/>
         </w:rPr>
       </w:pPr>
+    </w:p>
+    <w:p>
+      <w:pPr>
+        <w:widowControl/>
+        <w:rPr>
+          <w:rFonts w:eastAsia="標楷體" w:hint="eastAsia"/>
+        </w:rPr>
+      </w:pPr>
+      <w:r>
+        <w:rPr>
+          <w:rFonts w:eastAsia="標楷體"/>
+        </w:rPr>
+        <w:br w:type="page"/>
+      </w:r>
     </w:p>
     <w:p>
       <w:pPr>
@@ -1944,6 +2060,7 @@
           <w:b/>
           <w:sz w:val="28"/>
         </w:rPr>
+        <w:lastRenderedPageBreak/>
         <w:t>系統使用對象</w:t>
       </w:r>
     </w:p>
@@ -1952,9 +2069,9 @@
         <w:pStyle w:val="a9"/>
         <w:snapToGrid w:val="0"/>
         <w:spacing w:line="360" w:lineRule="auto"/>
-        <w:ind w:left="482" w:firstLineChars="100" w:firstLine="240"/>
-        <w:rPr>
-          <w:rFonts w:eastAsia="標楷體" w:hint="eastAsia"/>
+        <w:ind w:left="0" w:firstLineChars="200" w:firstLine="480"/>
+        <w:rPr>
+          <w:rFonts w:eastAsia="標楷體"/>
           <w:szCs w:val="24"/>
         </w:rPr>
       </w:pPr>
@@ -2014,6 +2131,7 @@
         </w:numPr>
         <w:snapToGrid w:val="0"/>
         <w:spacing w:line="360" w:lineRule="auto"/>
+        <w:ind w:left="714" w:hanging="357"/>
         <w:rPr>
           <w:rFonts w:eastAsia="標楷體" w:cs="標楷體"/>
         </w:rPr>
@@ -2034,6 +2152,7 @@
         </w:numPr>
         <w:snapToGrid w:val="0"/>
         <w:spacing w:line="360" w:lineRule="auto"/>
+        <w:ind w:left="714" w:hanging="357"/>
         <w:rPr>
           <w:rFonts w:eastAsia="標楷體" w:cs="標楷體"/>
         </w:rPr>
@@ -2054,6 +2173,7 @@
         </w:numPr>
         <w:snapToGrid w:val="0"/>
         <w:spacing w:line="360" w:lineRule="auto"/>
+        <w:ind w:left="714" w:hanging="357"/>
         <w:rPr>
           <w:rFonts w:eastAsia="標楷體" w:cs="標楷體"/>
         </w:rPr>
@@ -2074,27 +2194,42 @@
         </w:numPr>
         <w:snapToGrid w:val="0"/>
         <w:spacing w:line="360" w:lineRule="auto"/>
+        <w:ind w:left="714" w:hanging="357"/>
+        <w:rPr>
+          <w:rFonts w:eastAsia="標楷體" w:cs="標楷體"/>
+        </w:rPr>
+      </w:pPr>
+      <w:r>
         <w:rPr>
           <w:rFonts w:eastAsia="標楷體" w:cs="標楷體" w:hint="eastAsia"/>
         </w:rPr>
-      </w:pPr>
+        <w:t>建置基於</w:t>
+      </w:r>
       <w:r>
         <w:rPr>
           <w:rFonts w:eastAsia="標楷體" w:cs="標楷體" w:hint="eastAsia"/>
         </w:rPr>
-        <w:t>建置基於</w:t>
+        <w:t>RAG</w:t>
       </w:r>
       <w:r>
         <w:rPr>
           <w:rFonts w:eastAsia="標楷體" w:cs="標楷體" w:hint="eastAsia"/>
         </w:rPr>
-        <w:t>RAG</w:t>
-      </w:r>
+        <w:t>技術的合</w:t>
+      </w:r>
+      <w:proofErr w:type="gramStart"/>
       <w:r>
         <w:rPr>
           <w:rFonts w:eastAsia="標楷體" w:cs="標楷體" w:hint="eastAsia"/>
         </w:rPr>
-        <w:t>技術的合規方式</w:t>
+        <w:t>規</w:t>
+      </w:r>
+      <w:proofErr w:type="gramEnd"/>
+      <w:r>
+        <w:rPr>
+          <w:rFonts w:eastAsia="標楷體" w:cs="標楷體" w:hint="eastAsia"/>
+        </w:rPr>
+        <w:t>方式</w:t>
       </w:r>
     </w:p>
     <w:p>
@@ -2329,12 +2464,14 @@
               </w:rPr>
               <w:t>、</w:t>
             </w:r>
+            <w:proofErr w:type="spellStart"/>
             <w:r>
               <w:rPr>
                 <w:rFonts w:eastAsia="標楷體" w:cs="標楷體"/>
               </w:rPr>
               <w:t>Supabase</w:t>
             </w:r>
+            <w:proofErr w:type="spellEnd"/>
           </w:p>
         </w:tc>
       </w:tr>
@@ -2576,12 +2713,14 @@
               </w:rPr>
               <w:t>、</w:t>
             </w:r>
+            <w:proofErr w:type="spellStart"/>
             <w:r>
               <w:rPr>
                 <w:rFonts w:eastAsia="標楷體" w:cs="標楷體"/>
               </w:rPr>
               <w:t>Supabase</w:t>
             </w:r>
+            <w:proofErr w:type="spellEnd"/>
             <w:r>
               <w:rPr>
                 <w:rFonts w:eastAsia="標楷體" w:cs="標楷體"/>
@@ -3098,7 +3237,7 @@
         <w:snapToGrid w:val="0"/>
         <w:spacing w:line="360" w:lineRule="auto"/>
         <w:rPr>
-          <w:rFonts w:eastAsia="標楷體" w:hint="eastAsia"/>
+          <w:rFonts w:eastAsia="標楷體"/>
           <w:b/>
           <w:sz w:val="28"/>
         </w:rPr>
@@ -3137,7 +3276,7 @@
         <w:pStyle w:val="a9"/>
         <w:snapToGrid w:val="0"/>
         <w:spacing w:line="360" w:lineRule="auto"/>
-        <w:ind w:left="482" w:firstLineChars="100" w:firstLine="240"/>
+        <w:ind w:left="0" w:firstLineChars="200" w:firstLine="480"/>
         <w:rPr>
           <w:rFonts w:eastAsia="標楷體"/>
         </w:rPr>
@@ -3187,15 +3326,24 @@
         </w:numPr>
         <w:snapToGrid w:val="0"/>
         <w:spacing w:line="360" w:lineRule="auto"/>
+        <w:ind w:left="714" w:hanging="357"/>
         <w:rPr>
           <w:rFonts w:eastAsia="標楷體"/>
         </w:rPr>
       </w:pPr>
+      <w:proofErr w:type="gramStart"/>
       <w:r>
         <w:rPr>
           <w:rFonts w:eastAsia="標楷體" w:hint="eastAsia"/>
         </w:rPr>
-        <w:t>提升資安行政效率</w:t>
+        <w:t>提升資安行政</w:t>
+      </w:r>
+      <w:proofErr w:type="gramEnd"/>
+      <w:r>
+        <w:rPr>
+          <w:rFonts w:eastAsia="標楷體" w:hint="eastAsia"/>
+        </w:rPr>
+        <w:t>效率</w:t>
       </w:r>
     </w:p>
     <w:p>
@@ -3207,6 +3355,7 @@
         </w:numPr>
         <w:snapToGrid w:val="0"/>
         <w:spacing w:line="360" w:lineRule="auto"/>
+        <w:ind w:left="714" w:hanging="357"/>
         <w:rPr>
           <w:rFonts w:eastAsia="標楷體"/>
         </w:rPr>
@@ -3227,6 +3376,7 @@
         </w:numPr>
         <w:snapToGrid w:val="0"/>
         <w:spacing w:line="360" w:lineRule="auto"/>
+        <w:ind w:left="714" w:hanging="357"/>
         <w:rPr>
           <w:rFonts w:eastAsia="標楷體"/>
         </w:rPr>
@@ -3235,7 +3385,21 @@
         <w:rPr>
           <w:rFonts w:eastAsia="標楷體" w:hint="eastAsia"/>
         </w:rPr>
-        <w:t>優化組織資安資源分配</w:t>
+        <w:t>優化</w:t>
+      </w:r>
+      <w:proofErr w:type="gramStart"/>
+      <w:r>
+        <w:rPr>
+          <w:rFonts w:eastAsia="標楷體" w:hint="eastAsia"/>
+        </w:rPr>
+        <w:t>組織資安資源</w:t>
+      </w:r>
+      <w:proofErr w:type="gramEnd"/>
+      <w:r>
+        <w:rPr>
+          <w:rFonts w:eastAsia="標楷體" w:hint="eastAsia"/>
+        </w:rPr>
+        <w:t>分配</w:t>
       </w:r>
     </w:p>
     <w:p>
@@ -3247,6 +3411,7 @@
         </w:numPr>
         <w:snapToGrid w:val="0"/>
         <w:spacing w:line="360" w:lineRule="auto"/>
+        <w:ind w:left="714" w:hanging="357"/>
         <w:rPr>
           <w:rFonts w:eastAsia="標楷體"/>
         </w:rPr>
@@ -3267,8 +3432,16 @@
         <w:rPr>
           <w:rFonts w:eastAsia="標楷體" w:hint="eastAsia"/>
         </w:rPr>
-        <w:t>、合規且具公信力的資安文件</w:t>
-      </w:r>
+        <w:t>、合</w:t>
+      </w:r>
+      <w:proofErr w:type="gramStart"/>
+      <w:r>
+        <w:rPr>
+          <w:rFonts w:eastAsia="標楷體" w:hint="eastAsia"/>
+        </w:rPr>
+        <w:t>規的資安文件</w:t>
+      </w:r>
+      <w:proofErr w:type="gramEnd"/>
     </w:p>
     <w:p/>
     <w:sectPr>
@@ -4183,6 +4356,7 @@
   <w:style w:type="character" w:default="1" w:styleId="a0">
     <w:name w:val="Default Paragraph Font"/>
     <w:uiPriority w:val="1"/>
+    <w:semiHidden/>
     <w:unhideWhenUsed/>
   </w:style>
   <w:style w:type="table" w:default="1" w:styleId="a1">

--- a/文件/系統簡介.docx
+++ b/文件/系統簡介.docx
@@ -103,7 +103,6 @@
         </w:rPr>
         <w:t xml:space="preserve"> </w:t>
       </w:r>
-      <w:proofErr w:type="spellStart"/>
       <w:r>
         <w:rPr>
           <w:rFonts w:ascii="Times New Roman" w:eastAsia="標楷體" w:hAnsi="Times New Roman"/>
@@ -111,7 +110,6 @@
         </w:rPr>
         <w:t>RiskGenie</w:t>
       </w:r>
-      <w:proofErr w:type="spellEnd"/>
       <w:r>
         <w:rPr>
           <w:rFonts w:ascii="Times New Roman" w:eastAsia="標楷體" w:hAnsi="Times New Roman"/>
@@ -196,107 +194,71 @@
           <w:rFonts w:ascii="Times New Roman" w:eastAsia="標楷體" w:hAnsi="Times New Roman"/>
           <w:sz w:val="28"/>
         </w:rPr>
-        <w:t>顏</w:t>
-      </w:r>
-      <w:proofErr w:type="gramStart"/>
+        <w:t>顏珮倪</w:t>
+      </w:r>
       <w:r>
         <w:rPr>
           <w:rFonts w:ascii="Times New Roman" w:eastAsia="標楷體" w:hAnsi="Times New Roman"/>
           <w:sz w:val="28"/>
         </w:rPr>
-        <w:t>珮倪</w:t>
-      </w:r>
-      <w:proofErr w:type="gramEnd"/>
+        <w:t>、</w:t>
+      </w:r>
       <w:r>
         <w:rPr>
           <w:rFonts w:ascii="Times New Roman" w:eastAsia="標楷體" w:hAnsi="Times New Roman"/>
           <w:sz w:val="28"/>
         </w:rPr>
-        <w:t>、</w:t>
+        <w:t>11436008</w:t>
       </w:r>
       <w:r>
         <w:rPr>
           <w:rFonts w:ascii="Times New Roman" w:eastAsia="標楷體" w:hAnsi="Times New Roman"/>
           <w:sz w:val="28"/>
         </w:rPr>
-        <w:t>11436008</w:t>
+        <w:t>林紀媗</w:t>
       </w:r>
       <w:r>
         <w:rPr>
           <w:rFonts w:ascii="Times New Roman" w:eastAsia="標楷體" w:hAnsi="Times New Roman"/>
           <w:sz w:val="28"/>
         </w:rPr>
-        <w:t>林紀</w:t>
-      </w:r>
-      <w:proofErr w:type="gramStart"/>
+        <w:t>、</w:t>
+      </w:r>
       <w:r>
         <w:rPr>
           <w:rFonts w:ascii="Times New Roman" w:eastAsia="標楷體" w:hAnsi="Times New Roman"/>
           <w:sz w:val="28"/>
         </w:rPr>
-        <w:t>媗</w:t>
-      </w:r>
-      <w:proofErr w:type="gramEnd"/>
+        <w:t>11436010</w:t>
+      </w:r>
       <w:r>
         <w:rPr>
           <w:rFonts w:ascii="Times New Roman" w:eastAsia="標楷體" w:hAnsi="Times New Roman"/>
           <w:sz w:val="28"/>
         </w:rPr>
-        <w:t>、</w:t>
+        <w:t>李昕縈</w:t>
       </w:r>
       <w:r>
         <w:rPr>
           <w:rFonts w:ascii="Times New Roman" w:eastAsia="標楷體" w:hAnsi="Times New Roman"/>
           <w:sz w:val="28"/>
         </w:rPr>
-        <w:t>11436010</w:t>
+        <w:t>、</w:t>
       </w:r>
       <w:r>
         <w:rPr>
           <w:rFonts w:ascii="Times New Roman" w:eastAsia="標楷體" w:hAnsi="Times New Roman"/>
           <w:sz w:val="28"/>
         </w:rPr>
-        <w:t>李昕</w:t>
-      </w:r>
-      <w:proofErr w:type="gramStart"/>
+        <w:t>11436021</w:t>
+      </w:r>
       <w:r>
         <w:rPr>
           <w:rFonts w:ascii="Times New Roman" w:eastAsia="標楷體" w:hAnsi="Times New Roman"/>
           <w:sz w:val="28"/>
         </w:rPr>
-        <w:t>縈</w:t>
-      </w:r>
-      <w:proofErr w:type="gramEnd"/>
-      <w:r>
-        <w:rPr>
-          <w:rFonts w:ascii="Times New Roman" w:eastAsia="標楷體" w:hAnsi="Times New Roman"/>
-          <w:sz w:val="28"/>
-        </w:rPr>
-        <w:t>、</w:t>
-      </w:r>
-      <w:r>
-        <w:rPr>
-          <w:rFonts w:ascii="Times New Roman" w:eastAsia="標楷體" w:hAnsi="Times New Roman"/>
-          <w:sz w:val="28"/>
-        </w:rPr>
-        <w:t>11436021</w:t>
-      </w:r>
-      <w:r>
-        <w:rPr>
-          <w:rFonts w:ascii="Times New Roman" w:eastAsia="標楷體" w:hAnsi="Times New Roman"/>
-          <w:sz w:val="28"/>
-        </w:rPr>
-        <w:t>黃翊</w:t>
-      </w:r>
-      <w:proofErr w:type="gramStart"/>
-      <w:r>
-        <w:rPr>
-          <w:rFonts w:ascii="Times New Roman" w:eastAsia="標楷體" w:hAnsi="Times New Roman"/>
-          <w:sz w:val="28"/>
-        </w:rPr>
-        <w:t>甄</w:t>
-      </w:r>
-      <w:proofErr w:type="gramEnd"/>
+        <w:t>黃翊甄</w:t>
+      </w:r>
       <w:r>
         <w:rPr>
           <w:rFonts w:ascii="Times New Roman" w:eastAsia="標楷體" w:hAnsi="Times New Roman"/>
@@ -364,134 +326,70 @@
           <w:rFonts w:eastAsia="標楷體"/>
           <w:szCs w:val="24"/>
         </w:rPr>
-        <w:t>隨著全球數位化與雲端服務的</w:t>
-      </w:r>
-      <w:proofErr w:type="gramStart"/>
+        <w:t>隨著全球數位化與雲端服務的普及，資訊安全已成為組織營運不可或缺的一部分。為建立具備國際公信力的資安防護體系，許多組織選擇導入</w:t>
+      </w:r>
       <w:r>
         <w:rPr>
           <w:rFonts w:eastAsia="標楷體"/>
           <w:szCs w:val="24"/>
         </w:rPr>
-        <w:t>普及，</w:t>
-      </w:r>
-      <w:proofErr w:type="gramEnd"/>
+        <w:t xml:space="preserve"> ISO 27001 </w:t>
+      </w:r>
       <w:r>
         <w:rPr>
           <w:rFonts w:eastAsia="標楷體"/>
           <w:szCs w:val="24"/>
         </w:rPr>
-        <w:t>資訊安全已成為組織營運不可或缺的一部分。為建立具備國際公信力</w:t>
-      </w:r>
-      <w:proofErr w:type="gramStart"/>
+        <w:t>資訊安全管理系統（</w:t>
+      </w:r>
       <w:r>
         <w:rPr>
           <w:rFonts w:eastAsia="標楷體"/>
           <w:szCs w:val="24"/>
         </w:rPr>
-        <w:t>的資安防護</w:t>
-      </w:r>
-      <w:proofErr w:type="gramEnd"/>
+        <w:t>ISMS</w:t>
+      </w:r>
       <w:r>
         <w:rPr>
           <w:rFonts w:eastAsia="標楷體"/>
           <w:szCs w:val="24"/>
         </w:rPr>
-        <w:t>體系，許多組織選擇導入</w:t>
+        <w:t>）。在</w:t>
       </w:r>
       <w:r>
         <w:rPr>
           <w:rFonts w:eastAsia="標楷體"/>
           <w:szCs w:val="24"/>
         </w:rPr>
-        <w:t xml:space="preserve"> ISO 27001 </w:t>
+        <w:t xml:space="preserve"> ISMS </w:t>
       </w:r>
       <w:r>
         <w:rPr>
           <w:rFonts w:eastAsia="標楷體"/>
           <w:szCs w:val="24"/>
         </w:rPr>
-        <w:t>資訊安全管理系統（</w:t>
+        <w:t>的標準維運</w:t>
       </w:r>
       <w:r>
         <w:rPr>
           <w:rFonts w:eastAsia="標楷體"/>
           <w:szCs w:val="24"/>
         </w:rPr>
-        <w:t>ISMS</w:t>
+        <w:t>PDCA</w:t>
       </w:r>
       <w:r>
         <w:rPr>
           <w:rFonts w:eastAsia="標楷體"/>
           <w:szCs w:val="24"/>
         </w:rPr>
-        <w:t>）。在</w:t>
+        <w:t>流程中，「資產盤點」與「風險評鑑」是決定資安政策成敗的關鍵前期作業。</w:t>
       </w:r>
       <w:r>
         <w:rPr>
           <w:rFonts w:eastAsia="標楷體"/>
           <w:szCs w:val="24"/>
         </w:rPr>
-        <w:t xml:space="preserve"> ISMS </w:t>
-      </w:r>
-      <w:r>
-        <w:rPr>
-          <w:rFonts w:eastAsia="標楷體"/>
-          <w:szCs w:val="24"/>
-        </w:rPr>
-        <w:t>的標準維運</w:t>
-      </w:r>
-      <w:r>
-        <w:rPr>
-          <w:rFonts w:eastAsia="標楷體"/>
-          <w:szCs w:val="24"/>
-        </w:rPr>
-        <w:t>PDCA</w:t>
-      </w:r>
-      <w:r>
-        <w:rPr>
-          <w:rFonts w:eastAsia="標楷體"/>
-          <w:szCs w:val="24"/>
-        </w:rPr>
-        <w:t>流程中，「資產盤點」與「風險評鑑」是</w:t>
-      </w:r>
-      <w:proofErr w:type="gramStart"/>
-      <w:r>
-        <w:rPr>
-          <w:rFonts w:eastAsia="標楷體"/>
-          <w:szCs w:val="24"/>
-        </w:rPr>
-        <w:t>決定資安政策</w:t>
-      </w:r>
-      <w:proofErr w:type="gramEnd"/>
-      <w:r>
-        <w:rPr>
-          <w:rFonts w:eastAsia="標楷體"/>
-          <w:szCs w:val="24"/>
-        </w:rPr>
-        <w:t>成敗的關鍵前期作業。</w:t>
-      </w:r>
-      <w:r>
-        <w:rPr>
-          <w:rFonts w:eastAsia="標楷體"/>
-          <w:szCs w:val="24"/>
-        </w:rPr>
-        <w:t>面對日新月異</w:t>
-      </w:r>
-      <w:proofErr w:type="gramStart"/>
-      <w:r>
-        <w:rPr>
-          <w:rFonts w:eastAsia="標楷體"/>
-          <w:szCs w:val="24"/>
-        </w:rPr>
-        <w:t>的資安威脅</w:t>
-      </w:r>
-      <w:proofErr w:type="gramEnd"/>
-      <w:r>
-        <w:rPr>
-          <w:rFonts w:eastAsia="標楷體"/>
-          <w:szCs w:val="24"/>
-        </w:rPr>
-        <w:t>與新興漏洞，人工方式導致風險評鑑往往淪為應付稽核的靜態文書作業，難以反映現實中動態的威脅環境。</w:t>
+        <w:t>面對日新月異的資安威脅與新興漏洞，人工方式導致風險評鑑往往淪為應付稽核的靜態文書作業，難以反映現實中動態的威脅環境。</w:t>
       </w:r>
     </w:p>
     <w:p>
@@ -1752,7 +1650,6 @@
                 <w:szCs w:val="28"/>
               </w:rPr>
             </w:pPr>
-            <w:proofErr w:type="gramStart"/>
             <w:r>
               <w:rPr>
                 <w:rFonts w:eastAsia="標楷體" w:cs="標楷體"/>
@@ -1760,7 +1657,6 @@
               </w:rPr>
               <w:t>資安管理員</w:t>
             </w:r>
-            <w:proofErr w:type="gramEnd"/>
             <w:r>
               <w:rPr>
                 <w:rFonts w:eastAsia="標楷體" w:cs="標楷體" w:hint="eastAsia"/>
@@ -2025,7 +1921,7 @@
       <w:pPr>
         <w:widowControl/>
         <w:rPr>
-          <w:rFonts w:eastAsia="標楷體" w:hint="eastAsia"/>
+          <w:rFonts w:eastAsia="標楷體"/>
         </w:rPr>
       </w:pPr>
       <w:r>
@@ -2091,7 +1987,13 @@
         <w:rPr>
           <w:rFonts w:eastAsia="標楷體" w:cs="標楷體"/>
         </w:rPr>
-        <w:t>的單位之人員</w:t>
+        <w:t>的</w:t>
+      </w:r>
+      <w:r>
+        <w:rPr>
+          <w:rFonts w:eastAsia="標楷體" w:cs="標楷體" w:hint="eastAsia"/>
+        </w:rPr>
+        <w:t>企業</w:t>
       </w:r>
     </w:p>
     <w:p>
@@ -2215,21 +2117,7 @@
         <w:rPr>
           <w:rFonts w:eastAsia="標楷體" w:cs="標楷體" w:hint="eastAsia"/>
         </w:rPr>
-        <w:t>技術的合</w:t>
-      </w:r>
-      <w:proofErr w:type="gramStart"/>
-      <w:r>
-        <w:rPr>
-          <w:rFonts w:eastAsia="標楷體" w:cs="標楷體" w:hint="eastAsia"/>
-        </w:rPr>
-        <w:t>規</w:t>
-      </w:r>
-      <w:proofErr w:type="gramEnd"/>
-      <w:r>
-        <w:rPr>
-          <w:rFonts w:eastAsia="標楷體" w:cs="標楷體" w:hint="eastAsia"/>
-        </w:rPr>
-        <w:t>方式</w:t>
+        <w:t>技術的合規方式</w:t>
       </w:r>
     </w:p>
     <w:p>
@@ -2464,14 +2352,12 @@
               </w:rPr>
               <w:t>、</w:t>
             </w:r>
-            <w:proofErr w:type="spellStart"/>
             <w:r>
               <w:rPr>
                 <w:rFonts w:eastAsia="標楷體" w:cs="標楷體"/>
               </w:rPr>
               <w:t>Supabase</w:t>
             </w:r>
-            <w:proofErr w:type="spellEnd"/>
           </w:p>
         </w:tc>
       </w:tr>
@@ -2713,14 +2599,12 @@
               </w:rPr>
               <w:t>、</w:t>
             </w:r>
-            <w:proofErr w:type="spellStart"/>
             <w:r>
               <w:rPr>
                 <w:rFonts w:eastAsia="標楷體" w:cs="標楷體"/>
               </w:rPr>
               <w:t>Supabase</w:t>
             </w:r>
-            <w:proofErr w:type="spellEnd"/>
             <w:r>
               <w:rPr>
                 <w:rFonts w:eastAsia="標楷體" w:cs="標楷體"/>
@@ -3331,19 +3215,11 @@
           <w:rFonts w:eastAsia="標楷體"/>
         </w:rPr>
       </w:pPr>
-      <w:proofErr w:type="gramStart"/>
       <w:r>
         <w:rPr>
           <w:rFonts w:eastAsia="標楷體" w:hint="eastAsia"/>
         </w:rPr>
-        <w:t>提升資安行政</w:t>
-      </w:r>
-      <w:proofErr w:type="gramEnd"/>
-      <w:r>
-        <w:rPr>
-          <w:rFonts w:eastAsia="標楷體" w:hint="eastAsia"/>
-        </w:rPr>
-        <w:t>效率</w:t>
+        <w:t>提升資安行政效率</w:t>
       </w:r>
     </w:p>
     <w:p>
@@ -3385,21 +3261,7 @@
         <w:rPr>
           <w:rFonts w:eastAsia="標楷體" w:hint="eastAsia"/>
         </w:rPr>
-        <w:t>優化</w:t>
-      </w:r>
-      <w:proofErr w:type="gramStart"/>
-      <w:r>
-        <w:rPr>
-          <w:rFonts w:eastAsia="標楷體" w:hint="eastAsia"/>
-        </w:rPr>
-        <w:t>組織資安資源</w:t>
-      </w:r>
-      <w:proofErr w:type="gramEnd"/>
-      <w:r>
-        <w:rPr>
-          <w:rFonts w:eastAsia="標楷體" w:hint="eastAsia"/>
-        </w:rPr>
-        <w:t>分配</w:t>
+        <w:t>優化組織資安資源分配</w:t>
       </w:r>
     </w:p>
     <w:p>
@@ -3432,16 +3294,8 @@
         <w:rPr>
           <w:rFonts w:eastAsia="標楷體" w:hint="eastAsia"/>
         </w:rPr>
-        <w:t>、合</w:t>
-      </w:r>
-      <w:proofErr w:type="gramStart"/>
-      <w:r>
-        <w:rPr>
-          <w:rFonts w:eastAsia="標楷體" w:hint="eastAsia"/>
-        </w:rPr>
-        <w:t>規的資安文件</w:t>
-      </w:r>
-      <w:proofErr w:type="gramEnd"/>
+        <w:t>、合規的資安文件</w:t>
+      </w:r>
     </w:p>
     <w:p/>
     <w:sectPr>
